--- a/Mothomedi_olorato_Mar2026_A01.docx
+++ b/Mothomedi_olorato_Mar2026_A01.docx
@@ -5,12 +5,12 @@
     <w:p>
       <w:pPr>
         <w:pBdr>
-          <w:bottom w:val="single" w:sz="12" w:space="6" w:color="0056D2"/>
+          <w:bottom w:val="single" w:sz="12" w:space="5" w:color="0056D2"/>
         </w:pBdr>
-        <w:spacing w:before="750" w:after="75"/>
+        <w:spacing w:before="75" w:after="75"/>
         <w:jc w:val="center"/>
         <w:outlineLvl w:val="1"/>
-        <w:divId w:val="697774461"/>
+        <w:divId w:val="1738868039"/>
         <w:rPr>
           <w:rFonts w:ascii="Calibri" w:eastAsia="Times New Roman" w:hAnsi="Calibri" w:cs="Calibri"/>
           <w:b/>
@@ -39,20 +39,20 @@
     <w:p>
       <w:pPr>
         <w:pStyle w:val="NormalWeb"/>
-        <w:divId w:val="697774461"/>
+        <w:divId w:val="1738868039"/>
         <w:rPr>
           <w:rFonts w:ascii="Calibri" w:hAnsi="Calibri" w:cs="Calibri"/>
           <w:color w:val="555555"/>
-          <w:sz w:val="23"/>
-          <w:szCs w:val="23"/>
+          <w:sz w:val="21"/>
+          <w:szCs w:val="21"/>
         </w:rPr>
       </w:pPr>
       <w:r>
         <w:rPr>
           <w:rFonts w:ascii="Calibri" w:hAnsi="Calibri" w:cs="Calibri"/>
           <w:color w:val="555555"/>
-          <w:sz w:val="23"/>
-          <w:szCs w:val="23"/>
+          <w:sz w:val="21"/>
+          <w:szCs w:val="21"/>
         </w:rPr>
         <w:t>School of Computing and Information Systems</w:t>
       </w:r>
@@ -60,32 +60,32 @@
     <w:p>
       <w:pPr>
         <w:jc w:val="center"/>
-        <w:divId w:val="697774461"/>
-        <w:rPr>
-          <w:rFonts w:ascii="Calibri" w:eastAsia="Times New Roman" w:hAnsi="Calibri" w:cs="Calibri"/>
-          <w:color w:val="1F1F1F"/>
-        </w:rPr>
-      </w:pPr>
-    </w:p>
-    <w:p>
-      <w:pPr>
-        <w:spacing w:before="525" w:after="450"/>
+        <w:divId w:val="1738868039"/>
+        <w:rPr>
+          <w:rFonts w:ascii="Calibri" w:eastAsia="Times New Roman" w:hAnsi="Calibri" w:cs="Calibri"/>
+          <w:color w:val="1F1F1F"/>
+        </w:rPr>
+      </w:pPr>
+    </w:p>
+    <w:p>
+      <w:pPr>
+        <w:spacing w:before="150" w:after="150"/>
         <w:jc w:val="center"/>
         <w:outlineLvl w:val="2"/>
-        <w:divId w:val="697774461"/>
+        <w:divId w:val="1738868039"/>
         <w:rPr>
           <w:rFonts w:ascii="Calibri" w:eastAsia="Times New Roman" w:hAnsi="Calibri" w:cs="Calibri"/>
           <w:color w:val="0056D2"/>
-          <w:sz w:val="33"/>
-          <w:szCs w:val="33"/>
+          <w:sz w:val="30"/>
+          <w:szCs w:val="30"/>
         </w:rPr>
       </w:pPr>
       <w:r>
         <w:rPr>
           <w:rFonts w:ascii="Calibri" w:eastAsia="Times New Roman" w:hAnsi="Calibri" w:cs="Calibri"/>
           <w:color w:val="0056D2"/>
-          <w:sz w:val="33"/>
-          <w:szCs w:val="33"/>
+          <w:sz w:val="30"/>
+          <w:szCs w:val="30"/>
         </w:rPr>
         <w:t>Web &amp; Multimedia Development</w:t>
       </w:r>
@@ -93,20 +93,20 @@
     <w:p>
       <w:pPr>
         <w:pStyle w:val="NormalWeb"/>
-        <w:divId w:val="697774461"/>
+        <w:divId w:val="1738868039"/>
         <w:rPr>
           <w:rFonts w:ascii="Calibri" w:hAnsi="Calibri" w:cs="Calibri"/>
           <w:color w:val="1F1F1F"/>
-          <w:sz w:val="23"/>
-          <w:szCs w:val="23"/>
+          <w:sz w:val="21"/>
+          <w:szCs w:val="21"/>
         </w:rPr>
       </w:pPr>
       <w:r>
         <w:rPr>
           <w:rFonts w:ascii="Calibri" w:hAnsi="Calibri" w:cs="Calibri"/>
           <w:color w:val="1F1F1F"/>
-          <w:sz w:val="23"/>
-          <w:szCs w:val="23"/>
+          <w:sz w:val="21"/>
+          <w:szCs w:val="21"/>
         </w:rPr>
         <w:t>Year 1, Semester 2 — Assignment 01</w:t>
       </w:r>
@@ -115,7 +115,7 @@
       <w:pPr>
         <w:spacing w:before="300" w:after="300"/>
         <w:jc w:val="center"/>
-        <w:divId w:val="697774461"/>
+        <w:divId w:val="1738868039"/>
         <w:rPr>
           <w:rFonts w:ascii="Calibri" w:eastAsia="Times New Roman" w:hAnsi="Calibri" w:cs="Calibri"/>
           <w:color w:val="1F1F1F"/>
@@ -127,24 +127,24 @@
           <w:color w:val="1F1F1F"/>
         </w:rPr>
         <w:pict>
-          <v:rect id="_x0000_i1025" style="width:150pt;height:1.5pt" o:hrpct="0" o:hralign="center" o:hrstd="t" o:hr="t" fillcolor="#a0a0a0" stroked="f"/>
+          <v:rect id="_x0000_i1025" style="width:135pt;height:1.5pt" o:hrpct="0" o:hralign="center" o:hrstd="t" o:hr="t" fillcolor="#a0a0a0" stroked="f"/>
         </w:pict>
       </w:r>
     </w:p>
     <w:p>
       <w:pPr>
-        <w:spacing w:before="750" w:after="75"/>
+        <w:spacing w:before="75" w:after="75"/>
         <w:jc w:val="center"/>
         <w:outlineLvl w:val="1"/>
-        <w:divId w:val="697774461"/>
+        <w:divId w:val="1738868039"/>
         <w:rPr>
           <w:rFonts w:ascii="Calibri" w:eastAsia="Times New Roman" w:hAnsi="Calibri" w:cs="Calibri"/>
           <w:b/>
           <w:bCs/>
           <w:color w:val="0A2540"/>
           <w:kern w:val="36"/>
-          <w:sz w:val="39"/>
-          <w:szCs w:val="39"/>
+          <w:sz w:val="36"/>
+          <w:szCs w:val="36"/>
         </w:rPr>
       </w:pPr>
       <w:r>
@@ -154,8 +154,8 @@
           <w:bCs/>
           <w:color w:val="0A2540"/>
           <w:kern w:val="36"/>
-          <w:sz w:val="39"/>
-          <w:szCs w:val="39"/>
+          <w:sz w:val="36"/>
+          <w:szCs w:val="36"/>
         </w:rPr>
         <w:t>Lumina Academy Website</w:t>
       </w:r>
@@ -164,7 +164,7 @@
       <w:pPr>
         <w:spacing w:before="300" w:after="300"/>
         <w:jc w:val="center"/>
-        <w:divId w:val="697774461"/>
+        <w:divId w:val="1738868039"/>
         <w:rPr>
           <w:rFonts w:ascii="Calibri" w:eastAsia="Times New Roman" w:hAnsi="Calibri" w:cs="Calibri"/>
           <w:color w:val="1F1F1F"/>
@@ -176,20 +176,17 @@
           <w:color w:val="1F1F1F"/>
         </w:rPr>
         <w:pict>
-          <v:rect id="_x0000_i1026" style="width:150pt;height:1.5pt" o:hrpct="0" o:hralign="center" o:hrstd="t" o:hr="t" fillcolor="#a0a0a0" stroked="f"/>
+          <v:rect id="_x0000_i1026" style="width:135pt;height:1.5pt" o:hrpct="0" o:hralign="center" o:hrstd="t" o:hr="t" fillcolor="#a0a0a0" stroked="f"/>
         </w:pict>
       </w:r>
     </w:p>
     <w:p>
       <w:pPr>
-        <w:spacing w:before="90" w:after="90"/>
-        <w:jc w:val="both"/>
-        <w:divId w:val="195430418"/>
+        <w:pStyle w:val="NormalWeb"/>
+        <w:divId w:val="192966976"/>
         <w:rPr>
           <w:rFonts w:ascii="Calibri" w:hAnsi="Calibri" w:cs="Calibri"/>
           <w:color w:val="1F1F1F"/>
-          <w:sz w:val="20"/>
-          <w:szCs w:val="20"/>
         </w:rPr>
       </w:pPr>
       <w:r>
@@ -197,8 +194,6 @@
           <w:rStyle w:val="Strong"/>
           <w:rFonts w:ascii="Calibri" w:hAnsi="Calibri" w:cs="Calibri"/>
           <w:color w:val="1F1F1F"/>
-          <w:sz w:val="20"/>
-          <w:szCs w:val="20"/>
         </w:rPr>
         <w:t>Student Name:</w:t>
       </w:r>
@@ -206,22 +201,17 @@
         <w:rPr>
           <w:rFonts w:ascii="Calibri" w:hAnsi="Calibri" w:cs="Calibri"/>
           <w:color w:val="1F1F1F"/>
-          <w:sz w:val="20"/>
-          <w:szCs w:val="20"/>
         </w:rPr>
         <w:t xml:space="preserve"> Olorato Mothomedi</w:t>
       </w:r>
     </w:p>
     <w:p>
       <w:pPr>
-        <w:spacing w:before="90" w:after="90"/>
-        <w:jc w:val="both"/>
-        <w:divId w:val="195430418"/>
+        <w:pStyle w:val="NormalWeb"/>
+        <w:divId w:val="192966976"/>
         <w:rPr>
           <w:rFonts w:ascii="Calibri" w:hAnsi="Calibri" w:cs="Calibri"/>
           <w:color w:val="1F1F1F"/>
-          <w:sz w:val="20"/>
-          <w:szCs w:val="20"/>
         </w:rPr>
       </w:pPr>
       <w:r>
@@ -229,8 +219,6 @@
           <w:rStyle w:val="Strong"/>
           <w:rFonts w:ascii="Calibri" w:hAnsi="Calibri" w:cs="Calibri"/>
           <w:color w:val="1F1F1F"/>
-          <w:sz w:val="20"/>
-          <w:szCs w:val="20"/>
         </w:rPr>
         <w:t>Student ID:</w:t>
       </w:r>
@@ -238,22 +226,17 @@
         <w:rPr>
           <w:rFonts w:ascii="Calibri" w:hAnsi="Calibri" w:cs="Calibri"/>
           <w:color w:val="1F1F1F"/>
-          <w:sz w:val="20"/>
-          <w:szCs w:val="20"/>
-        </w:rPr>
-        <w:t xml:space="preserve"> ______________________________</w:t>
-      </w:r>
-    </w:p>
-    <w:p>
-      <w:pPr>
-        <w:spacing w:before="90" w:after="90"/>
-        <w:jc w:val="both"/>
-        <w:divId w:val="195430418"/>
+        </w:rPr>
+        <w:t xml:space="preserve"> ________________________________</w:t>
+      </w:r>
+    </w:p>
+    <w:p>
+      <w:pPr>
+        <w:pStyle w:val="NormalWeb"/>
+        <w:divId w:val="192966976"/>
         <w:rPr>
           <w:rFonts w:ascii="Calibri" w:hAnsi="Calibri" w:cs="Calibri"/>
           <w:color w:val="1F1F1F"/>
-          <w:sz w:val="20"/>
-          <w:szCs w:val="20"/>
         </w:rPr>
       </w:pPr>
       <w:r>
@@ -261,8 +244,6 @@
           <w:rStyle w:val="Strong"/>
           <w:rFonts w:ascii="Calibri" w:hAnsi="Calibri" w:cs="Calibri"/>
           <w:color w:val="1F1F1F"/>
-          <w:sz w:val="20"/>
-          <w:szCs w:val="20"/>
         </w:rPr>
         <w:t>Email:</w:t>
       </w:r>
@@ -270,22 +251,17 @@
         <w:rPr>
           <w:rFonts w:ascii="Calibri" w:hAnsi="Calibri" w:cs="Calibri"/>
           <w:color w:val="1F1F1F"/>
-          <w:sz w:val="20"/>
-          <w:szCs w:val="20"/>
-        </w:rPr>
-        <w:t xml:space="preserve"> __________________________________</w:t>
-      </w:r>
-    </w:p>
-    <w:p>
-      <w:pPr>
-        <w:spacing w:before="90" w:after="90"/>
-        <w:jc w:val="both"/>
-        <w:divId w:val="195430418"/>
+        </w:rPr>
+        <w:t xml:space="preserve"> ____________________________________</w:t>
+      </w:r>
+    </w:p>
+    <w:p>
+      <w:pPr>
+        <w:pStyle w:val="NormalWeb"/>
+        <w:divId w:val="192966976"/>
         <w:rPr>
           <w:rFonts w:ascii="Calibri" w:hAnsi="Calibri" w:cs="Calibri"/>
           <w:color w:val="1F1F1F"/>
-          <w:sz w:val="20"/>
-          <w:szCs w:val="20"/>
         </w:rPr>
       </w:pPr>
       <w:r>
@@ -293,8 +269,6 @@
           <w:rStyle w:val="Strong"/>
           <w:rFonts w:ascii="Calibri" w:hAnsi="Calibri" w:cs="Calibri"/>
           <w:color w:val="1F1F1F"/>
-          <w:sz w:val="20"/>
-          <w:szCs w:val="20"/>
         </w:rPr>
         <w:t>Cohort:</w:t>
       </w:r>
@@ -302,22 +276,17 @@
         <w:rPr>
           <w:rFonts w:ascii="Calibri" w:hAnsi="Calibri" w:cs="Calibri"/>
           <w:color w:val="1F1F1F"/>
-          <w:sz w:val="20"/>
-          <w:szCs w:val="20"/>
         </w:rPr>
         <w:t xml:space="preserve"> Mar2026</w:t>
       </w:r>
     </w:p>
     <w:p>
       <w:pPr>
-        <w:spacing w:before="90" w:after="90"/>
-        <w:jc w:val="both"/>
-        <w:divId w:val="195430418"/>
+        <w:pStyle w:val="NormalWeb"/>
+        <w:divId w:val="192966976"/>
         <w:rPr>
           <w:rFonts w:ascii="Calibri" w:hAnsi="Calibri" w:cs="Calibri"/>
           <w:color w:val="1F1F1F"/>
-          <w:sz w:val="20"/>
-          <w:szCs w:val="20"/>
         </w:rPr>
       </w:pPr>
       <w:r>
@@ -325,8 +294,6 @@
           <w:rStyle w:val="Strong"/>
           <w:rFonts w:ascii="Calibri" w:hAnsi="Calibri" w:cs="Calibri"/>
           <w:color w:val="1F1F1F"/>
-          <w:sz w:val="20"/>
-          <w:szCs w:val="20"/>
         </w:rPr>
         <w:t>Programme:</w:t>
       </w:r>
@@ -334,31 +301,24 @@
         <w:rPr>
           <w:rFonts w:ascii="Calibri" w:hAnsi="Calibri" w:cs="Calibri"/>
           <w:color w:val="1F1F1F"/>
-          <w:sz w:val="20"/>
-          <w:szCs w:val="20"/>
-        </w:rPr>
-        <w:t xml:space="preserve"> BSC Business Intelligence and Data Analy</w:t>
+        </w:rPr>
+        <w:t xml:space="preserve"> BSC Business Intelligence and Data A</w:t>
       </w:r>
       <w:r>
         <w:rPr>
           <w:rFonts w:ascii="Calibri" w:hAnsi="Calibri" w:cs="Calibri"/>
           <w:color w:val="1F1F1F"/>
-          <w:sz w:val="20"/>
-          <w:szCs w:val="20"/>
-        </w:rPr>
-        <w:t>tics</w:t>
-      </w:r>
-    </w:p>
-    <w:p>
-      <w:pPr>
-        <w:spacing w:before="90" w:after="90"/>
-        <w:jc w:val="both"/>
-        <w:divId w:val="195430418"/>
+        </w:rPr>
+        <w:t>nalytics</w:t>
+      </w:r>
+    </w:p>
+    <w:p>
+      <w:pPr>
+        <w:pStyle w:val="NormalWeb"/>
+        <w:divId w:val="192966976"/>
         <w:rPr>
           <w:rFonts w:ascii="Calibri" w:hAnsi="Calibri" w:cs="Calibri"/>
           <w:color w:val="1F1F1F"/>
-          <w:sz w:val="20"/>
-          <w:szCs w:val="20"/>
         </w:rPr>
       </w:pPr>
       <w:r>
@@ -366,8 +326,6 @@
           <w:rStyle w:val="Strong"/>
           <w:rFonts w:ascii="Calibri" w:hAnsi="Calibri" w:cs="Calibri"/>
           <w:color w:val="1F1F1F"/>
-          <w:sz w:val="20"/>
-          <w:szCs w:val="20"/>
         </w:rPr>
         <w:t>Date of Submission:</w:t>
       </w:r>
@@ -375,8 +333,6 @@
         <w:rPr>
           <w:rFonts w:ascii="Calibri" w:hAnsi="Calibri" w:cs="Calibri"/>
           <w:color w:val="1F1F1F"/>
-          <w:sz w:val="20"/>
-          <w:szCs w:val="20"/>
         </w:rPr>
         <w:t xml:space="preserve"> 20 May 2026</w:t>
       </w:r>
@@ -384,7 +340,7 @@
     <w:p>
       <w:pPr>
         <w:pStyle w:val="NormalWeb"/>
-        <w:divId w:val="855116888"/>
+        <w:divId w:val="1252160059"/>
         <w:rPr>
           <w:rFonts w:ascii="Calibri" w:hAnsi="Calibri" w:cs="Calibri"/>
           <w:i/>
@@ -405,8 +361,8 @@
     <w:p>
       <w:pPr>
         <w:pStyle w:val="NormalWeb"/>
-        <w:spacing w:before="225"/>
-        <w:divId w:val="855116888"/>
+        <w:spacing w:before="180"/>
+        <w:divId w:val="1252160059"/>
         <w:rPr>
           <w:rFonts w:ascii="Calibri" w:hAnsi="Calibri" w:cs="Calibri"/>
           <w:i/>
@@ -431,7 +387,7 @@
           <w:iCs/>
           <w:color w:val="1F1F1F"/>
         </w:rPr>
-        <w:t xml:space="preserve"> ___________________________    </w:t>
+        <w:t xml:space="preserve"> ___________________________     </w:t>
       </w:r>
       <w:r>
         <w:rPr>
@@ -490,32 +446,32 @@
           <w:ilvl w:val="0"/>
           <w:numId w:val="1"/>
         </w:numPr>
-        <w:spacing w:before="60" w:after="60"/>
+        <w:spacing w:before="45" w:after="45"/>
         <w:ind w:left="0"/>
         <w:rPr>
           <w:rFonts w:ascii="Calibri" w:eastAsia="Times New Roman" w:hAnsi="Calibri" w:cs="Calibri"/>
           <w:color w:val="1F1F1F"/>
-          <w:sz w:val="20"/>
-          <w:szCs w:val="20"/>
-        </w:rPr>
-      </w:pPr>
-      <w:r>
-        <w:rPr>
-          <w:rFonts w:ascii="Calibri" w:eastAsia="Times New Roman" w:hAnsi="Calibri" w:cs="Calibri"/>
-          <w:color w:val="1F1F1F"/>
-          <w:sz w:val="20"/>
-          <w:szCs w:val="20"/>
-        </w:rPr>
-        <w:t>Website Specification</w:t>
-      </w:r>
-      <w:r>
-        <w:rPr>
-          <w:rFonts w:ascii="Calibri" w:eastAsia="Times New Roman" w:hAnsi="Calibri" w:cs="Calibri"/>
-          <w:color w:val="1F1F1F"/>
-          <w:sz w:val="20"/>
-          <w:szCs w:val="20"/>
-        </w:rPr>
-        <w:t>s (p. 3)</w:t>
+          <w:sz w:val="18"/>
+          <w:szCs w:val="18"/>
+        </w:rPr>
+      </w:pPr>
+      <w:r>
+        <w:rPr>
+          <w:rFonts w:ascii="Calibri" w:eastAsia="Times New Roman" w:hAnsi="Calibri" w:cs="Calibri"/>
+          <w:color w:val="1F1F1F"/>
+          <w:sz w:val="18"/>
+          <w:szCs w:val="18"/>
+        </w:rPr>
+        <w:t>Website Specific</w:t>
+      </w:r>
+      <w:r>
+        <w:rPr>
+          <w:rFonts w:ascii="Calibri" w:eastAsia="Times New Roman" w:hAnsi="Calibri" w:cs="Calibri"/>
+          <w:color w:val="1F1F1F"/>
+          <w:sz w:val="18"/>
+          <w:szCs w:val="18"/>
+        </w:rPr>
+        <w:t>ations</w:t>
       </w:r>
     </w:p>
     <w:p>
@@ -524,23 +480,23 @@
           <w:ilvl w:val="0"/>
           <w:numId w:val="1"/>
         </w:numPr>
-        <w:spacing w:before="60" w:after="60"/>
+        <w:spacing w:before="45" w:after="45"/>
         <w:ind w:left="0"/>
         <w:rPr>
           <w:rFonts w:ascii="Calibri" w:eastAsia="Times New Roman" w:hAnsi="Calibri" w:cs="Calibri"/>
           <w:color w:val="1F1F1F"/>
-          <w:sz w:val="20"/>
-          <w:szCs w:val="20"/>
-        </w:rPr>
-      </w:pPr>
-      <w:r>
-        <w:rPr>
-          <w:rFonts w:ascii="Calibri" w:eastAsia="Times New Roman" w:hAnsi="Calibri" w:cs="Calibri"/>
-          <w:color w:val="1F1F1F"/>
-          <w:sz w:val="20"/>
-          <w:szCs w:val="20"/>
-        </w:rPr>
-        <w:t>Information Design &amp; Taxonomy (p. 4)</w:t>
+          <w:sz w:val="18"/>
+          <w:szCs w:val="18"/>
+        </w:rPr>
+      </w:pPr>
+      <w:r>
+        <w:rPr>
+          <w:rFonts w:ascii="Calibri" w:eastAsia="Times New Roman" w:hAnsi="Calibri" w:cs="Calibri"/>
+          <w:color w:val="1F1F1F"/>
+          <w:sz w:val="18"/>
+          <w:szCs w:val="18"/>
+        </w:rPr>
+        <w:t>Information Design &amp; Taxonomy</w:t>
       </w:r>
     </w:p>
     <w:p>
@@ -549,24 +505,23 @@
           <w:ilvl w:val="0"/>
           <w:numId w:val="1"/>
         </w:numPr>
-        <w:spacing w:before="60" w:after="60"/>
+        <w:spacing w:before="45" w:after="45"/>
         <w:ind w:left="0"/>
         <w:rPr>
           <w:rFonts w:ascii="Calibri" w:eastAsia="Times New Roman" w:hAnsi="Calibri" w:cs="Calibri"/>
           <w:color w:val="1F1F1F"/>
-          <w:sz w:val="20"/>
-          <w:szCs w:val="20"/>
-        </w:rPr>
-      </w:pPr>
-      <w:r>
-        <w:rPr>
-          <w:rFonts w:ascii="Calibri" w:eastAsia="Times New Roman" w:hAnsi="Calibri" w:cs="Calibri"/>
-          <w:color w:val="1F1F1F"/>
-          <w:sz w:val="20"/>
-          <w:szCs w:val="20"/>
-        </w:rPr>
-        <w:lastRenderedPageBreak/>
-        <w:t>Page Template Design — Wireframes (p. 5)</w:t>
+          <w:sz w:val="18"/>
+          <w:szCs w:val="18"/>
+        </w:rPr>
+      </w:pPr>
+      <w:r>
+        <w:rPr>
+          <w:rFonts w:ascii="Calibri" w:eastAsia="Times New Roman" w:hAnsi="Calibri" w:cs="Calibri"/>
+          <w:color w:val="1F1F1F"/>
+          <w:sz w:val="18"/>
+          <w:szCs w:val="18"/>
+        </w:rPr>
+        <w:t>Page Template Design — Wireframes</w:t>
       </w:r>
     </w:p>
     <w:p>
@@ -575,23 +530,23 @@
           <w:ilvl w:val="0"/>
           <w:numId w:val="1"/>
         </w:numPr>
-        <w:spacing w:before="60" w:after="60"/>
+        <w:spacing w:before="45" w:after="45"/>
         <w:ind w:left="0"/>
         <w:rPr>
           <w:rFonts w:ascii="Calibri" w:eastAsia="Times New Roman" w:hAnsi="Calibri" w:cs="Calibri"/>
           <w:color w:val="1F1F1F"/>
-          <w:sz w:val="20"/>
-          <w:szCs w:val="20"/>
-        </w:rPr>
-      </w:pPr>
-      <w:r>
-        <w:rPr>
-          <w:rFonts w:ascii="Calibri" w:eastAsia="Times New Roman" w:hAnsi="Calibri" w:cs="Calibri"/>
-          <w:color w:val="1F1F1F"/>
-          <w:sz w:val="20"/>
-          <w:szCs w:val="20"/>
-        </w:rPr>
-        <w:t>Technical Brief (p. 6)</w:t>
+          <w:sz w:val="18"/>
+          <w:szCs w:val="18"/>
+        </w:rPr>
+      </w:pPr>
+      <w:r>
+        <w:rPr>
+          <w:rFonts w:ascii="Calibri" w:eastAsia="Times New Roman" w:hAnsi="Calibri" w:cs="Calibri"/>
+          <w:color w:val="1F1F1F"/>
+          <w:sz w:val="18"/>
+          <w:szCs w:val="18"/>
+        </w:rPr>
+        <w:t>Technical Brief</w:t>
       </w:r>
     </w:p>
     <w:p>
@@ -600,23 +555,23 @@
           <w:ilvl w:val="0"/>
           <w:numId w:val="1"/>
         </w:numPr>
-        <w:spacing w:before="60" w:after="60"/>
+        <w:spacing w:before="45" w:after="45"/>
         <w:ind w:left="0"/>
         <w:rPr>
           <w:rFonts w:ascii="Calibri" w:eastAsia="Times New Roman" w:hAnsi="Calibri" w:cs="Calibri"/>
           <w:color w:val="1F1F1F"/>
-          <w:sz w:val="20"/>
-          <w:szCs w:val="20"/>
-        </w:rPr>
-      </w:pPr>
-      <w:r>
-        <w:rPr>
-          <w:rFonts w:ascii="Calibri" w:eastAsia="Times New Roman" w:hAnsi="Calibri" w:cs="Calibri"/>
-          <w:color w:val="1F1F1F"/>
-          <w:sz w:val="20"/>
-          <w:szCs w:val="20"/>
-        </w:rPr>
-        <w:t>Quality Assurance — Testing (p. 7)</w:t>
+          <w:sz w:val="18"/>
+          <w:szCs w:val="18"/>
+        </w:rPr>
+      </w:pPr>
+      <w:r>
+        <w:rPr>
+          <w:rFonts w:ascii="Calibri" w:eastAsia="Times New Roman" w:hAnsi="Calibri" w:cs="Calibri"/>
+          <w:color w:val="1F1F1F"/>
+          <w:sz w:val="18"/>
+          <w:szCs w:val="18"/>
+        </w:rPr>
+        <w:t>Quality Assurance — Testing</w:t>
       </w:r>
     </w:p>
     <w:p>
@@ -625,23 +580,23 @@
           <w:ilvl w:val="0"/>
           <w:numId w:val="1"/>
         </w:numPr>
-        <w:spacing w:before="60" w:after="60"/>
+        <w:spacing w:before="45" w:after="45"/>
         <w:ind w:left="0"/>
         <w:rPr>
           <w:rFonts w:ascii="Calibri" w:eastAsia="Times New Roman" w:hAnsi="Calibri" w:cs="Calibri"/>
           <w:color w:val="1F1F1F"/>
-          <w:sz w:val="20"/>
-          <w:szCs w:val="20"/>
-        </w:rPr>
-      </w:pPr>
-      <w:r>
-        <w:rPr>
-          <w:rFonts w:ascii="Calibri" w:eastAsia="Times New Roman" w:hAnsi="Calibri" w:cs="Calibri"/>
-          <w:color w:val="1F1F1F"/>
-          <w:sz w:val="20"/>
-          <w:szCs w:val="20"/>
-        </w:rPr>
-        <w:t>Publishing &amp; Promotion (p. 9)</w:t>
+          <w:sz w:val="18"/>
+          <w:szCs w:val="18"/>
+        </w:rPr>
+      </w:pPr>
+      <w:r>
+        <w:rPr>
+          <w:rFonts w:ascii="Calibri" w:eastAsia="Times New Roman" w:hAnsi="Calibri" w:cs="Calibri"/>
+          <w:color w:val="1F1F1F"/>
+          <w:sz w:val="18"/>
+          <w:szCs w:val="18"/>
+        </w:rPr>
+        <w:t>Publishing &amp; Promotion</w:t>
       </w:r>
     </w:p>
     <w:p>
@@ -650,23 +605,23 @@
           <w:ilvl w:val="0"/>
           <w:numId w:val="1"/>
         </w:numPr>
-        <w:spacing w:before="60" w:after="60"/>
+        <w:spacing w:before="45" w:after="45"/>
         <w:ind w:left="0"/>
         <w:rPr>
           <w:rFonts w:ascii="Calibri" w:eastAsia="Times New Roman" w:hAnsi="Calibri" w:cs="Calibri"/>
           <w:color w:val="1F1F1F"/>
-          <w:sz w:val="20"/>
-          <w:szCs w:val="20"/>
-        </w:rPr>
-      </w:pPr>
-      <w:r>
-        <w:rPr>
-          <w:rFonts w:ascii="Calibri" w:eastAsia="Times New Roman" w:hAnsi="Calibri" w:cs="Calibri"/>
-          <w:color w:val="1F1F1F"/>
-          <w:sz w:val="20"/>
-          <w:szCs w:val="20"/>
-        </w:rPr>
-        <w:t>Future Developments &amp; Recommendations (p. 11)</w:t>
+          <w:sz w:val="18"/>
+          <w:szCs w:val="18"/>
+        </w:rPr>
+      </w:pPr>
+      <w:r>
+        <w:rPr>
+          <w:rFonts w:ascii="Calibri" w:eastAsia="Times New Roman" w:hAnsi="Calibri" w:cs="Calibri"/>
+          <w:color w:val="1F1F1F"/>
+          <w:sz w:val="18"/>
+          <w:szCs w:val="18"/>
+        </w:rPr>
+        <w:t>Future Developments &amp; Recommendations</w:t>
       </w:r>
     </w:p>
     <w:p>
@@ -683,87 +638,66 @@
           <w:rFonts w:ascii="Calibri" w:hAnsi="Calibri" w:cs="Calibri"/>
           <w:color w:val="1F1F1F"/>
         </w:rPr>
-        <w:t xml:space="preserve">PART B: Website Design &amp; </w:t>
-      </w:r>
-      <w:r>
-        <w:rPr>
-          <w:rStyle w:val="Strong"/>
+        <w:t>PART B: Website Design &amp; Development</w:t>
+      </w:r>
+    </w:p>
+    <w:p>
+      <w:pPr>
+        <w:pStyle w:val="Heading1"/>
+        <w:rPr>
+          <w:rFonts w:ascii="Calibri" w:eastAsia="Times New Roman" w:hAnsi="Calibri" w:cs="Calibri"/>
+        </w:rPr>
+      </w:pPr>
+      <w:r>
+        <w:rPr>
+          <w:rFonts w:ascii="Calibri" w:eastAsia="Times New Roman" w:hAnsi="Calibri" w:cs="Calibri"/>
+        </w:rPr>
+        <w:t>PART A: Website Planning &amp; Documentation</w:t>
+      </w:r>
+    </w:p>
+    <w:p>
+      <w:pPr>
+        <w:pStyle w:val="Heading2"/>
+        <w:rPr>
+          <w:rFonts w:ascii="Calibri" w:eastAsia="Times New Roman" w:hAnsi="Calibri" w:cs="Calibri"/>
+        </w:rPr>
+      </w:pPr>
+      <w:r>
+        <w:rPr>
+          <w:rFonts w:ascii="Calibri" w:eastAsia="Times New Roman" w:hAnsi="Calibri" w:cs="Calibri"/>
+        </w:rPr>
+        <w:lastRenderedPageBreak/>
+        <w:t>1. Website Specifications [10 Marks]</w:t>
+      </w:r>
+    </w:p>
+    <w:p>
+      <w:pPr>
+        <w:pStyle w:val="Heading3"/>
+        <w:rPr>
+          <w:rFonts w:ascii="Calibri" w:eastAsia="Times New Roman" w:hAnsi="Calibri" w:cs="Calibri"/>
+        </w:rPr>
+      </w:pPr>
+      <w:r>
+        <w:rPr>
+          <w:rFonts w:ascii="Calibri" w:eastAsia="Times New Roman" w:hAnsi="Calibri" w:cs="Calibri"/>
+        </w:rPr>
+        <w:t>1.1 Website Objective &amp; Goals</w:t>
+      </w:r>
+    </w:p>
+    <w:p>
+      <w:pPr>
+        <w:pStyle w:val="NormalWeb"/>
+        <w:rPr>
           <w:rFonts w:ascii="Calibri" w:hAnsi="Calibri" w:cs="Calibri"/>
           <w:color w:val="1F1F1F"/>
         </w:rPr>
-        <w:t>Development</w:t>
-      </w:r>
+      </w:pPr>
       <w:r>
         <w:rPr>
           <w:rFonts w:ascii="Calibri" w:hAnsi="Calibri" w:cs="Calibri"/>
           <w:color w:val="1F1F1F"/>
         </w:rPr>
-        <w:t xml:space="preserve"> (p. 12)</w:t>
-      </w:r>
-    </w:p>
-    <w:p>
-      <w:pPr>
-        <w:pStyle w:val="Heading1"/>
-        <w:rPr>
-          <w:rFonts w:ascii="Calibri" w:eastAsia="Times New Roman" w:hAnsi="Calibri" w:cs="Calibri"/>
-        </w:rPr>
-      </w:pPr>
-      <w:r>
-        <w:rPr>
-          <w:rFonts w:ascii="Calibri" w:eastAsia="Times New Roman" w:hAnsi="Calibri" w:cs="Calibri"/>
-        </w:rPr>
-        <w:t>PART A: Website Planning &amp; Documentation</w:t>
-      </w:r>
-    </w:p>
-    <w:p>
-      <w:pPr>
-        <w:pStyle w:val="Heading2"/>
-        <w:rPr>
-          <w:rFonts w:ascii="Calibri" w:eastAsia="Times New Roman" w:hAnsi="Calibri" w:cs="Calibri"/>
-        </w:rPr>
-      </w:pPr>
-      <w:r>
-        <w:rPr>
-          <w:rFonts w:ascii="Calibri" w:eastAsia="Times New Roman" w:hAnsi="Calibri" w:cs="Calibri"/>
-        </w:rPr>
-        <w:t>1. Website Specifications [10 Marks]</w:t>
-      </w:r>
-    </w:p>
-    <w:p>
-      <w:pPr>
-        <w:pStyle w:val="Heading3"/>
-        <w:rPr>
-          <w:rFonts w:ascii="Calibri" w:eastAsia="Times New Roman" w:hAnsi="Calibri" w:cs="Calibri"/>
-        </w:rPr>
-      </w:pPr>
-      <w:r>
-        <w:rPr>
-          <w:rFonts w:ascii="Calibri" w:eastAsia="Times New Roman" w:hAnsi="Calibri" w:cs="Calibri"/>
-        </w:rPr>
-        <w:t>1.1 Website Objective &amp; Goals</w:t>
-      </w:r>
-    </w:p>
-    <w:p>
-      <w:pPr>
-        <w:pStyle w:val="NormalWeb"/>
-        <w:rPr>
-          <w:rFonts w:ascii="Calibri" w:hAnsi="Calibri" w:cs="Calibri"/>
-          <w:color w:val="1F1F1F"/>
-        </w:rPr>
-      </w:pPr>
-      <w:r>
-        <w:rPr>
-          <w:rFonts w:ascii="Calibri" w:hAnsi="Calibri" w:cs="Calibri"/>
-          <w:color w:val="1F1F1F"/>
-        </w:rPr>
-        <w:t>The Lumina Academy website serves as the official online presence for an IT and Cybersecurity training academy based in Botswana</w:t>
-      </w:r>
-      <w:r>
-        <w:rPr>
-          <w:rFonts w:ascii="Calibri" w:hAnsi="Calibri" w:cs="Calibri"/>
-          <w:color w:val="1F1F1F"/>
-        </w:rPr>
-        <w:t>. The primary objectives are:</w:t>
+        <w:t>The Lumina Academy website serves as the official online presence for an IT and Cybersecurity training academy based in Botswana. The primary objectives are:</w:t>
       </w:r>
     </w:p>
     <w:p>
@@ -772,23 +706,32 @@
           <w:ilvl w:val="0"/>
           <w:numId w:val="2"/>
         </w:numPr>
-        <w:spacing w:before="60" w:after="60"/>
+        <w:spacing w:before="45" w:after="45"/>
         <w:ind w:left="0"/>
         <w:rPr>
           <w:rFonts w:ascii="Calibri" w:eastAsia="Times New Roman" w:hAnsi="Calibri" w:cs="Calibri"/>
           <w:color w:val="1F1F1F"/>
-          <w:sz w:val="20"/>
-          <w:szCs w:val="20"/>
-        </w:rPr>
-      </w:pPr>
-      <w:r>
-        <w:rPr>
-          <w:rFonts w:ascii="Calibri" w:eastAsia="Times New Roman" w:hAnsi="Calibri" w:cs="Calibri"/>
-          <w:color w:val="1F1F1F"/>
-          <w:sz w:val="20"/>
-          <w:szCs w:val="20"/>
-        </w:rPr>
-        <w:t>Showcase course offerings across Cybersecurity, Ethical Hacking, Network Administration, Cloud Computing, IT Support, and CompTIA Security+ preparation.</w:t>
+          <w:sz w:val="18"/>
+          <w:szCs w:val="18"/>
+        </w:rPr>
+      </w:pPr>
+      <w:r>
+        <w:rPr>
+          <w:rFonts w:ascii="Calibri" w:eastAsia="Times New Roman" w:hAnsi="Calibri" w:cs="Calibri"/>
+          <w:color w:val="1F1F1F"/>
+          <w:sz w:val="18"/>
+          <w:szCs w:val="18"/>
+        </w:rPr>
+        <w:t>Showcase course offerings acros</w:t>
+      </w:r>
+      <w:r>
+        <w:rPr>
+          <w:rFonts w:ascii="Calibri" w:eastAsia="Times New Roman" w:hAnsi="Calibri" w:cs="Calibri"/>
+          <w:color w:val="1F1F1F"/>
+          <w:sz w:val="18"/>
+          <w:szCs w:val="18"/>
+        </w:rPr>
+        <w:t>s Cybersecurity, Ethical Hacking, Network Administration, Cloud Computing, IT Support, and CompTIA Security+ preparation.</w:t>
       </w:r>
     </w:p>
     <w:p>
@@ -797,32 +740,23 @@
           <w:ilvl w:val="0"/>
           <w:numId w:val="2"/>
         </w:numPr>
-        <w:spacing w:before="60" w:after="60"/>
+        <w:spacing w:before="45" w:after="45"/>
         <w:ind w:left="0"/>
         <w:rPr>
           <w:rFonts w:ascii="Calibri" w:eastAsia="Times New Roman" w:hAnsi="Calibri" w:cs="Calibri"/>
           <w:color w:val="1F1F1F"/>
-          <w:sz w:val="20"/>
-          <w:szCs w:val="20"/>
-        </w:rPr>
-      </w:pPr>
-      <w:r>
-        <w:rPr>
-          <w:rFonts w:ascii="Calibri" w:eastAsia="Times New Roman" w:hAnsi="Calibri" w:cs="Calibri"/>
-          <w:color w:val="1F1F1F"/>
-          <w:sz w:val="20"/>
-          <w:szCs w:val="20"/>
-        </w:rPr>
-        <w:t xml:space="preserve">Provide prospective students with detailed program information including </w:t>
-      </w:r>
-      <w:r>
-        <w:rPr>
-          <w:rFonts w:ascii="Calibri" w:eastAsia="Times New Roman" w:hAnsi="Calibri" w:cs="Calibri"/>
-          <w:color w:val="1F1F1F"/>
-          <w:sz w:val="20"/>
-          <w:szCs w:val="20"/>
-        </w:rPr>
-        <w:t>duration, difficulty level, and certification pathways.</w:t>
+          <w:sz w:val="18"/>
+          <w:szCs w:val="18"/>
+        </w:rPr>
+      </w:pPr>
+      <w:r>
+        <w:rPr>
+          <w:rFonts w:ascii="Calibri" w:eastAsia="Times New Roman" w:hAnsi="Calibri" w:cs="Calibri"/>
+          <w:color w:val="1F1F1F"/>
+          <w:sz w:val="18"/>
+          <w:szCs w:val="18"/>
+        </w:rPr>
+        <w:t>Provide prospective students with detailed program information including duration, difficulty level, and certification pathways.</w:t>
       </w:r>
     </w:p>
     <w:p>
@@ -831,23 +765,32 @@
           <w:ilvl w:val="0"/>
           <w:numId w:val="2"/>
         </w:numPr>
-        <w:spacing w:before="60" w:after="60"/>
+        <w:spacing w:before="45" w:after="45"/>
         <w:ind w:left="0"/>
         <w:rPr>
           <w:rFonts w:ascii="Calibri" w:eastAsia="Times New Roman" w:hAnsi="Calibri" w:cs="Calibri"/>
           <w:color w:val="1F1F1F"/>
-          <w:sz w:val="20"/>
-          <w:szCs w:val="20"/>
-        </w:rPr>
-      </w:pPr>
-      <w:r>
-        <w:rPr>
-          <w:rFonts w:ascii="Calibri" w:eastAsia="Times New Roman" w:hAnsi="Calibri" w:cs="Calibri"/>
-          <w:color w:val="1F1F1F"/>
-          <w:sz w:val="20"/>
-          <w:szCs w:val="20"/>
-        </w:rPr>
-        <w:t>Build trust through student testimonials, a training gallery, and a professional Coursera-inspired design that conveys credibility.</w:t>
+          <w:sz w:val="18"/>
+          <w:szCs w:val="18"/>
+        </w:rPr>
+      </w:pPr>
+      <w:r>
+        <w:rPr>
+          <w:rFonts w:ascii="Calibri" w:eastAsia="Times New Roman" w:hAnsi="Calibri" w:cs="Calibri"/>
+          <w:color w:val="1F1F1F"/>
+          <w:sz w:val="18"/>
+          <w:szCs w:val="18"/>
+        </w:rPr>
+        <w:t>Build</w:t>
+      </w:r>
+      <w:r>
+        <w:rPr>
+          <w:rFonts w:ascii="Calibri" w:eastAsia="Times New Roman" w:hAnsi="Calibri" w:cs="Calibri"/>
+          <w:color w:val="1F1F1F"/>
+          <w:sz w:val="18"/>
+          <w:szCs w:val="18"/>
+        </w:rPr>
+        <w:t xml:space="preserve"> trust through student testimonials, a training gallery, and a professional Coursera-inspired design that conveys credibility.</w:t>
       </w:r>
     </w:p>
     <w:p>
@@ -856,32 +799,23 @@
           <w:ilvl w:val="0"/>
           <w:numId w:val="2"/>
         </w:numPr>
-        <w:spacing w:before="60" w:after="60"/>
+        <w:spacing w:before="45" w:after="45"/>
         <w:ind w:left="0"/>
         <w:rPr>
           <w:rFonts w:ascii="Calibri" w:eastAsia="Times New Roman" w:hAnsi="Calibri" w:cs="Calibri"/>
           <w:color w:val="1F1F1F"/>
-          <w:sz w:val="20"/>
-          <w:szCs w:val="20"/>
-        </w:rPr>
-      </w:pPr>
-      <w:r>
-        <w:rPr>
-          <w:rFonts w:ascii="Calibri" w:eastAsia="Times New Roman" w:hAnsi="Calibri" w:cs="Calibri"/>
-          <w:color w:val="1F1F1F"/>
-          <w:sz w:val="20"/>
-          <w:szCs w:val="20"/>
-        </w:rPr>
-        <w:t xml:space="preserve">Facilitate student inquiries through a fully validated contact form </w:t>
-      </w:r>
-      <w:r>
-        <w:rPr>
-          <w:rFonts w:ascii="Calibri" w:eastAsia="Times New Roman" w:hAnsi="Calibri" w:cs="Calibri"/>
-          <w:color w:val="1F1F1F"/>
-          <w:sz w:val="20"/>
-          <w:szCs w:val="20"/>
-        </w:rPr>
-        <w:t>with real-time input checking.</w:t>
+          <w:sz w:val="18"/>
+          <w:szCs w:val="18"/>
+        </w:rPr>
+      </w:pPr>
+      <w:r>
+        <w:rPr>
+          <w:rFonts w:ascii="Calibri" w:eastAsia="Times New Roman" w:hAnsi="Calibri" w:cs="Calibri"/>
+          <w:color w:val="1F1F1F"/>
+          <w:sz w:val="18"/>
+          <w:szCs w:val="18"/>
+        </w:rPr>
+        <w:t>Facilitate student inquiries through a fully validated contact form with real-time input checking.</w:t>
       </w:r>
     </w:p>
     <w:p>
@@ -890,23 +824,32 @@
           <w:ilvl w:val="0"/>
           <w:numId w:val="2"/>
         </w:numPr>
-        <w:spacing w:before="60" w:after="60"/>
+        <w:spacing w:before="45" w:after="45"/>
         <w:ind w:left="0"/>
         <w:rPr>
           <w:rFonts w:ascii="Calibri" w:eastAsia="Times New Roman" w:hAnsi="Calibri" w:cs="Calibri"/>
           <w:color w:val="1F1F1F"/>
-          <w:sz w:val="20"/>
-          <w:szCs w:val="20"/>
-        </w:rPr>
-      </w:pPr>
-      <w:r>
-        <w:rPr>
-          <w:rFonts w:ascii="Calibri" w:eastAsia="Times New Roman" w:hAnsi="Calibri" w:cs="Calibri"/>
-          <w:color w:val="1F1F1F"/>
-          <w:sz w:val="20"/>
-          <w:szCs w:val="20"/>
-        </w:rPr>
-        <w:t>Offer free learning resources (ebooks, video tutorials, practice labs) that demonstrate value and attract potential enrollees.</w:t>
+          <w:sz w:val="18"/>
+          <w:szCs w:val="18"/>
+        </w:rPr>
+      </w:pPr>
+      <w:r>
+        <w:rPr>
+          <w:rFonts w:ascii="Calibri" w:eastAsia="Times New Roman" w:hAnsi="Calibri" w:cs="Calibri"/>
+          <w:color w:val="1F1F1F"/>
+          <w:sz w:val="18"/>
+          <w:szCs w:val="18"/>
+        </w:rPr>
+        <w:t xml:space="preserve">Offer free learning resources </w:t>
+      </w:r>
+      <w:r>
+        <w:rPr>
+          <w:rFonts w:ascii="Calibri" w:eastAsia="Times New Roman" w:hAnsi="Calibri" w:cs="Calibri"/>
+          <w:color w:val="1F1F1F"/>
+          <w:sz w:val="18"/>
+          <w:szCs w:val="18"/>
+        </w:rPr>
+        <w:t>(ebooks, video tutorials, practice labs) that demonstrate value and attract potential enrollees.</w:t>
       </w:r>
     </w:p>
     <w:p>
@@ -944,14 +887,14 @@
           <w:rFonts w:ascii="Calibri" w:hAnsi="Calibri" w:cs="Calibri"/>
           <w:color w:val="1F1F1F"/>
         </w:rPr>
-        <w:t xml:space="preserve"> Age 18-35, located in Botswana and across Southern Africa. T</w:t>
+        <w:t xml:space="preserve"> Age 18–35, located in Botswana and across Southern Africa. This group includes high school graduates seeking IT careers, </w:t>
       </w:r>
       <w:r>
         <w:rPr>
           <w:rFonts w:ascii="Calibri" w:hAnsi="Calibri" w:cs="Calibri"/>
           <w:color w:val="1F1F1F"/>
         </w:rPr>
-        <w:t>his group includes high school graduates seeking IT careers, university students supplementing their studies, and working professionals looking to upskill or certify. Technical aptitude spans from complete beginners to intermediate learners.</w:t>
+        <w:t>university students supplementing their studies, and working professionals looking to upskill or certify. Technical aptitude spans from complete beginners (IT Support, Cybersecurity Fundamentals) to intermediate learners (Ethical Hacking, CCNA).</w:t>
       </w:r>
     </w:p>
     <w:p>
@@ -968,7 +911,7 @@
           <w:rFonts w:ascii="Calibri" w:hAnsi="Calibri" w:cs="Calibri"/>
           <w:color w:val="1F1F1F"/>
         </w:rPr>
-        <w:t>Secondary Audi</w:t>
+        <w:t xml:space="preserve">Secondary </w:t>
       </w:r>
       <w:r>
         <w:rPr>
@@ -976,7 +919,7 @@
           <w:rFonts w:ascii="Calibri" w:hAnsi="Calibri" w:cs="Calibri"/>
           <w:color w:val="1F1F1F"/>
         </w:rPr>
-        <w:t>ence:</w:t>
+        <w:t>Audience:</w:t>
       </w:r>
       <w:r>
         <w:rPr>
@@ -1021,7 +964,51 @@
           <w:rFonts w:ascii="Calibri" w:hAnsi="Calibri" w:cs="Calibri"/>
           <w:color w:val="1F1F1F"/>
         </w:rPr>
-        <w:t>Educational / E-Learning promo</w:t>
+        <w:t>Educational / E-Learning promotional website</w:t>
+      </w:r>
+      <w:r>
+        <w:rPr>
+          <w:rFonts w:ascii="Calibri" w:hAnsi="Calibri" w:cs="Calibri"/>
+          <w:color w:val="1F1F1F"/>
+        </w:rPr>
+        <w:t>. It functions as a digital storefront for Lumina Academy, providing course catalogs, institutional information, learning resources, and a contact gateway. The design follows modern e-learning platform convention</w:t>
+      </w:r>
+      <w:r>
+        <w:rPr>
+          <w:rFonts w:ascii="Calibri" w:hAnsi="Calibri" w:cs="Calibri"/>
+          <w:color w:val="1F1F1F"/>
+        </w:rPr>
+        <w:t>s inspired by Coursera.</w:t>
+      </w:r>
+    </w:p>
+    <w:p>
+      <w:pPr>
+        <w:pStyle w:val="Heading2"/>
+        <w:rPr>
+          <w:rFonts w:ascii="Calibri" w:eastAsia="Times New Roman" w:hAnsi="Calibri" w:cs="Calibri"/>
+        </w:rPr>
+      </w:pPr>
+      <w:r>
+        <w:rPr>
+          <w:rFonts w:ascii="Calibri" w:eastAsia="Times New Roman" w:hAnsi="Calibri" w:cs="Calibri"/>
+        </w:rPr>
+        <w:t>2. Information Design &amp; Taxonomy [5 Marks]</w:t>
+      </w:r>
+    </w:p>
+    <w:p>
+      <w:pPr>
+        <w:pStyle w:val="NormalWeb"/>
+        <w:rPr>
+          <w:rFonts w:ascii="Calibri" w:hAnsi="Calibri" w:cs="Calibri"/>
+          <w:color w:val="1F1F1F"/>
+        </w:rPr>
+      </w:pPr>
+      <w:r>
+        <w:rPr>
+          <w:rFonts w:ascii="Calibri" w:hAnsi="Calibri" w:cs="Calibri"/>
+          <w:color w:val="1F1F1F"/>
+        </w:rPr>
+        <w:t xml:space="preserve">The information architecture follows a flat hierarchy with a persistent sticky navbar providing access to all primary pages from any location. The </w:t>
       </w:r>
       <w:r>
         <w:rPr>
@@ -1029,74 +1016,21 @@
           <w:rFonts w:ascii="Calibri" w:hAnsi="Calibri" w:cs="Calibri"/>
           <w:color w:val="1F1F1F"/>
         </w:rPr>
-        <w:t>tional website</w:t>
+        <w:t>3-click rule</w:t>
       </w:r>
       <w:r>
         <w:rPr>
           <w:rFonts w:ascii="Calibri" w:hAnsi="Calibri" w:cs="Calibri"/>
           <w:color w:val="1F1F1F"/>
         </w:rPr>
-        <w:t>. It functions as a digital storefront for Lumina Academy, providing course catalogs, institutional information, learning resources, and a contact gateway. The design follows modern e-learning platform conventions (inspired by Coursera) to cr</w:t>
+        <w:t xml:space="preserve"> is maintained throughout — us</w:t>
       </w:r>
       <w:r>
         <w:rPr>
           <w:rFonts w:ascii="Calibri" w:hAnsi="Calibri" w:cs="Calibri"/>
           <w:color w:val="1F1F1F"/>
         </w:rPr>
-        <w:t>eate immediate credibility and professionalism.</w:t>
-      </w:r>
-    </w:p>
-    <w:p>
-      <w:pPr>
-        <w:pStyle w:val="Heading2"/>
-        <w:rPr>
-          <w:rFonts w:ascii="Calibri" w:eastAsia="Times New Roman" w:hAnsi="Calibri" w:cs="Calibri"/>
-        </w:rPr>
-      </w:pPr>
-      <w:r>
-        <w:rPr>
-          <w:rFonts w:ascii="Calibri" w:eastAsia="Times New Roman" w:hAnsi="Calibri" w:cs="Calibri"/>
-        </w:rPr>
-        <w:lastRenderedPageBreak/>
-        <w:t>2. Information Design &amp; Taxonomy [5 Marks]</w:t>
-      </w:r>
-    </w:p>
-    <w:p>
-      <w:pPr>
-        <w:pStyle w:val="NormalWeb"/>
-        <w:rPr>
-          <w:rFonts w:ascii="Calibri" w:hAnsi="Calibri" w:cs="Calibri"/>
-          <w:color w:val="1F1F1F"/>
-        </w:rPr>
-      </w:pPr>
-      <w:r>
-        <w:rPr>
-          <w:rFonts w:ascii="Calibri" w:hAnsi="Calibri" w:cs="Calibri"/>
-          <w:color w:val="1F1F1F"/>
-        </w:rPr>
-        <w:t xml:space="preserve">The information architecture follows a flat hierarchy with a persistent sticky navbar providing access to all primary pages from any location. The </w:t>
-      </w:r>
-      <w:r>
-        <w:rPr>
-          <w:rStyle w:val="Strong"/>
-          <w:rFonts w:ascii="Calibri" w:hAnsi="Calibri" w:cs="Calibri"/>
-          <w:color w:val="1F1F1F"/>
-        </w:rPr>
-        <w:t>3-click rule</w:t>
-      </w:r>
-      <w:r>
-        <w:rPr>
-          <w:rFonts w:ascii="Calibri" w:hAnsi="Calibri" w:cs="Calibri"/>
-          <w:color w:val="1F1F1F"/>
-        </w:rPr>
-        <w:t xml:space="preserve"> is ma</w:t>
-      </w:r>
-      <w:r>
-        <w:rPr>
-          <w:rFonts w:ascii="Calibri" w:hAnsi="Calibri" w:cs="Calibri"/>
-          <w:color w:val="1F1F1F"/>
-        </w:rPr>
-        <w:t>intained throughout — users can reach any content within 3 clicks from the homepage.</w:t>
+        <w:t>ers can reach any content within 3 clicks from the homepage.</w:t>
       </w:r>
     </w:p>
     <w:p>
@@ -1119,13 +1053,13 @@
           <w:ilvl w:val="0"/>
           <w:numId w:val="3"/>
         </w:numPr>
-        <w:spacing w:before="60" w:after="60"/>
+        <w:spacing w:before="45" w:after="45"/>
         <w:ind w:left="0"/>
         <w:rPr>
           <w:rFonts w:ascii="Calibri" w:eastAsia="Times New Roman" w:hAnsi="Calibri" w:cs="Calibri"/>
           <w:color w:val="1F1F1F"/>
-          <w:sz w:val="20"/>
-          <w:szCs w:val="20"/>
+          <w:sz w:val="18"/>
+          <w:szCs w:val="18"/>
         </w:rPr>
       </w:pPr>
       <w:r>
@@ -1133,8 +1067,8 @@
           <w:rStyle w:val="Strong"/>
           <w:rFonts w:ascii="Calibri" w:eastAsia="Times New Roman" w:hAnsi="Calibri" w:cs="Calibri"/>
           <w:color w:val="1F1F1F"/>
-          <w:sz w:val="20"/>
-          <w:szCs w:val="20"/>
+          <w:sz w:val="18"/>
+          <w:szCs w:val="18"/>
         </w:rPr>
         <w:t>Home (index.html)</w:t>
       </w:r>
@@ -1142,10 +1076,10 @@
         <w:rPr>
           <w:rFonts w:ascii="Calibri" w:eastAsia="Times New Roman" w:hAnsi="Calibri" w:cs="Calibri"/>
           <w:color w:val="1F1F1F"/>
-          <w:sz w:val="20"/>
-          <w:szCs w:val="20"/>
-        </w:rPr>
-        <w:t xml:space="preserve"> — Hero section with search, 6 category cards, 3 featured course cards, student testimonials</w:t>
+          <w:sz w:val="18"/>
+          <w:szCs w:val="18"/>
+        </w:rPr>
+        <w:t xml:space="preserve"> — Hero with search, 6 category cards, 3 featured courses, testimonials</w:t>
       </w:r>
     </w:p>
     <w:p>
@@ -1154,13 +1088,13 @@
           <w:ilvl w:val="0"/>
           <w:numId w:val="3"/>
         </w:numPr>
-        <w:spacing w:before="60" w:after="60"/>
+        <w:spacing w:before="45" w:after="45"/>
         <w:ind w:left="0"/>
         <w:rPr>
           <w:rFonts w:ascii="Calibri" w:eastAsia="Times New Roman" w:hAnsi="Calibri" w:cs="Calibri"/>
           <w:color w:val="1F1F1F"/>
-          <w:sz w:val="20"/>
-          <w:szCs w:val="20"/>
+          <w:sz w:val="18"/>
+          <w:szCs w:val="18"/>
         </w:rPr>
       </w:pPr>
       <w:r>
@@ -1168,8 +1102,8 @@
           <w:rStyle w:val="Strong"/>
           <w:rFonts w:ascii="Calibri" w:eastAsia="Times New Roman" w:hAnsi="Calibri" w:cs="Calibri"/>
           <w:color w:val="1F1F1F"/>
-          <w:sz w:val="20"/>
-          <w:szCs w:val="20"/>
+          <w:sz w:val="18"/>
+          <w:szCs w:val="18"/>
         </w:rPr>
         <w:t>About (about.html)</w:t>
       </w:r>
@@ -1177,19 +1111,10 @@
         <w:rPr>
           <w:rFonts w:ascii="Calibri" w:eastAsia="Times New Roman" w:hAnsi="Calibri" w:cs="Calibri"/>
           <w:color w:val="1F1F1F"/>
-          <w:sz w:val="20"/>
-          <w:szCs w:val="20"/>
-        </w:rPr>
-        <w:t xml:space="preserve"> </w:t>
-      </w:r>
-      <w:r>
-        <w:rPr>
-          <w:rFonts w:ascii="Calibri" w:eastAsia="Times New Roman" w:hAnsi="Calibri" w:cs="Calibri"/>
-          <w:color w:val="1F1F1F"/>
-          <w:sz w:val="20"/>
-          <w:szCs w:val="20"/>
-        </w:rPr>
-        <w:t>— Academy mission, story, core values, CTA to courses</w:t>
+          <w:sz w:val="18"/>
+          <w:szCs w:val="18"/>
+        </w:rPr>
+        <w:t xml:space="preserve"> — Mission, story, core values, CTA to courses</w:t>
       </w:r>
     </w:p>
     <w:p>
@@ -1198,13 +1123,13 @@
           <w:ilvl w:val="0"/>
           <w:numId w:val="3"/>
         </w:numPr>
-        <w:spacing w:before="60" w:after="60"/>
+        <w:spacing w:before="45" w:after="45"/>
         <w:ind w:left="0"/>
         <w:rPr>
           <w:rFonts w:ascii="Calibri" w:eastAsia="Times New Roman" w:hAnsi="Calibri" w:cs="Calibri"/>
           <w:color w:val="1F1F1F"/>
-          <w:sz w:val="20"/>
-          <w:szCs w:val="20"/>
+          <w:sz w:val="18"/>
+          <w:szCs w:val="18"/>
         </w:rPr>
       </w:pPr>
       <w:r>
@@ -1212,8 +1137,8 @@
           <w:rStyle w:val="Strong"/>
           <w:rFonts w:ascii="Calibri" w:eastAsia="Times New Roman" w:hAnsi="Calibri" w:cs="Calibri"/>
           <w:color w:val="1F1F1F"/>
-          <w:sz w:val="20"/>
-          <w:szCs w:val="20"/>
+          <w:sz w:val="18"/>
+          <w:szCs w:val="18"/>
         </w:rPr>
         <w:t>Courses (courses.html)</w:t>
       </w:r>
@@ -1221,10 +1146,19 @@
         <w:rPr>
           <w:rFonts w:ascii="Calibri" w:eastAsia="Times New Roman" w:hAnsi="Calibri" w:cs="Calibri"/>
           <w:color w:val="1F1F1F"/>
-          <w:sz w:val="20"/>
-          <w:szCs w:val="20"/>
-        </w:rPr>
-        <w:t xml:space="preserve"> — 6 course cards with images, star ratings, duration, level badges</w:t>
+          <w:sz w:val="18"/>
+          <w:szCs w:val="18"/>
+        </w:rPr>
+        <w:t xml:space="preserve"> — </w:t>
+      </w:r>
+      <w:r>
+        <w:rPr>
+          <w:rFonts w:ascii="Calibri" w:eastAsia="Times New Roman" w:hAnsi="Calibri" w:cs="Calibri"/>
+          <w:color w:val="1F1F1F"/>
+          <w:sz w:val="18"/>
+          <w:szCs w:val="18"/>
+        </w:rPr>
+        <w:t>6 course cards with images, ratings, duration, badges</w:t>
       </w:r>
     </w:p>
     <w:p>
@@ -1233,13 +1167,13 @@
           <w:ilvl w:val="0"/>
           <w:numId w:val="3"/>
         </w:numPr>
-        <w:spacing w:before="60" w:after="60"/>
+        <w:spacing w:before="45" w:after="45"/>
         <w:ind w:left="0"/>
         <w:rPr>
           <w:rFonts w:ascii="Calibri" w:eastAsia="Times New Roman" w:hAnsi="Calibri" w:cs="Calibri"/>
           <w:color w:val="1F1F1F"/>
-          <w:sz w:val="20"/>
-          <w:szCs w:val="20"/>
+          <w:sz w:val="18"/>
+          <w:szCs w:val="18"/>
         </w:rPr>
       </w:pPr>
       <w:r>
@@ -1247,8 +1181,8 @@
           <w:rStyle w:val="Strong"/>
           <w:rFonts w:ascii="Calibri" w:eastAsia="Times New Roman" w:hAnsi="Calibri" w:cs="Calibri"/>
           <w:color w:val="1F1F1F"/>
-          <w:sz w:val="20"/>
-          <w:szCs w:val="20"/>
+          <w:sz w:val="18"/>
+          <w:szCs w:val="18"/>
         </w:rPr>
         <w:t>Gallery (gallery.html)</w:t>
       </w:r>
@@ -1256,10 +1190,10 @@
         <w:rPr>
           <w:rFonts w:ascii="Calibri" w:eastAsia="Times New Roman" w:hAnsi="Calibri" w:cs="Calibri"/>
           <w:color w:val="1F1F1F"/>
-          <w:sz w:val="20"/>
-          <w:szCs w:val="20"/>
-        </w:rPr>
-        <w:t xml:space="preserve"> — 9 training moment images with hover overlay captions</w:t>
+          <w:sz w:val="18"/>
+          <w:szCs w:val="18"/>
+        </w:rPr>
+        <w:t xml:space="preserve"> — 9 training images with overlay captions</w:t>
       </w:r>
     </w:p>
     <w:p>
@@ -1268,13 +1202,13 @@
           <w:ilvl w:val="0"/>
           <w:numId w:val="3"/>
         </w:numPr>
-        <w:spacing w:before="60" w:after="60"/>
+        <w:spacing w:before="45" w:after="45"/>
         <w:ind w:left="0"/>
         <w:rPr>
           <w:rFonts w:ascii="Calibri" w:eastAsia="Times New Roman" w:hAnsi="Calibri" w:cs="Calibri"/>
           <w:color w:val="1F1F1F"/>
-          <w:sz w:val="20"/>
-          <w:szCs w:val="20"/>
+          <w:sz w:val="18"/>
+          <w:szCs w:val="18"/>
         </w:rPr>
       </w:pPr>
       <w:r>
@@ -1282,8 +1216,8 @@
           <w:rStyle w:val="Strong"/>
           <w:rFonts w:ascii="Calibri" w:eastAsia="Times New Roman" w:hAnsi="Calibri" w:cs="Calibri"/>
           <w:color w:val="1F1F1F"/>
-          <w:sz w:val="20"/>
-          <w:szCs w:val="20"/>
+          <w:sz w:val="18"/>
+          <w:szCs w:val="18"/>
         </w:rPr>
         <w:t>Resources (resources.html)</w:t>
       </w:r>
@@ -1291,19 +1225,10 @@
         <w:rPr>
           <w:rFonts w:ascii="Calibri" w:eastAsia="Times New Roman" w:hAnsi="Calibri" w:cs="Calibri"/>
           <w:color w:val="1F1F1F"/>
-          <w:sz w:val="20"/>
-          <w:szCs w:val="20"/>
-        </w:rPr>
-        <w:t xml:space="preserve"> — 3 res</w:t>
-      </w:r>
-      <w:r>
-        <w:rPr>
-          <w:rFonts w:ascii="Calibri" w:eastAsia="Times New Roman" w:hAnsi="Calibri" w:cs="Calibri"/>
-          <w:color w:val="1F1F1F"/>
-          <w:sz w:val="20"/>
-          <w:szCs w:val="20"/>
-        </w:rPr>
-        <w:t>ource cards (ebooks, videos, practice labs) with active external links</w:t>
+          <w:sz w:val="18"/>
+          <w:szCs w:val="18"/>
+        </w:rPr>
+        <w:t xml:space="preserve"> — 3 cards (ebooks, videos, labs) with active links</w:t>
       </w:r>
     </w:p>
     <w:p>
@@ -1312,13 +1237,13 @@
           <w:ilvl w:val="0"/>
           <w:numId w:val="3"/>
         </w:numPr>
-        <w:spacing w:before="60" w:after="60"/>
+        <w:spacing w:before="45" w:after="45"/>
         <w:ind w:left="0"/>
         <w:rPr>
           <w:rFonts w:ascii="Calibri" w:eastAsia="Times New Roman" w:hAnsi="Calibri" w:cs="Calibri"/>
           <w:color w:val="1F1F1F"/>
-          <w:sz w:val="20"/>
-          <w:szCs w:val="20"/>
+          <w:sz w:val="18"/>
+          <w:szCs w:val="18"/>
         </w:rPr>
       </w:pPr>
       <w:r>
@@ -1326,8 +1251,8 @@
           <w:rStyle w:val="Strong"/>
           <w:rFonts w:ascii="Calibri" w:eastAsia="Times New Roman" w:hAnsi="Calibri" w:cs="Calibri"/>
           <w:color w:val="1F1F1F"/>
-          <w:sz w:val="20"/>
-          <w:szCs w:val="20"/>
+          <w:sz w:val="18"/>
+          <w:szCs w:val="18"/>
         </w:rPr>
         <w:t>Contact (contact.html)</w:t>
       </w:r>
@@ -1335,10 +1260,19 @@
         <w:rPr>
           <w:rFonts w:ascii="Calibri" w:eastAsia="Times New Roman" w:hAnsi="Calibri" w:cs="Calibri"/>
           <w:color w:val="1F1F1F"/>
-          <w:sz w:val="20"/>
-          <w:szCs w:val="20"/>
-        </w:rPr>
-        <w:t xml:space="preserve"> — Two-column layout with contact info + validated form, social links</w:t>
+          <w:sz w:val="18"/>
+          <w:szCs w:val="18"/>
+        </w:rPr>
+        <w:t xml:space="preserve"> — Two-column: contact info + validat</w:t>
+      </w:r>
+      <w:r>
+        <w:rPr>
+          <w:rFonts w:ascii="Calibri" w:eastAsia="Times New Roman" w:hAnsi="Calibri" w:cs="Calibri"/>
+          <w:color w:val="1F1F1F"/>
+          <w:sz w:val="18"/>
+          <w:szCs w:val="18"/>
+        </w:rPr>
+        <w:t>ed form, social links</w:t>
       </w:r>
     </w:p>
     <w:p>
@@ -1368,13 +1302,7 @@
         <w:rPr>
           <w:rFonts w:ascii="Calibri" w:eastAsia="Times New Roman" w:hAnsi="Calibri" w:cs="Calibri"/>
         </w:rPr>
-        <w:t>Sit</w:t>
-      </w:r>
-      <w:r>
-        <w:rPr>
-          <w:rFonts w:ascii="Calibri" w:eastAsia="Times New Roman" w:hAnsi="Calibri" w:cs="Calibri"/>
-        </w:rPr>
-        <w:t>e Map Diagram</w:t>
+        <w:t>Site Map Diagram</w:t>
       </w:r>
     </w:p>
     <w:p>
@@ -1451,6 +1379,7 @@
         <w:rPr>
           <w:rFonts w:ascii="Calibri" w:eastAsia="Times New Roman" w:hAnsi="Calibri" w:cs="Calibri"/>
         </w:rPr>
+        <w:lastRenderedPageBreak/>
         <w:t>3. Page Template Design — Wireframes [5 Marks]</w:t>
       </w:r>
     </w:p>
@@ -1467,14 +1396,14 @@
           <w:rFonts w:ascii="Calibri" w:hAnsi="Calibri" w:cs="Calibri"/>
           <w:color w:val="1F1F1F"/>
         </w:rPr>
-        <w:t>Wireframes were created to pl</w:t>
+        <w:t>Wireframes were created to plan the layout and content placement for each page before development. The design follows a</w:t>
       </w:r>
       <w:r>
         <w:rPr>
           <w:rFonts w:ascii="Calibri" w:hAnsi="Calibri" w:cs="Calibri"/>
           <w:color w:val="1F1F1F"/>
         </w:rPr>
-        <w:t>an the layout and content placement for each page before development. The design follows a Coursera-inspired layout with clear visual hierarchy, generous white space, and consistent element placement across all pages.</w:t>
+        <w:t xml:space="preserve"> Coursera-inspired layout with clear visual hierarchy, generous white space, and consistent element placement across all pages.</w:t>
       </w:r>
     </w:p>
     <w:p>
@@ -1488,7 +1417,7 @@
         <w:rPr>
           <w:rFonts w:ascii="Calibri" w:eastAsia="Times New Roman" w:hAnsi="Calibri" w:cs="Calibri"/>
         </w:rPr>
-        <w:t>Home Page Wireframe</w:t>
+        <w:t>3.1 Home Page Wireframe</w:t>
       </w:r>
     </w:p>
     <w:p>
@@ -1565,7 +1494,7 @@
         <w:rPr>
           <w:rFonts w:ascii="Calibri" w:eastAsia="Times New Roman" w:hAnsi="Calibri" w:cs="Calibri"/>
         </w:rPr>
-        <w:t>Courses &amp; Contact Pages Wireframe</w:t>
+        <w:t>3.2 Courses &amp; Contact Pages Wireframe</w:t>
       </w:r>
     </w:p>
     <w:p>
@@ -1671,13 +1600,13 @@
           <w:ilvl w:val="0"/>
           <w:numId w:val="4"/>
         </w:numPr>
-        <w:spacing w:before="60" w:after="60"/>
+        <w:spacing w:before="45" w:after="45"/>
         <w:ind w:left="0"/>
         <w:rPr>
           <w:rFonts w:ascii="Calibri" w:eastAsia="Times New Roman" w:hAnsi="Calibri" w:cs="Calibri"/>
           <w:color w:val="1F1F1F"/>
-          <w:sz w:val="20"/>
-          <w:szCs w:val="20"/>
+          <w:sz w:val="18"/>
+          <w:szCs w:val="18"/>
         </w:rPr>
       </w:pPr>
       <w:r>
@@ -1685,8 +1614,8 @@
           <w:rStyle w:val="Strong"/>
           <w:rFonts w:ascii="Calibri" w:eastAsia="Times New Roman" w:hAnsi="Calibri" w:cs="Calibri"/>
           <w:color w:val="1F1F1F"/>
-          <w:sz w:val="20"/>
-          <w:szCs w:val="20"/>
+          <w:sz w:val="18"/>
+          <w:szCs w:val="18"/>
         </w:rPr>
         <w:t>Visual Studio Code</w:t>
       </w:r>
@@ -1694,8 +1623,8 @@
         <w:rPr>
           <w:rFonts w:ascii="Calibri" w:eastAsia="Times New Roman" w:hAnsi="Calibri" w:cs="Calibri"/>
           <w:color w:val="1F1F1F"/>
-          <w:sz w:val="20"/>
-          <w:szCs w:val="20"/>
+          <w:sz w:val="18"/>
+          <w:szCs w:val="18"/>
         </w:rPr>
         <w:t xml:space="preserve"> — Primary code editor with HTML, CSS, and JavaScript support</w:t>
       </w:r>
@@ -1706,13 +1635,13 @@
           <w:ilvl w:val="0"/>
           <w:numId w:val="4"/>
         </w:numPr>
-        <w:spacing w:before="60" w:after="60"/>
+        <w:spacing w:before="45" w:after="45"/>
         <w:ind w:left="0"/>
         <w:rPr>
           <w:rFonts w:ascii="Calibri" w:eastAsia="Times New Roman" w:hAnsi="Calibri" w:cs="Calibri"/>
           <w:color w:val="1F1F1F"/>
-          <w:sz w:val="20"/>
-          <w:szCs w:val="20"/>
+          <w:sz w:val="18"/>
+          <w:szCs w:val="18"/>
         </w:rPr>
       </w:pPr>
       <w:r>
@@ -1720,18 +1649,17 @@
           <w:rStyle w:val="Strong"/>
           <w:rFonts w:ascii="Calibri" w:eastAsia="Times New Roman" w:hAnsi="Calibri" w:cs="Calibri"/>
           <w:color w:val="1F1F1F"/>
-          <w:sz w:val="20"/>
-          <w:szCs w:val="20"/>
-        </w:rPr>
-        <w:lastRenderedPageBreak/>
+          <w:sz w:val="18"/>
+          <w:szCs w:val="18"/>
+        </w:rPr>
         <w:t>Google Chrome DevTools</w:t>
       </w:r>
       <w:r>
         <w:rPr>
           <w:rFonts w:ascii="Calibri" w:eastAsia="Times New Roman" w:hAnsi="Calibri" w:cs="Calibri"/>
           <w:color w:val="1F1F1F"/>
-          <w:sz w:val="20"/>
-          <w:szCs w:val="20"/>
+          <w:sz w:val="18"/>
+          <w:szCs w:val="18"/>
         </w:rPr>
         <w:t xml:space="preserve"> — Responsive testing, debugging, and performance analysis</w:t>
       </w:r>
@@ -1742,13 +1670,13 @@
           <w:ilvl w:val="0"/>
           <w:numId w:val="4"/>
         </w:numPr>
-        <w:spacing w:before="60" w:after="60"/>
+        <w:spacing w:before="45" w:after="45"/>
         <w:ind w:left="0"/>
         <w:rPr>
           <w:rFonts w:ascii="Calibri" w:eastAsia="Times New Roman" w:hAnsi="Calibri" w:cs="Calibri"/>
           <w:color w:val="1F1F1F"/>
-          <w:sz w:val="20"/>
-          <w:szCs w:val="20"/>
+          <w:sz w:val="18"/>
+          <w:szCs w:val="18"/>
         </w:rPr>
       </w:pPr>
       <w:r>
@@ -1756,8 +1684,8 @@
           <w:rStyle w:val="Strong"/>
           <w:rFonts w:ascii="Calibri" w:eastAsia="Times New Roman" w:hAnsi="Calibri" w:cs="Calibri"/>
           <w:color w:val="1F1F1F"/>
-          <w:sz w:val="20"/>
-          <w:szCs w:val="20"/>
+          <w:sz w:val="18"/>
+          <w:szCs w:val="18"/>
         </w:rPr>
         <w:t>Microsoft Edge</w:t>
       </w:r>
@@ -1765,8 +1693,8 @@
         <w:rPr>
           <w:rFonts w:ascii="Calibri" w:eastAsia="Times New Roman" w:hAnsi="Calibri" w:cs="Calibri"/>
           <w:color w:val="1F1F1F"/>
-          <w:sz w:val="20"/>
-          <w:szCs w:val="20"/>
+          <w:sz w:val="18"/>
+          <w:szCs w:val="18"/>
         </w:rPr>
         <w:t xml:space="preserve"> — Cross-browser compatibility testing</w:t>
       </w:r>
@@ -1791,13 +1719,13 @@
           <w:ilvl w:val="0"/>
           <w:numId w:val="5"/>
         </w:numPr>
-        <w:spacing w:before="60" w:after="60"/>
+        <w:spacing w:before="45" w:after="45"/>
         <w:ind w:left="0"/>
         <w:rPr>
           <w:rFonts w:ascii="Calibri" w:eastAsia="Times New Roman" w:hAnsi="Calibri" w:cs="Calibri"/>
           <w:color w:val="1F1F1F"/>
-          <w:sz w:val="20"/>
-          <w:szCs w:val="20"/>
+          <w:sz w:val="18"/>
+          <w:szCs w:val="18"/>
         </w:rPr>
       </w:pPr>
       <w:r>
@@ -1805,8 +1733,8 @@
           <w:rStyle w:val="Strong"/>
           <w:rFonts w:ascii="Calibri" w:eastAsia="Times New Roman" w:hAnsi="Calibri" w:cs="Calibri"/>
           <w:color w:val="1F1F1F"/>
-          <w:sz w:val="20"/>
-          <w:szCs w:val="20"/>
+          <w:sz w:val="18"/>
+          <w:szCs w:val="18"/>
         </w:rPr>
         <w:t>HTML5</w:t>
       </w:r>
@@ -1814,10 +1742,10 @@
         <w:rPr>
           <w:rFonts w:ascii="Calibri" w:eastAsia="Times New Roman" w:hAnsi="Calibri" w:cs="Calibri"/>
           <w:color w:val="1F1F1F"/>
-          <w:sz w:val="20"/>
-          <w:szCs w:val="20"/>
-        </w:rPr>
-        <w:t xml:space="preserve"> — Semantic markup with proper document structure, W3C-compliant</w:t>
+          <w:sz w:val="18"/>
+          <w:szCs w:val="18"/>
+        </w:rPr>
+        <w:t xml:space="preserve"> — Semantic markup, W3C-compliant</w:t>
       </w:r>
     </w:p>
     <w:p>
@@ -1826,13 +1754,13 @@
           <w:ilvl w:val="0"/>
           <w:numId w:val="5"/>
         </w:numPr>
-        <w:spacing w:before="60" w:after="60"/>
+        <w:spacing w:before="45" w:after="45"/>
         <w:ind w:left="0"/>
         <w:rPr>
           <w:rFonts w:ascii="Calibri" w:eastAsia="Times New Roman" w:hAnsi="Calibri" w:cs="Calibri"/>
           <w:color w:val="1F1F1F"/>
-          <w:sz w:val="20"/>
-          <w:szCs w:val="20"/>
+          <w:sz w:val="18"/>
+          <w:szCs w:val="18"/>
         </w:rPr>
       </w:pPr>
       <w:r>
@@ -1840,8 +1768,8 @@
           <w:rStyle w:val="Strong"/>
           <w:rFonts w:ascii="Calibri" w:eastAsia="Times New Roman" w:hAnsi="Calibri" w:cs="Calibri"/>
           <w:color w:val="1F1F1F"/>
-          <w:sz w:val="20"/>
-          <w:szCs w:val="20"/>
+          <w:sz w:val="18"/>
+          <w:szCs w:val="18"/>
         </w:rPr>
         <w:t>CSS3</w:t>
       </w:r>
@@ -1849,10 +1777,10 @@
         <w:rPr>
           <w:rFonts w:ascii="Calibri" w:eastAsia="Times New Roman" w:hAnsi="Calibri" w:cs="Calibri"/>
           <w:color w:val="1F1F1F"/>
-          <w:sz w:val="20"/>
-          <w:szCs w:val="20"/>
-        </w:rPr>
-        <w:t xml:space="preserve"> — Custom stylesheet (style.css, 694 lines) with CSS variables, flexbox, grid, transitions, and 4 responsive breakpoints (992px, 768px, 576px, 400px)</w:t>
+          <w:sz w:val="18"/>
+          <w:szCs w:val="18"/>
+        </w:rPr>
+        <w:t xml:space="preserve"> — Custom stylesheet (694 lines) with CSS variables, flexbox, grid, transitions, and 4 responsive breakpoints (992px, 768px, 576px, 400px)</w:t>
       </w:r>
     </w:p>
     <w:p>
@@ -1861,13 +1789,13 @@
           <w:ilvl w:val="0"/>
           <w:numId w:val="5"/>
         </w:numPr>
-        <w:spacing w:before="60" w:after="60"/>
+        <w:spacing w:before="45" w:after="45"/>
         <w:ind w:left="0"/>
         <w:rPr>
           <w:rFonts w:ascii="Calibri" w:eastAsia="Times New Roman" w:hAnsi="Calibri" w:cs="Calibri"/>
           <w:color w:val="1F1F1F"/>
-          <w:sz w:val="20"/>
-          <w:szCs w:val="20"/>
+          <w:sz w:val="18"/>
+          <w:szCs w:val="18"/>
         </w:rPr>
       </w:pPr>
       <w:r>
@@ -1875,8 +1803,8 @@
           <w:rStyle w:val="Strong"/>
           <w:rFonts w:ascii="Calibri" w:eastAsia="Times New Roman" w:hAnsi="Calibri" w:cs="Calibri"/>
           <w:color w:val="1F1F1F"/>
-          <w:sz w:val="20"/>
-          <w:szCs w:val="20"/>
+          <w:sz w:val="18"/>
+          <w:szCs w:val="18"/>
         </w:rPr>
         <w:t>Bootstrap 5.3</w:t>
       </w:r>
@@ -1884,19 +1812,10 @@
         <w:rPr>
           <w:rFonts w:ascii="Calibri" w:eastAsia="Times New Roman" w:hAnsi="Calibri" w:cs="Calibri"/>
           <w:color w:val="1F1F1F"/>
-          <w:sz w:val="20"/>
-          <w:szCs w:val="20"/>
-        </w:rPr>
-        <w:t xml:space="preserve"> — Responsive grid </w:t>
-      </w:r>
-      <w:r>
-        <w:rPr>
-          <w:rFonts w:ascii="Calibri" w:eastAsia="Times New Roman" w:hAnsi="Calibri" w:cs="Calibri"/>
-          <w:color w:val="1F1F1F"/>
-          <w:sz w:val="20"/>
-          <w:szCs w:val="20"/>
-        </w:rPr>
-        <w:t>system, navbar, form controls, and utility classes</w:t>
+          <w:sz w:val="18"/>
+          <w:szCs w:val="18"/>
+        </w:rPr>
+        <w:t xml:space="preserve"> — Responsive grid system, navbar, form controls, utilities</w:t>
       </w:r>
     </w:p>
     <w:p>
@@ -1905,13 +1824,13 @@
           <w:ilvl w:val="0"/>
           <w:numId w:val="5"/>
         </w:numPr>
-        <w:spacing w:before="60" w:after="60"/>
+        <w:spacing w:before="45" w:after="45"/>
         <w:ind w:left="0"/>
         <w:rPr>
           <w:rFonts w:ascii="Calibri" w:eastAsia="Times New Roman" w:hAnsi="Calibri" w:cs="Calibri"/>
           <w:color w:val="1F1F1F"/>
-          <w:sz w:val="20"/>
-          <w:szCs w:val="20"/>
+          <w:sz w:val="18"/>
+          <w:szCs w:val="18"/>
         </w:rPr>
       </w:pPr>
       <w:r>
@@ -1919,19 +1838,29 @@
           <w:rStyle w:val="Strong"/>
           <w:rFonts w:ascii="Calibri" w:eastAsia="Times New Roman" w:hAnsi="Calibri" w:cs="Calibri"/>
           <w:color w:val="1F1F1F"/>
-          <w:sz w:val="20"/>
-          <w:szCs w:val="20"/>
-        </w:rPr>
-        <w:t>JavaScript (Vanilla)</w:t>
-      </w:r>
-      <w:r>
-        <w:rPr>
-          <w:rFonts w:ascii="Calibri" w:eastAsia="Times New Roman" w:hAnsi="Calibri" w:cs="Calibri"/>
-          <w:color w:val="1F1F1F"/>
-          <w:sz w:val="20"/>
-          <w:szCs w:val="20"/>
-        </w:rPr>
-        <w:t xml:space="preserve"> — Form validation with real-time input filtering and submission feedback</w:t>
+          <w:sz w:val="18"/>
+          <w:szCs w:val="18"/>
+        </w:rPr>
+        <w:t>J</w:t>
+      </w:r>
+      <w:r>
+        <w:rPr>
+          <w:rStyle w:val="Strong"/>
+          <w:rFonts w:ascii="Calibri" w:eastAsia="Times New Roman" w:hAnsi="Calibri" w:cs="Calibri"/>
+          <w:color w:val="1F1F1F"/>
+          <w:sz w:val="18"/>
+          <w:szCs w:val="18"/>
+        </w:rPr>
+        <w:t>avaScript (Vanilla)</w:t>
+      </w:r>
+      <w:r>
+        <w:rPr>
+          <w:rFonts w:ascii="Calibri" w:eastAsia="Times New Roman" w:hAnsi="Calibri" w:cs="Calibri"/>
+          <w:color w:val="1F1F1F"/>
+          <w:sz w:val="18"/>
+          <w:szCs w:val="18"/>
+        </w:rPr>
+        <w:t xml:space="preserve"> — Form validation with real-time input filtering</w:t>
       </w:r>
     </w:p>
     <w:p>
@@ -1940,13 +1869,13 @@
           <w:ilvl w:val="0"/>
           <w:numId w:val="5"/>
         </w:numPr>
-        <w:spacing w:before="60" w:after="60"/>
+        <w:spacing w:before="45" w:after="45"/>
         <w:ind w:left="0"/>
         <w:rPr>
           <w:rFonts w:ascii="Calibri" w:eastAsia="Times New Roman" w:hAnsi="Calibri" w:cs="Calibri"/>
           <w:color w:val="1F1F1F"/>
-          <w:sz w:val="20"/>
-          <w:szCs w:val="20"/>
+          <w:sz w:val="18"/>
+          <w:szCs w:val="18"/>
         </w:rPr>
       </w:pPr>
       <w:r>
@@ -1954,8 +1883,8 @@
           <w:rStyle w:val="Strong"/>
           <w:rFonts w:ascii="Calibri" w:eastAsia="Times New Roman" w:hAnsi="Calibri" w:cs="Calibri"/>
           <w:color w:val="1F1F1F"/>
-          <w:sz w:val="20"/>
-          <w:szCs w:val="20"/>
+          <w:sz w:val="18"/>
+          <w:szCs w:val="18"/>
         </w:rPr>
         <w:t>Font Awesome 6.4</w:t>
       </w:r>
@@ -1963,10 +1892,10 @@
         <w:rPr>
           <w:rFonts w:ascii="Calibri" w:eastAsia="Times New Roman" w:hAnsi="Calibri" w:cs="Calibri"/>
           <w:color w:val="1F1F1F"/>
-          <w:sz w:val="20"/>
-          <w:szCs w:val="20"/>
-        </w:rPr>
-        <w:t xml:space="preserve"> — Comprehensive icon library for visual enhancement</w:t>
+          <w:sz w:val="18"/>
+          <w:szCs w:val="18"/>
+        </w:rPr>
+        <w:t xml:space="preserve"> — Icon library</w:t>
       </w:r>
     </w:p>
     <w:p>
@@ -1989,13 +1918,13 @@
           <w:ilvl w:val="0"/>
           <w:numId w:val="6"/>
         </w:numPr>
-        <w:spacing w:before="60" w:after="60"/>
+        <w:spacing w:before="45" w:after="45"/>
         <w:ind w:left="0"/>
         <w:rPr>
           <w:rFonts w:ascii="Calibri" w:eastAsia="Times New Roman" w:hAnsi="Calibri" w:cs="Calibri"/>
           <w:color w:val="1F1F1F"/>
-          <w:sz w:val="20"/>
-          <w:szCs w:val="20"/>
+          <w:sz w:val="18"/>
+          <w:szCs w:val="18"/>
         </w:rPr>
       </w:pPr>
       <w:r>
@@ -2003,8 +1932,8 @@
           <w:rStyle w:val="Strong"/>
           <w:rFonts w:ascii="Calibri" w:eastAsia="Times New Roman" w:hAnsi="Calibri" w:cs="Calibri"/>
           <w:color w:val="1F1F1F"/>
-          <w:sz w:val="20"/>
-          <w:szCs w:val="20"/>
+          <w:sz w:val="18"/>
+          <w:szCs w:val="18"/>
         </w:rPr>
         <w:t>Unsplash</w:t>
       </w:r>
@@ -2012,19 +1941,10 @@
         <w:rPr>
           <w:rFonts w:ascii="Calibri" w:eastAsia="Times New Roman" w:hAnsi="Calibri" w:cs="Calibri"/>
           <w:color w:val="1F1F1F"/>
-          <w:sz w:val="20"/>
-          <w:szCs w:val="20"/>
-        </w:rPr>
-        <w:t xml:space="preserve"> </w:t>
-      </w:r>
-      <w:r>
-        <w:rPr>
-          <w:rFonts w:ascii="Calibri" w:eastAsia="Times New Roman" w:hAnsi="Calibri" w:cs="Calibri"/>
-          <w:color w:val="1F1F1F"/>
-          <w:sz w:val="20"/>
-          <w:szCs w:val="20"/>
-        </w:rPr>
-        <w:t>— Stock photography for course cards, hero background, and gallery images</w:t>
+          <w:sz w:val="18"/>
+          <w:szCs w:val="18"/>
+        </w:rPr>
+        <w:t xml:space="preserve"> — Stock photography for courses and gallery</w:t>
       </w:r>
     </w:p>
     <w:p>
@@ -2033,13 +1953,13 @@
           <w:ilvl w:val="0"/>
           <w:numId w:val="6"/>
         </w:numPr>
-        <w:spacing w:before="60" w:after="60"/>
+        <w:spacing w:before="45" w:after="45"/>
         <w:ind w:left="0"/>
         <w:rPr>
           <w:rFonts w:ascii="Calibri" w:eastAsia="Times New Roman" w:hAnsi="Calibri" w:cs="Calibri"/>
           <w:color w:val="1F1F1F"/>
-          <w:sz w:val="20"/>
-          <w:szCs w:val="20"/>
+          <w:sz w:val="18"/>
+          <w:szCs w:val="18"/>
         </w:rPr>
       </w:pPr>
       <w:r>
@@ -2047,8 +1967,8 @@
           <w:rStyle w:val="Strong"/>
           <w:rFonts w:ascii="Calibri" w:eastAsia="Times New Roman" w:hAnsi="Calibri" w:cs="Calibri"/>
           <w:color w:val="1F1F1F"/>
-          <w:sz w:val="20"/>
-          <w:szCs w:val="20"/>
+          <w:sz w:val="18"/>
+          <w:szCs w:val="18"/>
         </w:rPr>
         <w:t>SVG</w:t>
       </w:r>
@@ -2056,8 +1976,8 @@
         <w:rPr>
           <w:rFonts w:ascii="Calibri" w:eastAsia="Times New Roman" w:hAnsi="Calibri" w:cs="Calibri"/>
           <w:color w:val="1F1F1F"/>
-          <w:sz w:val="20"/>
-          <w:szCs w:val="20"/>
+          <w:sz w:val="18"/>
+          <w:szCs w:val="18"/>
         </w:rPr>
         <w:t xml:space="preserve"> — Custom vector wireframe diagrams for documentation</w:t>
       </w:r>
@@ -2082,13 +2002,13 @@
           <w:ilvl w:val="0"/>
           <w:numId w:val="7"/>
         </w:numPr>
-        <w:spacing w:before="60" w:after="60"/>
+        <w:spacing w:before="45" w:after="45"/>
         <w:ind w:left="0"/>
         <w:rPr>
           <w:rFonts w:ascii="Calibri" w:eastAsia="Times New Roman" w:hAnsi="Calibri" w:cs="Calibri"/>
           <w:color w:val="1F1F1F"/>
-          <w:sz w:val="20"/>
-          <w:szCs w:val="20"/>
+          <w:sz w:val="18"/>
+          <w:szCs w:val="18"/>
         </w:rPr>
       </w:pPr>
       <w:r>
@@ -2096,8 +2016,8 @@
           <w:rStyle w:val="Strong"/>
           <w:rFonts w:ascii="Calibri" w:eastAsia="Times New Roman" w:hAnsi="Calibri" w:cs="Calibri"/>
           <w:color w:val="1F1F1F"/>
-          <w:sz w:val="20"/>
-          <w:szCs w:val="20"/>
+          <w:sz w:val="18"/>
+          <w:szCs w:val="18"/>
         </w:rPr>
         <w:t>Git</w:t>
       </w:r>
@@ -2105,10 +2025,10 @@
         <w:rPr>
           <w:rFonts w:ascii="Calibri" w:eastAsia="Times New Roman" w:hAnsi="Calibri" w:cs="Calibri"/>
           <w:color w:val="1F1F1F"/>
-          <w:sz w:val="20"/>
-          <w:szCs w:val="20"/>
-        </w:rPr>
-        <w:t xml:space="preserve"> — Version control for tracking changes throughout development</w:t>
+          <w:sz w:val="18"/>
+          <w:szCs w:val="18"/>
+        </w:rPr>
+        <w:t xml:space="preserve"> — Version control</w:t>
       </w:r>
     </w:p>
     <w:p>
@@ -2117,13 +2037,13 @@
           <w:ilvl w:val="0"/>
           <w:numId w:val="7"/>
         </w:numPr>
-        <w:spacing w:before="60" w:after="60"/>
+        <w:spacing w:before="45" w:after="45"/>
         <w:ind w:left="0"/>
         <w:rPr>
           <w:rFonts w:ascii="Calibri" w:eastAsia="Times New Roman" w:hAnsi="Calibri" w:cs="Calibri"/>
           <w:color w:val="1F1F1F"/>
-          <w:sz w:val="20"/>
-          <w:szCs w:val="20"/>
+          <w:sz w:val="18"/>
+          <w:szCs w:val="18"/>
         </w:rPr>
       </w:pPr>
       <w:r>
@@ -2131,8 +2051,8 @@
           <w:rStyle w:val="Strong"/>
           <w:rFonts w:ascii="Calibri" w:eastAsia="Times New Roman" w:hAnsi="Calibri" w:cs="Calibri"/>
           <w:color w:val="1F1F1F"/>
-          <w:sz w:val="20"/>
-          <w:szCs w:val="20"/>
+          <w:sz w:val="18"/>
+          <w:szCs w:val="18"/>
         </w:rPr>
         <w:t>GitHub</w:t>
       </w:r>
@@ -2140,19 +2060,10 @@
         <w:rPr>
           <w:rFonts w:ascii="Calibri" w:eastAsia="Times New Roman" w:hAnsi="Calibri" w:cs="Calibri"/>
           <w:color w:val="1F1F1F"/>
-          <w:sz w:val="20"/>
-          <w:szCs w:val="20"/>
-        </w:rPr>
-        <w:t xml:space="preserve"> — Remote repository hostin</w:t>
-      </w:r>
-      <w:r>
-        <w:rPr>
-          <w:rFonts w:ascii="Calibri" w:eastAsia="Times New Roman" w:hAnsi="Calibri" w:cs="Calibri"/>
-          <w:color w:val="1F1F1F"/>
-          <w:sz w:val="20"/>
-          <w:szCs w:val="20"/>
-        </w:rPr>
-        <w:t>g</w:t>
+          <w:sz w:val="18"/>
+          <w:szCs w:val="18"/>
+        </w:rPr>
+        <w:t xml:space="preserve"> — Remote repository hosting</w:t>
       </w:r>
     </w:p>
     <w:p>
@@ -2161,13 +2072,13 @@
           <w:ilvl w:val="0"/>
           <w:numId w:val="7"/>
         </w:numPr>
-        <w:spacing w:before="60" w:after="60"/>
+        <w:spacing w:before="45" w:after="45"/>
         <w:ind w:left="0"/>
         <w:rPr>
           <w:rFonts w:ascii="Calibri" w:eastAsia="Times New Roman" w:hAnsi="Calibri" w:cs="Calibri"/>
           <w:color w:val="1F1F1F"/>
-          <w:sz w:val="20"/>
-          <w:szCs w:val="20"/>
+          <w:sz w:val="18"/>
+          <w:szCs w:val="18"/>
         </w:rPr>
       </w:pPr>
       <w:r>
@@ -2175,8 +2086,8 @@
           <w:rStyle w:val="Strong"/>
           <w:rFonts w:ascii="Calibri" w:eastAsia="Times New Roman" w:hAnsi="Calibri" w:cs="Calibri"/>
           <w:color w:val="1F1F1F"/>
-          <w:sz w:val="20"/>
-          <w:szCs w:val="20"/>
+          <w:sz w:val="18"/>
+          <w:szCs w:val="18"/>
         </w:rPr>
         <w:t>GitHub Pages</w:t>
       </w:r>
@@ -2184,10 +2095,10 @@
         <w:rPr>
           <w:rFonts w:ascii="Calibri" w:eastAsia="Times New Roman" w:hAnsi="Calibri" w:cs="Calibri"/>
           <w:color w:val="1F1F1F"/>
-          <w:sz w:val="20"/>
-          <w:szCs w:val="20"/>
-        </w:rPr>
-        <w:t xml:space="preserve"> — Free static website hosting directly from the repository</w:t>
+          <w:sz w:val="18"/>
+          <w:szCs w:val="18"/>
+        </w:rPr>
+        <w:t xml:space="preserve"> — Free static site hosting</w:t>
       </w:r>
     </w:p>
     <w:p>
@@ -2215,6 +2126,7 @@
         <w:rPr>
           <w:rFonts w:ascii="Calibri" w:eastAsia="Times New Roman" w:hAnsi="Calibri" w:cs="Calibri"/>
         </w:rPr>
+        <w:lastRenderedPageBreak/>
         <w:t>5.1 Cross-Browser Compatibility</w:t>
       </w:r>
     </w:p>
@@ -2261,28 +2173,28 @@
           <w:rFonts w:ascii="Calibri" w:hAnsi="Calibri" w:cs="Calibri"/>
           <w:color w:val="1F1F1F"/>
         </w:rPr>
-        <w:t xml:space="preserve"> at 1280x900 resolution. All 6 pages rendered consi</w:t>
+        <w:t xml:space="preserve"> at 1280×900 resolution. All</w:t>
       </w:r>
       <w:r>
         <w:rPr>
           <w:rFonts w:ascii="Calibri" w:hAnsi="Calibri" w:cs="Calibri"/>
           <w:color w:val="1F1F1F"/>
         </w:rPr>
-        <w:t>stently with no layout shifts, broken styles, or JavaScript errors.</w:t>
-      </w:r>
-    </w:p>
-    <w:p>
-      <w:pPr>
-        <w:pStyle w:val="Heading3"/>
-        <w:rPr>
-          <w:rFonts w:ascii="Calibri" w:eastAsia="Times New Roman" w:hAnsi="Calibri" w:cs="Calibri"/>
-        </w:rPr>
-      </w:pPr>
-      <w:r>
-        <w:rPr>
-          <w:rFonts w:ascii="Calibri" w:eastAsia="Times New Roman" w:hAnsi="Calibri" w:cs="Calibri"/>
-        </w:rPr>
-        <w:t>Chrome — Home Page (1280x900)</w:t>
+        <w:t xml:space="preserve"> 6 pages rendered consistently with no layout shifts, broken styles, or JavaScript errors.</w:t>
+      </w:r>
+    </w:p>
+    <w:p>
+      <w:pPr>
+        <w:pStyle w:val="Heading4"/>
+        <w:rPr>
+          <w:rFonts w:ascii="Calibri" w:eastAsia="Times New Roman" w:hAnsi="Calibri" w:cs="Calibri"/>
+        </w:rPr>
+      </w:pPr>
+      <w:r>
+        <w:rPr>
+          <w:rFonts w:ascii="Calibri" w:eastAsia="Times New Roman" w:hAnsi="Calibri" w:cs="Calibri"/>
+        </w:rPr>
+        <w:t>Google Chrome — Home Page (1280×900)</w:t>
       </w:r>
     </w:p>
     <w:p>
@@ -2302,7 +2214,7 @@
           <wp:inline distT="0" distB="0" distL="0" distR="0">
             <wp:extent cx="12192000" cy="8572500"/>
             <wp:effectExtent l="0" t="0" r="0" b="0"/>
-            <wp:docPr id="6" name="Picture 6" descr="Chrome Home"/>
+            <wp:docPr id="6" name="Picture 6" descr="Chrome Home Page"/>
             <wp:cNvGraphicFramePr>
               <a:graphicFrameLocks xmlns:a="http://schemas.openxmlformats.org/drawingml/2006/main" noChangeAspect="1"/>
             </wp:cNvGraphicFramePr>
@@ -2310,7 +2222,7 @@
               <a:graphicData uri="http://schemas.openxmlformats.org/drawingml/2006/picture">
                 <pic:pic xmlns:pic="http://schemas.openxmlformats.org/drawingml/2006/picture">
                   <pic:nvPicPr>
-                    <pic:cNvPr id="0" name="Picture 6" descr="Chrome Home"/>
+                    <pic:cNvPr id="0" name="Picture 6" descr="Chrome Home Page"/>
                     <pic:cNvPicPr>
                       <a:picLocks noChangeAspect="1" noChangeArrowheads="1"/>
                     </pic:cNvPicPr>
@@ -2350,16 +2262,16 @@
     </w:p>
     <w:p>
       <w:pPr>
-        <w:pStyle w:val="Heading3"/>
-        <w:rPr>
-          <w:rFonts w:ascii="Calibri" w:eastAsia="Times New Roman" w:hAnsi="Calibri" w:cs="Calibri"/>
-        </w:rPr>
-      </w:pPr>
-      <w:r>
-        <w:rPr>
-          <w:rFonts w:ascii="Calibri" w:eastAsia="Times New Roman" w:hAnsi="Calibri" w:cs="Calibri"/>
-        </w:rPr>
-        <w:t>Microsoft Edge — Home Page (1280x900)</w:t>
+        <w:pStyle w:val="Heading4"/>
+        <w:rPr>
+          <w:rFonts w:ascii="Calibri" w:eastAsia="Times New Roman" w:hAnsi="Calibri" w:cs="Calibri"/>
+        </w:rPr>
+      </w:pPr>
+      <w:r>
+        <w:rPr>
+          <w:rFonts w:ascii="Calibri" w:eastAsia="Times New Roman" w:hAnsi="Calibri" w:cs="Calibri"/>
+        </w:rPr>
+        <w:t>Microsoft Edge — Home Page (1280×900)</w:t>
       </w:r>
     </w:p>
     <w:p>
@@ -2379,7 +2291,7 @@
           <wp:inline distT="0" distB="0" distL="0" distR="0">
             <wp:extent cx="12192000" cy="8572500"/>
             <wp:effectExtent l="0" t="0" r="0" b="0"/>
-            <wp:docPr id="7" name="Picture 7" descr="Edge Home"/>
+            <wp:docPr id="7" name="Picture 7" descr="Edge Home Page"/>
             <wp:cNvGraphicFramePr>
               <a:graphicFrameLocks xmlns:a="http://schemas.openxmlformats.org/drawingml/2006/main" noChangeAspect="1"/>
             </wp:cNvGraphicFramePr>
@@ -2387,7 +2299,7 @@
               <a:graphicData uri="http://schemas.openxmlformats.org/drawingml/2006/picture">
                 <pic:pic xmlns:pic="http://schemas.openxmlformats.org/drawingml/2006/picture">
                   <pic:nvPicPr>
-                    <pic:cNvPr id="0" name="Picture 7" descr="Edge Home"/>
+                    <pic:cNvPr id="0" name="Picture 7" descr="Edge Home Page"/>
                     <pic:cNvPicPr>
                       <a:picLocks noChangeAspect="1" noChangeArrowheads="1"/>
                     </pic:cNvPicPr>
@@ -2452,7 +2364,7 @@
           <w:rFonts w:ascii="Calibri" w:hAnsi="Calibri" w:cs="Calibri"/>
           <w:color w:val="1F1F1F"/>
         </w:rPr>
-        <w:t>Tested at 414x896 viewport (simulating iPhone 11 Pro Max). All pages adapt correctly with proper content stacking, resized typograp</w:t>
+        <w:t>Tested at 414×896 viewport (simulating iPhone 11 Pro Max). All pages adapt correctly with proper content stacking, resized typograp</w:t>
       </w:r>
       <w:r>
         <w:rPr>
@@ -2462,252 +2374,358 @@
         <w:t>hy, and touch-friendly navigation. The responsive design uses 4 breakpoints to ensure usability across all device sizes.</w:t>
       </w:r>
     </w:p>
-    <w:p>
-      <w:pPr>
-        <w:pStyle w:val="NormalWeb"/>
-        <w:divId w:val="492379642"/>
-        <w:rPr>
-          <w:rFonts w:ascii="Calibri" w:hAnsi="Calibri" w:cs="Calibri"/>
-          <w:color w:val="1F1F1F"/>
-        </w:rPr>
-      </w:pPr>
-      <w:r>
-        <w:rPr>
-          <w:rStyle w:val="Strong"/>
-          <w:rFonts w:ascii="Calibri" w:hAnsi="Calibri" w:cs="Calibri"/>
-          <w:color w:val="1F1F1F"/>
-        </w:rPr>
-        <w:t>Mobile — Home</w:t>
-      </w:r>
-    </w:p>
-    <w:p>
-      <w:pPr>
-        <w:divId w:val="492379642"/>
-        <w:rPr>
-          <w:rFonts w:ascii="Calibri" w:eastAsia="Times New Roman" w:hAnsi="Calibri" w:cs="Calibri"/>
-          <w:color w:val="1F1F1F"/>
-        </w:rPr>
-      </w:pPr>
-      <w:r>
-        <w:rPr>
-          <w:rFonts w:ascii="Calibri" w:eastAsia="Times New Roman" w:hAnsi="Calibri" w:cs="Calibri"/>
-          <w:noProof/>
-          <w:color w:val="1F1F1F"/>
-        </w:rPr>
-        <w:drawing>
-          <wp:inline distT="0" distB="0" distL="0" distR="0">
-            <wp:extent cx="3943350" cy="8534400"/>
-            <wp:effectExtent l="0" t="0" r="0" b="0"/>
-            <wp:docPr id="8" name="Picture 8" descr="Mobile Home"/>
-            <wp:cNvGraphicFramePr>
-              <a:graphicFrameLocks xmlns:a="http://schemas.openxmlformats.org/drawingml/2006/main" noChangeAspect="1"/>
-            </wp:cNvGraphicFramePr>
-            <a:graphic xmlns:a="http://schemas.openxmlformats.org/drawingml/2006/main">
-              <a:graphicData uri="http://schemas.openxmlformats.org/drawingml/2006/picture">
-                <pic:pic xmlns:pic="http://schemas.openxmlformats.org/drawingml/2006/picture">
-                  <pic:nvPicPr>
-                    <pic:cNvPr id="0" name="Picture 8" descr="Mobile Home"/>
-                    <pic:cNvPicPr>
-                      <a:picLocks noChangeAspect="1" noChangeArrowheads="1"/>
-                    </pic:cNvPicPr>
-                  </pic:nvPicPr>
-                  <pic:blipFill>
-                    <a:blip r:link="rId10">
-                      <a:extLst>
-                        <a:ext uri="{28A0092B-C50C-407E-A947-70E740481C1C}">
-                          <a14:useLocalDpi xmlns:a14="http://schemas.microsoft.com/office/drawing/2010/main" val="0"/>
-                        </a:ext>
-                      </a:extLst>
-                    </a:blip>
-                    <a:srcRect/>
-                    <a:stretch>
-                      <a:fillRect/>
-                    </a:stretch>
-                  </pic:blipFill>
-                  <pic:spPr bwMode="auto">
-                    <a:xfrm>
-                      <a:off x="0" y="0"/>
-                      <a:ext cx="3943350" cy="8534400"/>
-                    </a:xfrm>
-                    <a:prstGeom prst="rect">
-                      <a:avLst/>
-                    </a:prstGeom>
-                    <a:noFill/>
-                    <a:ln>
-                      <a:noFill/>
-                    </a:ln>
-                  </pic:spPr>
-                </pic:pic>
-              </a:graphicData>
-            </a:graphic>
-          </wp:inline>
-        </w:drawing>
-      </w:r>
-    </w:p>
-    <w:p>
-      <w:pPr>
-        <w:pStyle w:val="NormalWeb"/>
-        <w:divId w:val="128937050"/>
-        <w:rPr>
-          <w:rFonts w:ascii="Calibri" w:hAnsi="Calibri" w:cs="Calibri"/>
-          <w:color w:val="1F1F1F"/>
-        </w:rPr>
-      </w:pPr>
-      <w:r>
-        <w:rPr>
-          <w:rStyle w:val="Strong"/>
-          <w:rFonts w:ascii="Calibri" w:hAnsi="Calibri" w:cs="Calibri"/>
-          <w:color w:val="1F1F1F"/>
-        </w:rPr>
-        <w:t>Mobile — Courses</w:t>
-      </w:r>
-    </w:p>
-    <w:p>
-      <w:pPr>
-        <w:divId w:val="128937050"/>
-        <w:rPr>
-          <w:rFonts w:ascii="Calibri" w:eastAsia="Times New Roman" w:hAnsi="Calibri" w:cs="Calibri"/>
-          <w:color w:val="1F1F1F"/>
-        </w:rPr>
-      </w:pPr>
-      <w:r>
-        <w:rPr>
-          <w:rFonts w:ascii="Calibri" w:eastAsia="Times New Roman" w:hAnsi="Calibri" w:cs="Calibri"/>
-          <w:noProof/>
-          <w:color w:val="1F1F1F"/>
-        </w:rPr>
-        <w:drawing>
-          <wp:inline distT="0" distB="0" distL="0" distR="0">
-            <wp:extent cx="3943350" cy="8534400"/>
-            <wp:effectExtent l="0" t="0" r="0" b="0"/>
-            <wp:docPr id="9" name="Picture 9" descr="Mobile Courses"/>
-            <wp:cNvGraphicFramePr>
-              <a:graphicFrameLocks xmlns:a="http://schemas.openxmlformats.org/drawingml/2006/main" noChangeAspect="1"/>
-            </wp:cNvGraphicFramePr>
-            <a:graphic xmlns:a="http://schemas.openxmlformats.org/drawingml/2006/main">
-              <a:graphicData uri="http://schemas.openxmlformats.org/drawingml/2006/picture">
-                <pic:pic xmlns:pic="http://schemas.openxmlformats.org/drawingml/2006/picture">
-                  <pic:nvPicPr>
-                    <pic:cNvPr id="0" name="Picture 9" descr="Mobile Courses"/>
-                    <pic:cNvPicPr>
-                      <a:picLocks noChangeAspect="1" noChangeArrowheads="1"/>
-                    </pic:cNvPicPr>
-                  </pic:nvPicPr>
-                  <pic:blipFill>
-                    <a:blip r:link="rId11">
-                      <a:extLst>
-                        <a:ext uri="{28A0092B-C50C-407E-A947-70E740481C1C}">
-                          <a14:useLocalDpi xmlns:a14="http://schemas.microsoft.com/office/drawing/2010/main" val="0"/>
-                        </a:ext>
-                      </a:extLst>
-                    </a:blip>
-                    <a:srcRect/>
-                    <a:stretch>
-                      <a:fillRect/>
-                    </a:stretch>
-                  </pic:blipFill>
-                  <pic:spPr bwMode="auto">
-                    <a:xfrm>
-                      <a:off x="0" y="0"/>
-                      <a:ext cx="3943350" cy="8534400"/>
-                    </a:xfrm>
-                    <a:prstGeom prst="rect">
-                      <a:avLst/>
-                    </a:prstGeom>
-                    <a:noFill/>
-                    <a:ln>
-                      <a:noFill/>
-                    </a:ln>
-                  </pic:spPr>
-                </pic:pic>
-              </a:graphicData>
-            </a:graphic>
-          </wp:inline>
-        </w:drawing>
-      </w:r>
-    </w:p>
-    <w:p>
-      <w:pPr>
-        <w:pStyle w:val="NormalWeb"/>
-        <w:divId w:val="1649018634"/>
-        <w:rPr>
-          <w:rFonts w:ascii="Calibri" w:hAnsi="Calibri" w:cs="Calibri"/>
-          <w:color w:val="1F1F1F"/>
-        </w:rPr>
-      </w:pPr>
-      <w:r>
-        <w:rPr>
-          <w:rStyle w:val="Strong"/>
-          <w:rFonts w:ascii="Calibri" w:hAnsi="Calibri" w:cs="Calibri"/>
-          <w:color w:val="1F1F1F"/>
-        </w:rPr>
-        <w:t>Mobile — Contact</w:t>
-      </w:r>
-    </w:p>
-    <w:p>
-      <w:pPr>
-        <w:divId w:val="1649018634"/>
-        <w:rPr>
-          <w:rFonts w:ascii="Calibri" w:eastAsia="Times New Roman" w:hAnsi="Calibri" w:cs="Calibri"/>
-          <w:color w:val="1F1F1F"/>
-        </w:rPr>
-      </w:pPr>
-      <w:r>
-        <w:rPr>
-          <w:rFonts w:ascii="Calibri" w:eastAsia="Times New Roman" w:hAnsi="Calibri" w:cs="Calibri"/>
-          <w:noProof/>
-          <w:color w:val="1F1F1F"/>
-        </w:rPr>
-        <w:drawing>
-          <wp:inline distT="0" distB="0" distL="0" distR="0">
-            <wp:extent cx="3943350" cy="8534400"/>
-            <wp:effectExtent l="0" t="0" r="0" b="0"/>
-            <wp:docPr id="10" name="Picture 10" descr="Mobile Contact"/>
-            <wp:cNvGraphicFramePr>
-              <a:graphicFrameLocks xmlns:a="http://schemas.openxmlformats.org/drawingml/2006/main" noChangeAspect="1"/>
-            </wp:cNvGraphicFramePr>
-            <a:graphic xmlns:a="http://schemas.openxmlformats.org/drawingml/2006/main">
-              <a:graphicData uri="http://schemas.openxmlformats.org/drawingml/2006/picture">
-                <pic:pic xmlns:pic="http://schemas.openxmlformats.org/drawingml/2006/picture">
-                  <pic:nvPicPr>
-                    <pic:cNvPr id="0" name="Picture 10" descr="Mobile Contact"/>
-                    <pic:cNvPicPr>
-                      <a:picLocks noChangeAspect="1" noChangeArrowheads="1"/>
-                    </pic:cNvPicPr>
-                  </pic:nvPicPr>
-                  <pic:blipFill>
-                    <a:blip r:link="rId12">
-                      <a:extLst>
-                        <a:ext uri="{28A0092B-C50C-407E-A947-70E740481C1C}">
-                          <a14:useLocalDpi xmlns:a14="http://schemas.microsoft.com/office/drawing/2010/main" val="0"/>
-                        </a:ext>
-                      </a:extLst>
-                    </a:blip>
-                    <a:srcRect/>
-                    <a:stretch>
-                      <a:fillRect/>
-                    </a:stretch>
-                  </pic:blipFill>
-                  <pic:spPr bwMode="auto">
-                    <a:xfrm>
-                      <a:off x="0" y="0"/>
-                      <a:ext cx="3943350" cy="8534400"/>
-                    </a:xfrm>
-                    <a:prstGeom prst="rect">
-                      <a:avLst/>
-                    </a:prstGeom>
-                    <a:noFill/>
-                    <a:ln>
-                      <a:noFill/>
-                    </a:ln>
-                  </pic:spPr>
-                </pic:pic>
-              </a:graphicData>
-            </a:graphic>
-          </wp:inline>
-        </w:drawing>
-      </w:r>
-    </w:p>
+    <w:tbl>
+      <w:tblPr>
+        <w:tblW w:w="5000" w:type="pct"/>
+        <w:tblCellMar>
+          <w:top w:w="15" w:type="dxa"/>
+          <w:left w:w="15" w:type="dxa"/>
+          <w:bottom w:w="15" w:type="dxa"/>
+          <w:right w:w="15" w:type="dxa"/>
+        </w:tblCellMar>
+        <w:tblLook w:val="04A0" w:firstRow="1" w:lastRow="0" w:firstColumn="1" w:lastColumn="0" w:noHBand="0" w:noVBand="1"/>
+      </w:tblPr>
+      <w:tblGrid>
+        <w:gridCol w:w="3088"/>
+        <w:gridCol w:w="3088"/>
+        <w:gridCol w:w="3088"/>
+      </w:tblGrid>
+      <w:tr>
+        <w:tc>
+          <w:tcPr>
+            <w:tcW w:w="1650" w:type="pct"/>
+            <w:tcBorders>
+              <w:top w:val="nil"/>
+              <w:left w:val="nil"/>
+              <w:bottom w:val="nil"/>
+              <w:right w:val="nil"/>
+            </w:tcBorders>
+            <w:tcMar>
+              <w:top w:w="120" w:type="dxa"/>
+              <w:left w:w="120" w:type="dxa"/>
+              <w:bottom w:w="120" w:type="dxa"/>
+              <w:right w:w="120" w:type="dxa"/>
+            </w:tcMar>
+            <w:hideMark/>
+          </w:tcPr>
+          <w:p>
+            <w:pPr>
+              <w:spacing w:before="60" w:after="60"/>
+              <w:jc w:val="center"/>
+              <w:rPr>
+                <w:rFonts w:ascii="Calibri" w:hAnsi="Calibri" w:cs="Calibri"/>
+                <w:b/>
+                <w:bCs/>
+                <w:color w:val="1F1F1F"/>
+                <w:sz w:val="17"/>
+                <w:szCs w:val="17"/>
+              </w:rPr>
+            </w:pPr>
+            <w:r>
+              <w:rPr>
+                <w:rFonts w:ascii="Calibri" w:hAnsi="Calibri" w:cs="Calibri"/>
+                <w:b/>
+                <w:bCs/>
+                <w:color w:val="1F1F1F"/>
+                <w:sz w:val="17"/>
+                <w:szCs w:val="17"/>
+              </w:rPr>
+              <w:t>Mobile — Home Page</w:t>
+            </w:r>
+          </w:p>
+          <w:p>
+            <w:pPr>
+              <w:jc w:val="center"/>
+              <w:rPr>
+                <w:rFonts w:ascii="Calibri" w:eastAsia="Times New Roman" w:hAnsi="Calibri" w:cs="Calibri"/>
+                <w:color w:val="1F1F1F"/>
+                <w:sz w:val="18"/>
+                <w:szCs w:val="18"/>
+              </w:rPr>
+            </w:pPr>
+            <w:r>
+              <w:rPr>
+                <w:rFonts w:ascii="Calibri" w:eastAsia="Times New Roman" w:hAnsi="Calibri" w:cs="Calibri"/>
+                <w:noProof/>
+                <w:color w:val="1F1F1F"/>
+                <w:sz w:val="18"/>
+                <w:szCs w:val="18"/>
+              </w:rPr>
+              <w:drawing>
+                <wp:inline distT="0" distB="0" distL="0" distR="0">
+                  <wp:extent cx="3943350" cy="8534400"/>
+                  <wp:effectExtent l="0" t="0" r="0" b="0"/>
+                  <wp:docPr id="8" name="Picture 8" descr="Mobile Home"/>
+                  <wp:cNvGraphicFramePr>
+                    <a:graphicFrameLocks xmlns:a="http://schemas.openxmlformats.org/drawingml/2006/main" noChangeAspect="1"/>
+                  </wp:cNvGraphicFramePr>
+                  <a:graphic xmlns:a="http://schemas.openxmlformats.org/drawingml/2006/main">
+                    <a:graphicData uri="http://schemas.openxmlformats.org/drawingml/2006/picture">
+                      <pic:pic xmlns:pic="http://schemas.openxmlformats.org/drawingml/2006/picture">
+                        <pic:nvPicPr>
+                          <pic:cNvPr id="0" name="Picture 8" descr="Mobile Home"/>
+                          <pic:cNvPicPr>
+                            <a:picLocks noChangeAspect="1" noChangeArrowheads="1"/>
+                          </pic:cNvPicPr>
+                        </pic:nvPicPr>
+                        <pic:blipFill>
+                          <a:blip r:link="rId10">
+                            <a:extLst>
+                              <a:ext uri="{28A0092B-C50C-407E-A947-70E740481C1C}">
+                                <a14:useLocalDpi xmlns:a14="http://schemas.microsoft.com/office/drawing/2010/main" val="0"/>
+                              </a:ext>
+                            </a:extLst>
+                          </a:blip>
+                          <a:srcRect/>
+                          <a:stretch>
+                            <a:fillRect/>
+                          </a:stretch>
+                        </pic:blipFill>
+                        <pic:spPr bwMode="auto">
+                          <a:xfrm>
+                            <a:off x="0" y="0"/>
+                            <a:ext cx="3943350" cy="8534400"/>
+                          </a:xfrm>
+                          <a:prstGeom prst="rect">
+                            <a:avLst/>
+                          </a:prstGeom>
+                          <a:noFill/>
+                          <a:ln>
+                            <a:noFill/>
+                          </a:ln>
+                        </pic:spPr>
+                      </pic:pic>
+                    </a:graphicData>
+                  </a:graphic>
+                </wp:inline>
+              </w:drawing>
+            </w:r>
+          </w:p>
+        </w:tc>
+        <w:tc>
+          <w:tcPr>
+            <w:tcW w:w="1650" w:type="pct"/>
+            <w:tcBorders>
+              <w:top w:val="nil"/>
+              <w:left w:val="nil"/>
+              <w:bottom w:val="nil"/>
+              <w:right w:val="nil"/>
+            </w:tcBorders>
+            <w:tcMar>
+              <w:top w:w="120" w:type="dxa"/>
+              <w:left w:w="120" w:type="dxa"/>
+              <w:bottom w:w="120" w:type="dxa"/>
+              <w:right w:w="120" w:type="dxa"/>
+            </w:tcMar>
+            <w:hideMark/>
+          </w:tcPr>
+          <w:p>
+            <w:pPr>
+              <w:spacing w:before="60" w:after="60"/>
+              <w:jc w:val="center"/>
+              <w:rPr>
+                <w:rFonts w:ascii="Calibri" w:hAnsi="Calibri" w:cs="Calibri"/>
+                <w:b/>
+                <w:bCs/>
+                <w:color w:val="1F1F1F"/>
+                <w:sz w:val="17"/>
+                <w:szCs w:val="17"/>
+              </w:rPr>
+            </w:pPr>
+            <w:r>
+              <w:rPr>
+                <w:rFonts w:ascii="Calibri" w:hAnsi="Calibri" w:cs="Calibri"/>
+                <w:b/>
+                <w:bCs/>
+                <w:color w:val="1F1F1F"/>
+                <w:sz w:val="17"/>
+                <w:szCs w:val="17"/>
+              </w:rPr>
+              <w:t>Mobile — Courses Page</w:t>
+            </w:r>
+          </w:p>
+          <w:p>
+            <w:pPr>
+              <w:jc w:val="center"/>
+              <w:rPr>
+                <w:rFonts w:ascii="Calibri" w:eastAsia="Times New Roman" w:hAnsi="Calibri" w:cs="Calibri"/>
+                <w:color w:val="1F1F1F"/>
+                <w:sz w:val="18"/>
+                <w:szCs w:val="18"/>
+              </w:rPr>
+            </w:pPr>
+            <w:r>
+              <w:rPr>
+                <w:rFonts w:ascii="Calibri" w:eastAsia="Times New Roman" w:hAnsi="Calibri" w:cs="Calibri"/>
+                <w:noProof/>
+                <w:color w:val="1F1F1F"/>
+                <w:sz w:val="18"/>
+                <w:szCs w:val="18"/>
+              </w:rPr>
+              <w:drawing>
+                <wp:inline distT="0" distB="0" distL="0" distR="0">
+                  <wp:extent cx="3943350" cy="8534400"/>
+                  <wp:effectExtent l="0" t="0" r="0" b="0"/>
+                  <wp:docPr id="9" name="Picture 9" descr="Mobile Courses"/>
+                  <wp:cNvGraphicFramePr>
+                    <a:graphicFrameLocks xmlns:a="http://schemas.openxmlformats.org/drawingml/2006/main" noChangeAspect="1"/>
+                  </wp:cNvGraphicFramePr>
+                  <a:graphic xmlns:a="http://schemas.openxmlformats.org/drawingml/2006/main">
+                    <a:graphicData uri="http://schemas.openxmlformats.org/drawingml/2006/picture">
+                      <pic:pic xmlns:pic="http://schemas.openxmlformats.org/drawingml/2006/picture">
+                        <pic:nvPicPr>
+                          <pic:cNvPr id="0" name="Picture 9" descr="Mobile Courses"/>
+                          <pic:cNvPicPr>
+                            <a:picLocks noChangeAspect="1" noChangeArrowheads="1"/>
+                          </pic:cNvPicPr>
+                        </pic:nvPicPr>
+                        <pic:blipFill>
+                          <a:blip r:link="rId11">
+                            <a:extLst>
+                              <a:ext uri="{28A0092B-C50C-407E-A947-70E740481C1C}">
+                                <a14:useLocalDpi xmlns:a14="http://schemas.microsoft.com/office/drawing/2010/main" val="0"/>
+                              </a:ext>
+                            </a:extLst>
+                          </a:blip>
+                          <a:srcRect/>
+                          <a:stretch>
+                            <a:fillRect/>
+                          </a:stretch>
+                        </pic:blipFill>
+                        <pic:spPr bwMode="auto">
+                          <a:xfrm>
+                            <a:off x="0" y="0"/>
+                            <a:ext cx="3943350" cy="8534400"/>
+                          </a:xfrm>
+                          <a:prstGeom prst="rect">
+                            <a:avLst/>
+                          </a:prstGeom>
+                          <a:noFill/>
+                          <a:ln>
+                            <a:noFill/>
+                          </a:ln>
+                        </pic:spPr>
+                      </pic:pic>
+                    </a:graphicData>
+                  </a:graphic>
+                </wp:inline>
+              </w:drawing>
+            </w:r>
+          </w:p>
+        </w:tc>
+        <w:tc>
+          <w:tcPr>
+            <w:tcW w:w="1650" w:type="pct"/>
+            <w:tcBorders>
+              <w:top w:val="nil"/>
+              <w:left w:val="nil"/>
+              <w:bottom w:val="nil"/>
+              <w:right w:val="nil"/>
+            </w:tcBorders>
+            <w:tcMar>
+              <w:top w:w="120" w:type="dxa"/>
+              <w:left w:w="120" w:type="dxa"/>
+              <w:bottom w:w="120" w:type="dxa"/>
+              <w:right w:w="120" w:type="dxa"/>
+            </w:tcMar>
+            <w:hideMark/>
+          </w:tcPr>
+          <w:p>
+            <w:pPr>
+              <w:spacing w:before="60" w:after="60"/>
+              <w:jc w:val="center"/>
+              <w:rPr>
+                <w:rFonts w:ascii="Calibri" w:hAnsi="Calibri" w:cs="Calibri"/>
+                <w:b/>
+                <w:bCs/>
+                <w:color w:val="1F1F1F"/>
+                <w:sz w:val="17"/>
+                <w:szCs w:val="17"/>
+              </w:rPr>
+            </w:pPr>
+            <w:r>
+              <w:rPr>
+                <w:rFonts w:ascii="Calibri" w:hAnsi="Calibri" w:cs="Calibri"/>
+                <w:b/>
+                <w:bCs/>
+                <w:color w:val="1F1F1F"/>
+                <w:sz w:val="17"/>
+                <w:szCs w:val="17"/>
+              </w:rPr>
+              <w:t>Mobile — Contact Page</w:t>
+            </w:r>
+          </w:p>
+          <w:p>
+            <w:pPr>
+              <w:jc w:val="center"/>
+              <w:rPr>
+                <w:rFonts w:ascii="Calibri" w:eastAsia="Times New Roman" w:hAnsi="Calibri" w:cs="Calibri"/>
+                <w:color w:val="1F1F1F"/>
+                <w:sz w:val="18"/>
+                <w:szCs w:val="18"/>
+              </w:rPr>
+            </w:pPr>
+            <w:r>
+              <w:rPr>
+                <w:rFonts w:ascii="Calibri" w:eastAsia="Times New Roman" w:hAnsi="Calibri" w:cs="Calibri"/>
+                <w:noProof/>
+                <w:color w:val="1F1F1F"/>
+                <w:sz w:val="18"/>
+                <w:szCs w:val="18"/>
+              </w:rPr>
+              <w:drawing>
+                <wp:inline distT="0" distB="0" distL="0" distR="0">
+                  <wp:extent cx="3943350" cy="8534400"/>
+                  <wp:effectExtent l="0" t="0" r="0" b="0"/>
+                  <wp:docPr id="10" name="Picture 10" descr="Mobile Contact"/>
+                  <wp:cNvGraphicFramePr>
+                    <a:graphicFrameLocks xmlns:a="http://schemas.openxmlformats.org/drawingml/2006/main" noChangeAspect="1"/>
+                  </wp:cNvGraphicFramePr>
+                  <a:graphic xmlns:a="http://schemas.openxmlformats.org/drawingml/2006/main">
+                    <a:graphicData uri="http://schemas.openxmlformats.org/drawingml/2006/picture">
+                      <pic:pic xmlns:pic="http://schemas.openxmlformats.org/drawingml/2006/picture">
+                        <pic:nvPicPr>
+                          <pic:cNvPr id="0" name="Picture 10" descr="Mobile Contact"/>
+                          <pic:cNvPicPr>
+                            <a:picLocks noChangeAspect="1" noChangeArrowheads="1"/>
+                          </pic:cNvPicPr>
+                        </pic:nvPicPr>
+                        <pic:blipFill>
+                          <a:blip r:link="rId12">
+                            <a:extLst>
+                              <a:ext uri="{28A0092B-C50C-407E-A947-70E740481C1C}">
+                                <a14:useLocalDpi xmlns:a14="http://schemas.microsoft.com/office/drawing/2010/main" val="0"/>
+                              </a:ext>
+                            </a:extLst>
+                          </a:blip>
+                          <a:srcRect/>
+                          <a:stretch>
+                            <a:fillRect/>
+                          </a:stretch>
+                        </pic:blipFill>
+                        <pic:spPr bwMode="auto">
+                          <a:xfrm>
+                            <a:off x="0" y="0"/>
+                            <a:ext cx="3943350" cy="8534400"/>
+                          </a:xfrm>
+                          <a:prstGeom prst="rect">
+                            <a:avLst/>
+                          </a:prstGeom>
+                          <a:noFill/>
+                          <a:ln>
+                            <a:noFill/>
+                          </a:ln>
+                        </pic:spPr>
+                      </pic:pic>
+                    </a:graphicData>
+                  </a:graphic>
+                </wp:inline>
+              </w:drawing>
+            </w:r>
+          </w:p>
+        </w:tc>
+      </w:tr>
+    </w:tbl>
     <w:p>
       <w:pPr>
         <w:pStyle w:val="Heading3"/>
@@ -2728,13 +2746,13 @@
           <w:ilvl w:val="0"/>
           <w:numId w:val="8"/>
         </w:numPr>
-        <w:spacing w:before="60" w:after="60"/>
+        <w:spacing w:before="45" w:after="45"/>
         <w:ind w:left="0"/>
         <w:rPr>
           <w:rFonts w:ascii="Calibri" w:eastAsia="Times New Roman" w:hAnsi="Calibri" w:cs="Calibri"/>
           <w:color w:val="1F1F1F"/>
-          <w:sz w:val="20"/>
-          <w:szCs w:val="20"/>
+          <w:sz w:val="18"/>
+          <w:szCs w:val="18"/>
         </w:rPr>
       </w:pPr>
       <w:r>
@@ -2742,8 +2760,8 @@
           <w:rStyle w:val="Strong"/>
           <w:rFonts w:ascii="Calibri" w:eastAsia="Times New Roman" w:hAnsi="Calibri" w:cs="Calibri"/>
           <w:color w:val="1F1F1F"/>
-          <w:sz w:val="20"/>
-          <w:szCs w:val="20"/>
+          <w:sz w:val="18"/>
+          <w:szCs w:val="18"/>
         </w:rPr>
         <w:t>Link Testing:</w:t>
       </w:r>
@@ -2751,8 +2769,8 @@
         <w:rPr>
           <w:rFonts w:ascii="Calibri" w:eastAsia="Times New Roman" w:hAnsi="Calibri" w:cs="Calibri"/>
           <w:color w:val="1F1F1F"/>
-          <w:sz w:val="20"/>
-          <w:szCs w:val="20"/>
+          <w:sz w:val="18"/>
+          <w:szCs w:val="18"/>
         </w:rPr>
         <w:t xml:space="preserve"> All internal navigation links verified working with no 404 errors</w:t>
       </w:r>
@@ -2763,13 +2781,13 @@
           <w:ilvl w:val="0"/>
           <w:numId w:val="8"/>
         </w:numPr>
-        <w:spacing w:before="60" w:after="60"/>
+        <w:spacing w:before="45" w:after="45"/>
         <w:ind w:left="0"/>
         <w:rPr>
           <w:rFonts w:ascii="Calibri" w:eastAsia="Times New Roman" w:hAnsi="Calibri" w:cs="Calibri"/>
           <w:color w:val="1F1F1F"/>
-          <w:sz w:val="20"/>
-          <w:szCs w:val="20"/>
+          <w:sz w:val="18"/>
+          <w:szCs w:val="18"/>
         </w:rPr>
       </w:pPr>
       <w:r>
@@ -2777,19 +2795,29 @@
           <w:rStyle w:val="Strong"/>
           <w:rFonts w:ascii="Calibri" w:eastAsia="Times New Roman" w:hAnsi="Calibri" w:cs="Calibri"/>
           <w:color w:val="1F1F1F"/>
-          <w:sz w:val="20"/>
-          <w:szCs w:val="20"/>
-        </w:rPr>
-        <w:t>External Links:</w:t>
-      </w:r>
-      <w:r>
-        <w:rPr>
-          <w:rFonts w:ascii="Calibri" w:eastAsia="Times New Roman" w:hAnsi="Calibri" w:cs="Calibri"/>
-          <w:color w:val="1F1F1F"/>
-          <w:sz w:val="20"/>
-          <w:szCs w:val="20"/>
-        </w:rPr>
-        <w:t xml:space="preserve"> All resource links open correctly in new tabs (target="_blank")</w:t>
+          <w:sz w:val="18"/>
+          <w:szCs w:val="18"/>
+        </w:rPr>
+        <w:t>External Lin</w:t>
+      </w:r>
+      <w:r>
+        <w:rPr>
+          <w:rStyle w:val="Strong"/>
+          <w:rFonts w:ascii="Calibri" w:eastAsia="Times New Roman" w:hAnsi="Calibri" w:cs="Calibri"/>
+          <w:color w:val="1F1F1F"/>
+          <w:sz w:val="18"/>
+          <w:szCs w:val="18"/>
+        </w:rPr>
+        <w:t>ks:</w:t>
+      </w:r>
+      <w:r>
+        <w:rPr>
+          <w:rFonts w:ascii="Calibri" w:eastAsia="Times New Roman" w:hAnsi="Calibri" w:cs="Calibri"/>
+          <w:color w:val="1F1F1F"/>
+          <w:sz w:val="18"/>
+          <w:szCs w:val="18"/>
+        </w:rPr>
+        <w:t xml:space="preserve"> All resource links open correctly in new tabs</w:t>
       </w:r>
     </w:p>
     <w:p>
@@ -2798,13 +2826,13 @@
           <w:ilvl w:val="0"/>
           <w:numId w:val="8"/>
         </w:numPr>
-        <w:spacing w:before="60" w:after="60"/>
+        <w:spacing w:before="45" w:after="45"/>
         <w:ind w:left="0"/>
         <w:rPr>
           <w:rFonts w:ascii="Calibri" w:eastAsia="Times New Roman" w:hAnsi="Calibri" w:cs="Calibri"/>
           <w:color w:val="1F1F1F"/>
-          <w:sz w:val="20"/>
-          <w:szCs w:val="20"/>
+          <w:sz w:val="18"/>
+          <w:szCs w:val="18"/>
         </w:rPr>
       </w:pPr>
       <w:r>
@@ -2812,8 +2840,8 @@
           <w:rStyle w:val="Strong"/>
           <w:rFonts w:ascii="Calibri" w:eastAsia="Times New Roman" w:hAnsi="Calibri" w:cs="Calibri"/>
           <w:color w:val="1F1F1F"/>
-          <w:sz w:val="20"/>
-          <w:szCs w:val="20"/>
+          <w:sz w:val="18"/>
+          <w:szCs w:val="18"/>
         </w:rPr>
         <w:t>Form Validation:</w:t>
       </w:r>
@@ -2821,10 +2849,10 @@
         <w:rPr>
           <w:rFonts w:ascii="Calibri" w:eastAsia="Times New Roman" w:hAnsi="Calibri" w:cs="Calibri"/>
           <w:color w:val="1F1F1F"/>
-          <w:sz w:val="20"/>
-          <w:szCs w:val="20"/>
-        </w:rPr>
-        <w:t xml:space="preserve"> Name field rejects numbers/special characters; course selection required before submission; success message displays on valid submission; phone field accepts numbers only</w:t>
+          <w:sz w:val="18"/>
+          <w:szCs w:val="18"/>
+        </w:rPr>
+        <w:t xml:space="preserve"> Name field rejects numbers; course selection required; success message displays; phone accepts numbers only</w:t>
       </w:r>
     </w:p>
     <w:p>
@@ -2833,13 +2861,13 @@
           <w:ilvl w:val="0"/>
           <w:numId w:val="8"/>
         </w:numPr>
-        <w:spacing w:before="60" w:after="60"/>
+        <w:spacing w:before="45" w:after="45"/>
         <w:ind w:left="0"/>
         <w:rPr>
           <w:rFonts w:ascii="Calibri" w:eastAsia="Times New Roman" w:hAnsi="Calibri" w:cs="Calibri"/>
           <w:color w:val="1F1F1F"/>
-          <w:sz w:val="20"/>
-          <w:szCs w:val="20"/>
+          <w:sz w:val="18"/>
+          <w:szCs w:val="18"/>
         </w:rPr>
       </w:pPr>
       <w:r>
@@ -2847,8 +2875,8 @@
           <w:rStyle w:val="Strong"/>
           <w:rFonts w:ascii="Calibri" w:eastAsia="Times New Roman" w:hAnsi="Calibri" w:cs="Calibri"/>
           <w:color w:val="1F1F1F"/>
-          <w:sz w:val="20"/>
-          <w:szCs w:val="20"/>
+          <w:sz w:val="18"/>
+          <w:szCs w:val="18"/>
         </w:rPr>
         <w:t>Image Loading:</w:t>
       </w:r>
@@ -2856,19 +2884,10 @@
         <w:rPr>
           <w:rFonts w:ascii="Calibri" w:eastAsia="Times New Roman" w:hAnsi="Calibri" w:cs="Calibri"/>
           <w:color w:val="1F1F1F"/>
-          <w:sz w:val="20"/>
-          <w:szCs w:val="20"/>
-        </w:rPr>
-        <w:t xml:space="preserve"> All 16 images load correctly from the local images/ d</w:t>
-      </w:r>
-      <w:r>
-        <w:rPr>
-          <w:rFonts w:ascii="Calibri" w:eastAsia="Times New Roman" w:hAnsi="Calibri" w:cs="Calibri"/>
-          <w:color w:val="1F1F1F"/>
-          <w:sz w:val="20"/>
-          <w:szCs w:val="20"/>
-        </w:rPr>
-        <w:t>irectory</w:t>
+          <w:sz w:val="18"/>
+          <w:szCs w:val="18"/>
+        </w:rPr>
+        <w:t xml:space="preserve"> All 16 images load correctly from the local images/ directory</w:t>
       </w:r>
     </w:p>
     <w:p>
@@ -2877,13 +2896,13 @@
           <w:ilvl w:val="0"/>
           <w:numId w:val="8"/>
         </w:numPr>
-        <w:spacing w:before="60" w:after="60"/>
+        <w:spacing w:before="45" w:after="45"/>
         <w:ind w:left="0"/>
         <w:rPr>
           <w:rFonts w:ascii="Calibri" w:eastAsia="Times New Roman" w:hAnsi="Calibri" w:cs="Calibri"/>
           <w:color w:val="1F1F1F"/>
-          <w:sz w:val="20"/>
-          <w:szCs w:val="20"/>
+          <w:sz w:val="18"/>
+          <w:szCs w:val="18"/>
         </w:rPr>
       </w:pPr>
       <w:r>
@@ -2891,8 +2910,8 @@
           <w:rStyle w:val="Strong"/>
           <w:rFonts w:ascii="Calibri" w:eastAsia="Times New Roman" w:hAnsi="Calibri" w:cs="Calibri"/>
           <w:color w:val="1F1F1F"/>
-          <w:sz w:val="20"/>
-          <w:szCs w:val="20"/>
+          <w:sz w:val="18"/>
+          <w:szCs w:val="18"/>
         </w:rPr>
         <w:t>Bootstrap CDN:</w:t>
       </w:r>
@@ -2900,8 +2919,8 @@
         <w:rPr>
           <w:rFonts w:ascii="Calibri" w:eastAsia="Times New Roman" w:hAnsi="Calibri" w:cs="Calibri"/>
           <w:color w:val="1F1F1F"/>
-          <w:sz w:val="20"/>
-          <w:szCs w:val="20"/>
+          <w:sz w:val="18"/>
+          <w:szCs w:val="18"/>
         </w:rPr>
         <w:t xml:space="preserve"> Bootstrap 5.3 CSS and JS load correctly from CDN</w:t>
       </w:r>
@@ -3004,21 +3023,21 @@
           <w:ilvl w:val="0"/>
           <w:numId w:val="9"/>
         </w:numPr>
-        <w:spacing w:before="60" w:after="60"/>
+        <w:spacing w:before="45" w:after="45"/>
         <w:ind w:left="0"/>
         <w:rPr>
           <w:rFonts w:ascii="Calibri" w:eastAsia="Times New Roman" w:hAnsi="Calibri" w:cs="Calibri"/>
           <w:color w:val="1F1F1F"/>
-          <w:sz w:val="20"/>
-          <w:szCs w:val="20"/>
-        </w:rPr>
-      </w:pPr>
-      <w:r>
-        <w:rPr>
-          <w:rFonts w:ascii="Calibri" w:eastAsia="Times New Roman" w:hAnsi="Calibri" w:cs="Calibri"/>
-          <w:color w:val="1F1F1F"/>
-          <w:sz w:val="20"/>
-          <w:szCs w:val="20"/>
+          <w:sz w:val="18"/>
+          <w:szCs w:val="18"/>
+        </w:rPr>
+      </w:pPr>
+      <w:r>
+        <w:rPr>
+          <w:rFonts w:ascii="Calibri" w:eastAsia="Times New Roman" w:hAnsi="Calibri" w:cs="Calibri"/>
+          <w:color w:val="1F1F1F"/>
+          <w:sz w:val="18"/>
+          <w:szCs w:val="18"/>
         </w:rPr>
         <w:t xml:space="preserve">Local repository initialized with </w:t>
       </w:r>
@@ -3037,21 +3056,21 @@
           <w:ilvl w:val="0"/>
           <w:numId w:val="9"/>
         </w:numPr>
-        <w:spacing w:before="60" w:after="60"/>
+        <w:spacing w:before="45" w:after="45"/>
         <w:ind w:left="0"/>
         <w:rPr>
           <w:rFonts w:ascii="Calibri" w:eastAsia="Times New Roman" w:hAnsi="Calibri" w:cs="Calibri"/>
           <w:color w:val="1F1F1F"/>
-          <w:sz w:val="20"/>
-          <w:szCs w:val="20"/>
-        </w:rPr>
-      </w:pPr>
-      <w:r>
-        <w:rPr>
-          <w:rFonts w:ascii="Calibri" w:eastAsia="Times New Roman" w:hAnsi="Calibri" w:cs="Calibri"/>
-          <w:color w:val="1F1F1F"/>
-          <w:sz w:val="20"/>
-          <w:szCs w:val="20"/>
+          <w:sz w:val="18"/>
+          <w:szCs w:val="18"/>
+        </w:rPr>
+      </w:pPr>
+      <w:r>
+        <w:rPr>
+          <w:rFonts w:ascii="Calibri" w:eastAsia="Times New Roman" w:hAnsi="Calibri" w:cs="Calibri"/>
+          <w:color w:val="1F1F1F"/>
+          <w:sz w:val="18"/>
+          <w:szCs w:val="18"/>
         </w:rPr>
         <w:t xml:space="preserve">All files staged with </w:t>
       </w:r>
@@ -3070,21 +3089,21 @@
           <w:ilvl w:val="0"/>
           <w:numId w:val="9"/>
         </w:numPr>
-        <w:spacing w:before="60" w:after="60"/>
+        <w:spacing w:before="45" w:after="45"/>
         <w:ind w:left="0"/>
         <w:rPr>
           <w:rFonts w:ascii="Calibri" w:eastAsia="Times New Roman" w:hAnsi="Calibri" w:cs="Calibri"/>
           <w:color w:val="1F1F1F"/>
-          <w:sz w:val="20"/>
-          <w:szCs w:val="20"/>
-        </w:rPr>
-      </w:pPr>
-      <w:r>
-        <w:rPr>
-          <w:rFonts w:ascii="Calibri" w:eastAsia="Times New Roman" w:hAnsi="Calibri" w:cs="Calibri"/>
-          <w:color w:val="1F1F1F"/>
-          <w:sz w:val="20"/>
-          <w:szCs w:val="20"/>
+          <w:sz w:val="18"/>
+          <w:szCs w:val="18"/>
+        </w:rPr>
+      </w:pPr>
+      <w:r>
+        <w:rPr>
+          <w:rFonts w:ascii="Calibri" w:eastAsia="Times New Roman" w:hAnsi="Calibri" w:cs="Calibri"/>
+          <w:color w:val="1F1F1F"/>
+          <w:sz w:val="18"/>
+          <w:szCs w:val="18"/>
         </w:rPr>
         <w:t xml:space="preserve">Changes committed with </w:t>
       </w:r>
@@ -3103,32 +3122,32 @@
           <w:ilvl w:val="0"/>
           <w:numId w:val="9"/>
         </w:numPr>
-        <w:spacing w:before="60" w:after="60"/>
+        <w:spacing w:before="45" w:after="45"/>
         <w:ind w:left="0"/>
         <w:rPr>
           <w:rFonts w:ascii="Calibri" w:eastAsia="Times New Roman" w:hAnsi="Calibri" w:cs="Calibri"/>
           <w:color w:val="1F1F1F"/>
-          <w:sz w:val="20"/>
-          <w:szCs w:val="20"/>
-        </w:rPr>
-      </w:pPr>
-      <w:r>
-        <w:rPr>
-          <w:rFonts w:ascii="Calibri" w:eastAsia="Times New Roman" w:hAnsi="Calibri" w:cs="Calibri"/>
-          <w:color w:val="1F1F1F"/>
-          <w:sz w:val="20"/>
-          <w:szCs w:val="20"/>
-        </w:rPr>
-        <w:t>Reposito</w:t>
-      </w:r>
-      <w:r>
-        <w:rPr>
-          <w:rFonts w:ascii="Calibri" w:eastAsia="Times New Roman" w:hAnsi="Calibri" w:cs="Calibri"/>
-          <w:color w:val="1F1F1F"/>
-          <w:sz w:val="20"/>
-          <w:szCs w:val="20"/>
-        </w:rPr>
-        <w:t xml:space="preserve">ry linked to GitHub with </w:t>
+          <w:sz w:val="18"/>
+          <w:szCs w:val="18"/>
+        </w:rPr>
+      </w:pPr>
+      <w:r>
+        <w:rPr>
+          <w:rFonts w:ascii="Calibri" w:eastAsia="Times New Roman" w:hAnsi="Calibri" w:cs="Calibri"/>
+          <w:color w:val="1F1F1F"/>
+          <w:sz w:val="18"/>
+          <w:szCs w:val="18"/>
+        </w:rPr>
+        <w:t>Repository linked t</w:t>
+      </w:r>
+      <w:r>
+        <w:rPr>
+          <w:rFonts w:ascii="Calibri" w:eastAsia="Times New Roman" w:hAnsi="Calibri" w:cs="Calibri"/>
+          <w:color w:val="1F1F1F"/>
+          <w:sz w:val="18"/>
+          <w:szCs w:val="18"/>
+        </w:rPr>
+        <w:t xml:space="preserve">o GitHub: </w:t>
       </w:r>
       <w:r>
         <w:rPr>
@@ -3145,23 +3164,23 @@
           <w:ilvl w:val="0"/>
           <w:numId w:val="9"/>
         </w:numPr>
-        <w:spacing w:before="60" w:after="60"/>
+        <w:spacing w:before="45" w:after="45"/>
         <w:ind w:left="0"/>
         <w:rPr>
           <w:rFonts w:ascii="Calibri" w:eastAsia="Times New Roman" w:hAnsi="Calibri" w:cs="Calibri"/>
           <w:color w:val="1F1F1F"/>
-          <w:sz w:val="20"/>
-          <w:szCs w:val="20"/>
-        </w:rPr>
-      </w:pPr>
-      <w:r>
-        <w:rPr>
-          <w:rFonts w:ascii="Calibri" w:eastAsia="Times New Roman" w:hAnsi="Calibri" w:cs="Calibri"/>
-          <w:color w:val="1F1F1F"/>
-          <w:sz w:val="20"/>
-          <w:szCs w:val="20"/>
-        </w:rPr>
-        <w:t xml:space="preserve">Code pushed with </w:t>
+          <w:sz w:val="18"/>
+          <w:szCs w:val="18"/>
+        </w:rPr>
+      </w:pPr>
+      <w:r>
+        <w:rPr>
+          <w:rFonts w:ascii="Calibri" w:eastAsia="Times New Roman" w:hAnsi="Calibri" w:cs="Calibri"/>
+          <w:color w:val="1F1F1F"/>
+          <w:sz w:val="18"/>
+          <w:szCs w:val="18"/>
+        </w:rPr>
+        <w:t xml:space="preserve">Code pushed: </w:t>
       </w:r>
       <w:r>
         <w:rPr>
@@ -3178,23 +3197,23 @@
           <w:ilvl w:val="0"/>
           <w:numId w:val="9"/>
         </w:numPr>
-        <w:spacing w:before="60" w:after="60"/>
+        <w:spacing w:before="45" w:after="45"/>
         <w:ind w:left="0"/>
         <w:rPr>
           <w:rFonts w:ascii="Calibri" w:eastAsia="Times New Roman" w:hAnsi="Calibri" w:cs="Calibri"/>
           <w:color w:val="1F1F1F"/>
-          <w:sz w:val="20"/>
-          <w:szCs w:val="20"/>
-        </w:rPr>
-      </w:pPr>
-      <w:r>
-        <w:rPr>
-          <w:rFonts w:ascii="Calibri" w:eastAsia="Times New Roman" w:hAnsi="Calibri" w:cs="Calibri"/>
-          <w:color w:val="1F1F1F"/>
-          <w:sz w:val="20"/>
-          <w:szCs w:val="20"/>
-        </w:rPr>
-        <w:t>GitHub Pages enabled via repository Settings → Pages, set to deploy from main branch at root folder</w:t>
+          <w:sz w:val="18"/>
+          <w:szCs w:val="18"/>
+        </w:rPr>
+      </w:pPr>
+      <w:r>
+        <w:rPr>
+          <w:rFonts w:ascii="Calibri" w:eastAsia="Times New Roman" w:hAnsi="Calibri" w:cs="Calibri"/>
+          <w:color w:val="1F1F1F"/>
+          <w:sz w:val="18"/>
+          <w:szCs w:val="18"/>
+        </w:rPr>
+        <w:t>GitHub Pages enabled via Settings → Pages, deploy from main branch at root</w:t>
       </w:r>
     </w:p>
     <w:p>
@@ -3203,23 +3222,23 @@
           <w:ilvl w:val="0"/>
           <w:numId w:val="9"/>
         </w:numPr>
-        <w:spacing w:before="60" w:after="60"/>
+        <w:spacing w:before="45" w:after="45"/>
         <w:ind w:left="0"/>
         <w:rPr>
           <w:rFonts w:ascii="Calibri" w:eastAsia="Times New Roman" w:hAnsi="Calibri" w:cs="Calibri"/>
           <w:color w:val="1F1F1F"/>
-          <w:sz w:val="20"/>
-          <w:szCs w:val="20"/>
-        </w:rPr>
-      </w:pPr>
-      <w:r>
-        <w:rPr>
-          <w:rFonts w:ascii="Calibri" w:eastAsia="Times New Roman" w:hAnsi="Calibri" w:cs="Calibri"/>
-          <w:color w:val="1F1F1F"/>
-          <w:sz w:val="20"/>
-          <w:szCs w:val="20"/>
-        </w:rPr>
-        <w:t xml:space="preserve">Case-sensitive rename performed: </w:t>
+          <w:sz w:val="18"/>
+          <w:szCs w:val="18"/>
+        </w:rPr>
+      </w:pPr>
+      <w:r>
+        <w:rPr>
+          <w:rFonts w:ascii="Calibri" w:eastAsia="Times New Roman" w:hAnsi="Calibri" w:cs="Calibri"/>
+          <w:color w:val="1F1F1F"/>
+          <w:sz w:val="18"/>
+          <w:szCs w:val="18"/>
+        </w:rPr>
+        <w:t xml:space="preserve">Case-sensitive rename: </w:t>
       </w:r>
       <w:r>
         <w:rPr>
@@ -3227,30 +3246,22 @@
           <w:rFonts w:eastAsia="Times New Roman"/>
           <w:color w:val="1F1F1F"/>
         </w:rPr>
-        <w:t>git mv -f Index.html index2.htm</w:t>
-      </w:r>
-      <w:r>
-        <w:rPr>
-          <w:rStyle w:val="code1"/>
-          <w:rFonts w:eastAsia="Times New Roman"/>
-          <w:color w:val="1F1F1F"/>
-        </w:rPr>
-        <w:t>l; git mv -f index2.html index.html</w:t>
+        <w:t>git mv -f Index.html index2.html; git mv -f index2.html index.html</w:t>
       </w:r>
     </w:p>
     <w:p>
       <w:pPr>
         <w:pStyle w:val="Heading2"/>
-        <w:spacing w:before="600"/>
-        <w:rPr>
-          <w:rFonts w:ascii="Calibri" w:eastAsia="Times New Roman" w:hAnsi="Calibri" w:cs="Calibri"/>
-        </w:rPr>
-      </w:pPr>
-      <w:r>
-        <w:rPr>
-          <w:rFonts w:ascii="Calibri" w:eastAsia="Times New Roman" w:hAnsi="Calibri" w:cs="Calibri"/>
-        </w:rPr>
-        <w:t>All Pages — Screenshots</w:t>
+        <w:spacing w:before="525"/>
+        <w:rPr>
+          <w:rFonts w:ascii="Calibri" w:eastAsia="Times New Roman" w:hAnsi="Calibri" w:cs="Calibri"/>
+        </w:rPr>
+      </w:pPr>
+      <w:r>
+        <w:rPr>
+          <w:rFonts w:ascii="Calibri" w:eastAsia="Times New Roman" w:hAnsi="Calibri" w:cs="Calibri"/>
+        </w:rPr>
+        <w:t>Completed Page Screenshots</w:t>
       </w:r>
     </w:p>
     <w:p>
@@ -3264,7 +3275,7 @@
         <w:rPr>
           <w:rFonts w:ascii="Calibri" w:eastAsia="Times New Roman" w:hAnsi="Calibri" w:cs="Calibri"/>
         </w:rPr>
-        <w:t>Home Page</w:t>
+        <w:t>Home Page (index.html)</w:t>
       </w:r>
     </w:p>
     <w:p>
@@ -3284,7 +3295,7 @@
           <wp:inline distT="0" distB="0" distL="0" distR="0">
             <wp:extent cx="12192000" cy="8572500"/>
             <wp:effectExtent l="0" t="0" r="0" b="0"/>
-            <wp:docPr id="11" name="Picture 11" descr="Home"/>
+            <wp:docPr id="11" name="Picture 11" descr="Home Page"/>
             <wp:cNvGraphicFramePr>
               <a:graphicFrameLocks xmlns:a="http://schemas.openxmlformats.org/drawingml/2006/main" noChangeAspect="1"/>
             </wp:cNvGraphicFramePr>
@@ -3292,7 +3303,7 @@
               <a:graphicData uri="http://schemas.openxmlformats.org/drawingml/2006/picture">
                 <pic:pic xmlns:pic="http://schemas.openxmlformats.org/drawingml/2006/picture">
                   <pic:nvPicPr>
-                    <pic:cNvPr id="0" name="Picture 11" descr="Home"/>
+                    <pic:cNvPr id="0" name="Picture 11" descr="Home Page"/>
                     <pic:cNvPicPr>
                       <a:picLocks noChangeAspect="1" noChangeArrowheads="1"/>
                     </pic:cNvPicPr>
@@ -3341,7 +3352,7 @@
         <w:rPr>
           <w:rFonts w:ascii="Calibri" w:eastAsia="Times New Roman" w:hAnsi="Calibri" w:cs="Calibri"/>
         </w:rPr>
-        <w:t>About Page</w:t>
+        <w:t>About Page (about.html)</w:t>
       </w:r>
     </w:p>
     <w:p>
@@ -3361,7 +3372,7 @@
           <wp:inline distT="0" distB="0" distL="0" distR="0">
             <wp:extent cx="12192000" cy="8572500"/>
             <wp:effectExtent l="0" t="0" r="0" b="0"/>
-            <wp:docPr id="12" name="Picture 12" descr="About"/>
+            <wp:docPr id="12" name="Picture 12" descr="About Page"/>
             <wp:cNvGraphicFramePr>
               <a:graphicFrameLocks xmlns:a="http://schemas.openxmlformats.org/drawingml/2006/main" noChangeAspect="1"/>
             </wp:cNvGraphicFramePr>
@@ -3369,7 +3380,7 @@
               <a:graphicData uri="http://schemas.openxmlformats.org/drawingml/2006/picture">
                 <pic:pic xmlns:pic="http://schemas.openxmlformats.org/drawingml/2006/picture">
                   <pic:nvPicPr>
-                    <pic:cNvPr id="0" name="Picture 12" descr="About"/>
+                    <pic:cNvPr id="0" name="Picture 12" descr="About Page"/>
                     <pic:cNvPicPr>
                       <a:picLocks noChangeAspect="1" noChangeArrowheads="1"/>
                     </pic:cNvPicPr>
@@ -3418,7 +3429,7 @@
         <w:rPr>
           <w:rFonts w:ascii="Calibri" w:eastAsia="Times New Roman" w:hAnsi="Calibri" w:cs="Calibri"/>
         </w:rPr>
-        <w:t>Courses Page</w:t>
+        <w:t>Courses Page (courses.html)</w:t>
       </w:r>
     </w:p>
     <w:p>
@@ -3438,7 +3449,7 @@
           <wp:inline distT="0" distB="0" distL="0" distR="0">
             <wp:extent cx="12192000" cy="8572500"/>
             <wp:effectExtent l="0" t="0" r="0" b="0"/>
-            <wp:docPr id="13" name="Picture 13" descr="Courses"/>
+            <wp:docPr id="13" name="Picture 13" descr="Courses Page"/>
             <wp:cNvGraphicFramePr>
               <a:graphicFrameLocks xmlns:a="http://schemas.openxmlformats.org/drawingml/2006/main" noChangeAspect="1"/>
             </wp:cNvGraphicFramePr>
@@ -3446,7 +3457,7 @@
               <a:graphicData uri="http://schemas.openxmlformats.org/drawingml/2006/picture">
                 <pic:pic xmlns:pic="http://schemas.openxmlformats.org/drawingml/2006/picture">
                   <pic:nvPicPr>
-                    <pic:cNvPr id="0" name="Picture 13" descr="Courses"/>
+                    <pic:cNvPr id="0" name="Picture 13" descr="Courses Page"/>
                     <pic:cNvPicPr>
                       <a:picLocks noChangeAspect="1" noChangeArrowheads="1"/>
                     </pic:cNvPicPr>
@@ -3495,7 +3506,7 @@
         <w:rPr>
           <w:rFonts w:ascii="Calibri" w:eastAsia="Times New Roman" w:hAnsi="Calibri" w:cs="Calibri"/>
         </w:rPr>
-        <w:t>Gallery Page</w:t>
+        <w:t>Gallery Page (gallery.html)</w:t>
       </w:r>
     </w:p>
     <w:p>
@@ -3515,7 +3526,7 @@
           <wp:inline distT="0" distB="0" distL="0" distR="0">
             <wp:extent cx="12192000" cy="8572500"/>
             <wp:effectExtent l="0" t="0" r="0" b="0"/>
-            <wp:docPr id="14" name="Picture 14" descr="Gallery"/>
+            <wp:docPr id="14" name="Picture 14" descr="Gallery Page"/>
             <wp:cNvGraphicFramePr>
               <a:graphicFrameLocks xmlns:a="http://schemas.openxmlformats.org/drawingml/2006/main" noChangeAspect="1"/>
             </wp:cNvGraphicFramePr>
@@ -3523,7 +3534,7 @@
               <a:graphicData uri="http://schemas.openxmlformats.org/drawingml/2006/picture">
                 <pic:pic xmlns:pic="http://schemas.openxmlformats.org/drawingml/2006/picture">
                   <pic:nvPicPr>
-                    <pic:cNvPr id="0" name="Picture 14" descr="Gallery"/>
+                    <pic:cNvPr id="0" name="Picture 14" descr="Gallery Page"/>
                     <pic:cNvPicPr>
                       <a:picLocks noChangeAspect="1" noChangeArrowheads="1"/>
                     </pic:cNvPicPr>
@@ -3572,7 +3583,7 @@
         <w:rPr>
           <w:rFonts w:ascii="Calibri" w:eastAsia="Times New Roman" w:hAnsi="Calibri" w:cs="Calibri"/>
         </w:rPr>
-        <w:t>Resources Page</w:t>
+        <w:t>Resources Page (resources.html)</w:t>
       </w:r>
     </w:p>
     <w:p>
@@ -3592,7 +3603,7 @@
           <wp:inline distT="0" distB="0" distL="0" distR="0">
             <wp:extent cx="12192000" cy="8572500"/>
             <wp:effectExtent l="0" t="0" r="0" b="0"/>
-            <wp:docPr id="15" name="Picture 15" descr="Resources"/>
+            <wp:docPr id="15" name="Picture 15" descr="Resources Page"/>
             <wp:cNvGraphicFramePr>
               <a:graphicFrameLocks xmlns:a="http://schemas.openxmlformats.org/drawingml/2006/main" noChangeAspect="1"/>
             </wp:cNvGraphicFramePr>
@@ -3600,7 +3611,7 @@
               <a:graphicData uri="http://schemas.openxmlformats.org/drawingml/2006/picture">
                 <pic:pic xmlns:pic="http://schemas.openxmlformats.org/drawingml/2006/picture">
                   <pic:nvPicPr>
-                    <pic:cNvPr id="0" name="Picture 15" descr="Resources"/>
+                    <pic:cNvPr id="0" name="Picture 15" descr="Resources Page"/>
                     <pic:cNvPicPr>
                       <a:picLocks noChangeAspect="1" noChangeArrowheads="1"/>
                     </pic:cNvPicPr>
@@ -3649,7 +3660,7 @@
         <w:rPr>
           <w:rFonts w:ascii="Calibri" w:eastAsia="Times New Roman" w:hAnsi="Calibri" w:cs="Calibri"/>
         </w:rPr>
-        <w:t>Contact Page</w:t>
+        <w:t>Contact Page (contact.html)</w:t>
       </w:r>
     </w:p>
     <w:p>
@@ -3669,7 +3680,7 @@
           <wp:inline distT="0" distB="0" distL="0" distR="0">
             <wp:extent cx="12192000" cy="8572500"/>
             <wp:effectExtent l="0" t="0" r="0" b="0"/>
-            <wp:docPr id="16" name="Picture 16" descr="Contact"/>
+            <wp:docPr id="16" name="Picture 16" descr="Contact Page"/>
             <wp:cNvGraphicFramePr>
               <a:graphicFrameLocks xmlns:a="http://schemas.openxmlformats.org/drawingml/2006/main" noChangeAspect="1"/>
             </wp:cNvGraphicFramePr>
@@ -3677,7 +3688,7 @@
               <a:graphicData uri="http://schemas.openxmlformats.org/drawingml/2006/picture">
                 <pic:pic xmlns:pic="http://schemas.openxmlformats.org/drawingml/2006/picture">
                   <pic:nvPicPr>
-                    <pic:cNvPr id="0" name="Picture 16" descr="Contact"/>
+                    <pic:cNvPr id="0" name="Picture 16" descr="Contact Page"/>
                     <pic:cNvPicPr>
                       <a:picLocks noChangeAspect="1" noChangeArrowheads="1"/>
                     </pic:cNvPicPr>
@@ -3735,13 +3746,13 @@
           <w:ilvl w:val="0"/>
           <w:numId w:val="10"/>
         </w:numPr>
-        <w:spacing w:before="60" w:after="60"/>
+        <w:spacing w:before="45" w:after="45"/>
         <w:ind w:left="0"/>
         <w:rPr>
           <w:rFonts w:ascii="Calibri" w:eastAsia="Times New Roman" w:hAnsi="Calibri" w:cs="Calibri"/>
           <w:color w:val="1F1F1F"/>
-          <w:sz w:val="20"/>
-          <w:szCs w:val="20"/>
+          <w:sz w:val="18"/>
+          <w:szCs w:val="18"/>
         </w:rPr>
       </w:pPr>
       <w:r>
@@ -3749,8 +3760,8 @@
           <w:rStyle w:val="Strong"/>
           <w:rFonts w:ascii="Calibri" w:eastAsia="Times New Roman" w:hAnsi="Calibri" w:cs="Calibri"/>
           <w:color w:val="1F1F1F"/>
-          <w:sz w:val="20"/>
-          <w:szCs w:val="20"/>
+          <w:sz w:val="18"/>
+          <w:szCs w:val="18"/>
         </w:rPr>
         <w:t>Backend Integration:</w:t>
       </w:r>
@@ -3758,19 +3769,19 @@
         <w:rPr>
           <w:rFonts w:ascii="Calibri" w:eastAsia="Times New Roman" w:hAnsi="Calibri" w:cs="Calibri"/>
           <w:color w:val="1F1F1F"/>
-          <w:sz w:val="20"/>
-          <w:szCs w:val="20"/>
-        </w:rPr>
-        <w:t xml:space="preserve"> Add</w:t>
-      </w:r>
-      <w:r>
-        <w:rPr>
-          <w:rFonts w:ascii="Calibri" w:eastAsia="Times New Roman" w:hAnsi="Calibri" w:cs="Calibri"/>
-          <w:color w:val="1F1F1F"/>
-          <w:sz w:val="20"/>
-          <w:szCs w:val="20"/>
-        </w:rPr>
-        <w:t xml:space="preserve"> server-side processing (PHP, Node.js, or Python) for the contact form to send actual emails instead of relying solely on client-side JavaScript.</w:t>
+          <w:sz w:val="18"/>
+          <w:szCs w:val="18"/>
+        </w:rPr>
+        <w:t xml:space="preserve"> Add server-side processing (PHP, Node.js, or Python) for the contact form to se</w:t>
+      </w:r>
+      <w:r>
+        <w:rPr>
+          <w:rFonts w:ascii="Calibri" w:eastAsia="Times New Roman" w:hAnsi="Calibri" w:cs="Calibri"/>
+          <w:color w:val="1F1F1F"/>
+          <w:sz w:val="18"/>
+          <w:szCs w:val="18"/>
+        </w:rPr>
+        <w:t>nd actual emails instead of relying solely on client-side JavaScript.</w:t>
       </w:r>
     </w:p>
     <w:p>
@@ -3779,13 +3790,13 @@
           <w:ilvl w:val="0"/>
           <w:numId w:val="10"/>
         </w:numPr>
-        <w:spacing w:before="60" w:after="60"/>
+        <w:spacing w:before="45" w:after="45"/>
         <w:ind w:left="0"/>
         <w:rPr>
           <w:rFonts w:ascii="Calibri" w:eastAsia="Times New Roman" w:hAnsi="Calibri" w:cs="Calibri"/>
           <w:color w:val="1F1F1F"/>
-          <w:sz w:val="20"/>
-          <w:szCs w:val="20"/>
+          <w:sz w:val="18"/>
+          <w:szCs w:val="18"/>
         </w:rPr>
       </w:pPr>
       <w:r>
@@ -3793,8 +3804,8 @@
           <w:rStyle w:val="Strong"/>
           <w:rFonts w:ascii="Calibri" w:eastAsia="Times New Roman" w:hAnsi="Calibri" w:cs="Calibri"/>
           <w:color w:val="1F1F1F"/>
-          <w:sz w:val="20"/>
-          <w:szCs w:val="20"/>
+          <w:sz w:val="18"/>
+          <w:szCs w:val="18"/>
         </w:rPr>
         <w:t>Student Portal:</w:t>
       </w:r>
@@ -3802,19 +3813,10 @@
         <w:rPr>
           <w:rFonts w:ascii="Calibri" w:eastAsia="Times New Roman" w:hAnsi="Calibri" w:cs="Calibri"/>
           <w:color w:val="1F1F1F"/>
-          <w:sz w:val="20"/>
-          <w:szCs w:val="20"/>
-        </w:rPr>
-        <w:t xml:space="preserve"> Implement login/registration so enrolled students can access course materials, track progress,</w:t>
-      </w:r>
-      <w:r>
-        <w:rPr>
-          <w:rFonts w:ascii="Calibri" w:eastAsia="Times New Roman" w:hAnsi="Calibri" w:cs="Calibri"/>
-          <w:color w:val="1F1F1F"/>
-          <w:sz w:val="20"/>
-          <w:szCs w:val="20"/>
-        </w:rPr>
-        <w:t xml:space="preserve"> and communicate with instructors.</w:t>
+          <w:sz w:val="18"/>
+          <w:szCs w:val="18"/>
+        </w:rPr>
+        <w:t xml:space="preserve"> Implement login/registration so enrolled students can access course materials, track progress, and communicate with instructors.</w:t>
       </w:r>
     </w:p>
     <w:p>
@@ -3823,13 +3825,13 @@
           <w:ilvl w:val="0"/>
           <w:numId w:val="10"/>
         </w:numPr>
-        <w:spacing w:before="60" w:after="60"/>
+        <w:spacing w:before="45" w:after="45"/>
         <w:ind w:left="0"/>
         <w:rPr>
           <w:rFonts w:ascii="Calibri" w:eastAsia="Times New Roman" w:hAnsi="Calibri" w:cs="Calibri"/>
           <w:color w:val="1F1F1F"/>
-          <w:sz w:val="20"/>
-          <w:szCs w:val="20"/>
+          <w:sz w:val="18"/>
+          <w:szCs w:val="18"/>
         </w:rPr>
       </w:pPr>
       <w:r>
@@ -3837,8 +3839,8 @@
           <w:rStyle w:val="Strong"/>
           <w:rFonts w:ascii="Calibri" w:eastAsia="Times New Roman" w:hAnsi="Calibri" w:cs="Calibri"/>
           <w:color w:val="1F1F1F"/>
-          <w:sz w:val="20"/>
-          <w:szCs w:val="20"/>
+          <w:sz w:val="18"/>
+          <w:szCs w:val="18"/>
         </w:rPr>
         <w:t>E-Commerce:</w:t>
       </w:r>
@@ -3846,10 +3848,19 @@
         <w:rPr>
           <w:rFonts w:ascii="Calibri" w:eastAsia="Times New Roman" w:hAnsi="Calibri" w:cs="Calibri"/>
           <w:color w:val="1F1F1F"/>
-          <w:sz w:val="20"/>
-          <w:szCs w:val="20"/>
-        </w:rPr>
-        <w:t xml:space="preserve"> Integrate a payment gateway (PayPal, PayStack) to allow students to enroll and pay for courses directly through the website.</w:t>
+          <w:sz w:val="18"/>
+          <w:szCs w:val="18"/>
+        </w:rPr>
+        <w:t xml:space="preserve"> Integrate a payment gateway (</w:t>
+      </w:r>
+      <w:r>
+        <w:rPr>
+          <w:rFonts w:ascii="Calibri" w:eastAsia="Times New Roman" w:hAnsi="Calibri" w:cs="Calibri"/>
+          <w:color w:val="1F1F1F"/>
+          <w:sz w:val="18"/>
+          <w:szCs w:val="18"/>
+        </w:rPr>
+        <w:t>PayPal, PayStack) to allow students to enroll and pay for courses directly through the website.</w:t>
       </w:r>
     </w:p>
     <w:p>
@@ -3858,13 +3869,13 @@
           <w:ilvl w:val="0"/>
           <w:numId w:val="10"/>
         </w:numPr>
-        <w:spacing w:before="60" w:after="60"/>
+        <w:spacing w:before="45" w:after="45"/>
         <w:ind w:left="0"/>
         <w:rPr>
           <w:rFonts w:ascii="Calibri" w:eastAsia="Times New Roman" w:hAnsi="Calibri" w:cs="Calibri"/>
           <w:color w:val="1F1F1F"/>
-          <w:sz w:val="20"/>
-          <w:szCs w:val="20"/>
+          <w:sz w:val="18"/>
+          <w:szCs w:val="18"/>
         </w:rPr>
       </w:pPr>
       <w:r>
@@ -3872,8 +3883,8 @@
           <w:rStyle w:val="Strong"/>
           <w:rFonts w:ascii="Calibri" w:eastAsia="Times New Roman" w:hAnsi="Calibri" w:cs="Calibri"/>
           <w:color w:val="1F1F1F"/>
-          <w:sz w:val="20"/>
-          <w:szCs w:val="20"/>
+          <w:sz w:val="18"/>
+          <w:szCs w:val="18"/>
         </w:rPr>
         <w:t>LMS Features:</w:t>
       </w:r>
@@ -3881,19 +3892,10 @@
         <w:rPr>
           <w:rFonts w:ascii="Calibri" w:eastAsia="Times New Roman" w:hAnsi="Calibri" w:cs="Calibri"/>
           <w:color w:val="1F1F1F"/>
-          <w:sz w:val="20"/>
-          <w:szCs w:val="20"/>
-        </w:rPr>
-        <w:t xml:space="preserve"> Add a full Learning Management System with video hosting, quizzes, ass</w:t>
-      </w:r>
-      <w:r>
-        <w:rPr>
-          <w:rFonts w:ascii="Calibri" w:eastAsia="Times New Roman" w:hAnsi="Calibri" w:cs="Calibri"/>
-          <w:color w:val="1F1F1F"/>
-          <w:sz w:val="20"/>
-          <w:szCs w:val="20"/>
-        </w:rPr>
-        <w:t>ignment submission, and progress tracking.</w:t>
+          <w:sz w:val="18"/>
+          <w:szCs w:val="18"/>
+        </w:rPr>
+        <w:t xml:space="preserve"> Add a full Learning Management System with video hosting, quizzes, assignment submission, and progress tracking.</w:t>
       </w:r>
     </w:p>
     <w:p>
@@ -3902,13 +3904,13 @@
           <w:ilvl w:val="0"/>
           <w:numId w:val="10"/>
         </w:numPr>
-        <w:spacing w:before="60" w:after="60"/>
+        <w:spacing w:before="45" w:after="45"/>
         <w:ind w:left="0"/>
         <w:rPr>
           <w:rFonts w:ascii="Calibri" w:eastAsia="Times New Roman" w:hAnsi="Calibri" w:cs="Calibri"/>
           <w:color w:val="1F1F1F"/>
-          <w:sz w:val="20"/>
-          <w:szCs w:val="20"/>
+          <w:sz w:val="18"/>
+          <w:szCs w:val="18"/>
         </w:rPr>
       </w:pPr>
       <w:r>
@@ -3916,8 +3918,8 @@
           <w:rStyle w:val="Strong"/>
           <w:rFonts w:ascii="Calibri" w:eastAsia="Times New Roman" w:hAnsi="Calibri" w:cs="Calibri"/>
           <w:color w:val="1F1F1F"/>
-          <w:sz w:val="20"/>
-          <w:szCs w:val="20"/>
+          <w:sz w:val="18"/>
+          <w:szCs w:val="18"/>
         </w:rPr>
         <w:t>Blog Section:</w:t>
       </w:r>
@@ -3925,10 +3927,19 @@
         <w:rPr>
           <w:rFonts w:ascii="Calibri" w:eastAsia="Times New Roman" w:hAnsi="Calibri" w:cs="Calibri"/>
           <w:color w:val="1F1F1F"/>
-          <w:sz w:val="20"/>
-          <w:szCs w:val="20"/>
-        </w:rPr>
-        <w:t xml:space="preserve"> Share cybersecurity news, tutorials, and industry insights to improve SEO and return visitor engagement.</w:t>
+          <w:sz w:val="18"/>
+          <w:szCs w:val="18"/>
+        </w:rPr>
+        <w:t xml:space="preserve"> Share cybersecurity</w:t>
+      </w:r>
+      <w:r>
+        <w:rPr>
+          <w:rFonts w:ascii="Calibri" w:eastAsia="Times New Roman" w:hAnsi="Calibri" w:cs="Calibri"/>
+          <w:color w:val="1F1F1F"/>
+          <w:sz w:val="18"/>
+          <w:szCs w:val="18"/>
+        </w:rPr>
+        <w:t xml:space="preserve"> news, tutorials, and industry insights to improve SEO and return visitor engagement.</w:t>
       </w:r>
     </w:p>
     <w:p>
@@ -3937,13 +3948,13 @@
           <w:ilvl w:val="0"/>
           <w:numId w:val="10"/>
         </w:numPr>
-        <w:spacing w:before="60" w:after="60"/>
+        <w:spacing w:before="45" w:after="45"/>
         <w:ind w:left="0"/>
         <w:rPr>
           <w:rFonts w:ascii="Calibri" w:eastAsia="Times New Roman" w:hAnsi="Calibri" w:cs="Calibri"/>
           <w:color w:val="1F1F1F"/>
-          <w:sz w:val="20"/>
-          <w:szCs w:val="20"/>
+          <w:sz w:val="18"/>
+          <w:szCs w:val="18"/>
         </w:rPr>
       </w:pPr>
       <w:r>
@@ -3951,8 +3962,8 @@
           <w:rStyle w:val="Strong"/>
           <w:rFonts w:ascii="Calibri" w:eastAsia="Times New Roman" w:hAnsi="Calibri" w:cs="Calibri"/>
           <w:color w:val="1F1F1F"/>
-          <w:sz w:val="20"/>
-          <w:szCs w:val="20"/>
+          <w:sz w:val="18"/>
+          <w:szCs w:val="18"/>
         </w:rPr>
         <w:t>Performance:</w:t>
       </w:r>
@@ -3960,19 +3971,10 @@
         <w:rPr>
           <w:rFonts w:ascii="Calibri" w:eastAsia="Times New Roman" w:hAnsi="Calibri" w:cs="Calibri"/>
           <w:color w:val="1F1F1F"/>
-          <w:sz w:val="20"/>
-          <w:szCs w:val="20"/>
-        </w:rPr>
-        <w:t xml:space="preserve"> Implement image lazy loading, CSS/JS minification, and a CDN for faster global lo</w:t>
-      </w:r>
-      <w:r>
-        <w:rPr>
-          <w:rFonts w:ascii="Calibri" w:eastAsia="Times New Roman" w:hAnsi="Calibri" w:cs="Calibri"/>
-          <w:color w:val="1F1F1F"/>
-          <w:sz w:val="20"/>
-          <w:szCs w:val="20"/>
-        </w:rPr>
-        <w:t>ading times.</w:t>
+          <w:sz w:val="18"/>
+          <w:szCs w:val="18"/>
+        </w:rPr>
+        <w:t xml:space="preserve"> Implement image lazy loading, CSS/JS minification, and a CDN for faster global loading times.</w:t>
       </w:r>
     </w:p>
     <w:p>
@@ -3981,13 +3983,13 @@
           <w:ilvl w:val="0"/>
           <w:numId w:val="10"/>
         </w:numPr>
-        <w:spacing w:before="60" w:after="60"/>
+        <w:spacing w:before="45" w:after="45"/>
         <w:ind w:left="0"/>
         <w:rPr>
           <w:rFonts w:ascii="Calibri" w:eastAsia="Times New Roman" w:hAnsi="Calibri" w:cs="Calibri"/>
           <w:color w:val="1F1F1F"/>
-          <w:sz w:val="20"/>
-          <w:szCs w:val="20"/>
+          <w:sz w:val="18"/>
+          <w:szCs w:val="18"/>
         </w:rPr>
       </w:pPr>
       <w:r>
@@ -3995,8 +3997,8 @@
           <w:rStyle w:val="Strong"/>
           <w:rFonts w:ascii="Calibri" w:eastAsia="Times New Roman" w:hAnsi="Calibri" w:cs="Calibri"/>
           <w:color w:val="1F1F1F"/>
-          <w:sz w:val="20"/>
-          <w:szCs w:val="20"/>
+          <w:sz w:val="18"/>
+          <w:szCs w:val="18"/>
         </w:rPr>
         <w:t>Accessibility:</w:t>
       </w:r>
@@ -4004,10 +4006,19 @@
         <w:rPr>
           <w:rFonts w:ascii="Calibri" w:eastAsia="Times New Roman" w:hAnsi="Calibri" w:cs="Calibri"/>
           <w:color w:val="1F1F1F"/>
-          <w:sz w:val="20"/>
-          <w:szCs w:val="20"/>
-        </w:rPr>
-        <w:t xml:space="preserve"> Improve WCAG compliance with ARIA labels, keyboard navigation, focus management, and screen reader support.</w:t>
+          <w:sz w:val="18"/>
+          <w:szCs w:val="18"/>
+        </w:rPr>
+        <w:t xml:space="preserve"> Improve WCAG compliance with ARIA labels, keyboa</w:t>
+      </w:r>
+      <w:r>
+        <w:rPr>
+          <w:rFonts w:ascii="Calibri" w:eastAsia="Times New Roman" w:hAnsi="Calibri" w:cs="Calibri"/>
+          <w:color w:val="1F1F1F"/>
+          <w:sz w:val="18"/>
+          <w:szCs w:val="18"/>
+        </w:rPr>
+        <w:t>rd navigation, focus management, and screen reader support.</w:t>
       </w:r>
     </w:p>
     <w:p>
@@ -4051,14 +4062,7 @@
           <w:rFonts w:ascii="Calibri" w:hAnsi="Calibri" w:cs="Calibri"/>
           <w:color w:val="1F1F1F"/>
         </w:rPr>
-        <w:t>The Lumina Academy website was successfully developed with all requ</w:t>
-      </w:r>
-      <w:r>
-        <w:rPr>
-          <w:rFonts w:ascii="Calibri" w:hAnsi="Calibri" w:cs="Calibri"/>
-          <w:color w:val="1F1F1F"/>
-        </w:rPr>
-        <w:t>ired specifications:</w:t>
+        <w:t>The Lumina Academy website was successfully developed with all required specifications:</w:t>
       </w:r>
     </w:p>
     <w:tbl>
@@ -4073,13 +4077,13 @@
         <w:tblLook w:val="04A0" w:firstRow="1" w:lastRow="0" w:firstColumn="1" w:lastColumn="0" w:noHBand="0" w:noVBand="1"/>
       </w:tblPr>
       <w:tblGrid>
-        <w:gridCol w:w="480"/>
+        <w:gridCol w:w="2808"/>
         <w:gridCol w:w="480"/>
       </w:tblGrid>
       <w:tr>
         <w:tc>
           <w:tcPr>
-            <w:tcW w:w="0" w:type="auto"/>
+            <w:tcW w:w="1500" w:type="pct"/>
             <w:tcBorders>
               <w:top w:val="single" w:sz="6" w:space="0" w:color="DDDDDD"/>
               <w:left w:val="single" w:sz="6" w:space="0" w:color="DDDDDD"/>
@@ -4088,24 +4092,24 @@
             </w:tcBorders>
             <w:shd w:val="clear" w:color="auto" w:fill="E8F0FE"/>
             <w:tcMar>
-              <w:top w:w="150" w:type="dxa"/>
-              <w:left w:w="150" w:type="dxa"/>
-              <w:bottom w:w="150" w:type="dxa"/>
-              <w:right w:w="150" w:type="dxa"/>
+              <w:top w:w="120" w:type="dxa"/>
+              <w:left w:w="120" w:type="dxa"/>
+              <w:bottom w:w="120" w:type="dxa"/>
+              <w:right w:w="120" w:type="dxa"/>
             </w:tcMar>
             <w:vAlign w:val="center"/>
             <w:hideMark/>
           </w:tcPr>
           <w:p>
             <w:pPr>
-              <w:spacing w:before="225" w:after="225"/>
+              <w:spacing w:before="180" w:after="180"/>
               <w:rPr>
                 <w:rFonts w:ascii="Calibri" w:eastAsia="Times New Roman" w:hAnsi="Calibri" w:cs="Calibri"/>
                 <w:b/>
                 <w:bCs/>
                 <w:color w:val="1F1F1F"/>
-                <w:sz w:val="20"/>
-                <w:szCs w:val="20"/>
+                <w:sz w:val="18"/>
+                <w:szCs w:val="18"/>
               </w:rPr>
             </w:pPr>
             <w:r>
@@ -4114,8 +4118,8 @@
                 <w:b/>
                 <w:bCs/>
                 <w:color w:val="1F1F1F"/>
-                <w:sz w:val="20"/>
-                <w:szCs w:val="20"/>
+                <w:sz w:val="18"/>
+                <w:szCs w:val="18"/>
               </w:rPr>
               <w:t>Feature</w:t>
             </w:r>
@@ -4132,24 +4136,24 @@
             </w:tcBorders>
             <w:shd w:val="clear" w:color="auto" w:fill="E8F0FE"/>
             <w:tcMar>
-              <w:top w:w="150" w:type="dxa"/>
-              <w:left w:w="150" w:type="dxa"/>
-              <w:bottom w:w="150" w:type="dxa"/>
-              <w:right w:w="150" w:type="dxa"/>
+              <w:top w:w="120" w:type="dxa"/>
+              <w:left w:w="120" w:type="dxa"/>
+              <w:bottom w:w="120" w:type="dxa"/>
+              <w:right w:w="120" w:type="dxa"/>
             </w:tcMar>
             <w:vAlign w:val="center"/>
             <w:hideMark/>
           </w:tcPr>
           <w:p>
             <w:pPr>
-              <w:spacing w:before="225" w:after="225"/>
+              <w:spacing w:before="180" w:after="180"/>
               <w:rPr>
                 <w:rFonts w:ascii="Calibri" w:eastAsia="Times New Roman" w:hAnsi="Calibri" w:cs="Calibri"/>
                 <w:b/>
                 <w:bCs/>
                 <w:color w:val="1F1F1F"/>
-                <w:sz w:val="20"/>
-                <w:szCs w:val="20"/>
+                <w:sz w:val="18"/>
+                <w:szCs w:val="18"/>
               </w:rPr>
             </w:pPr>
             <w:r>
@@ -4158,8 +4162,8 @@
                 <w:b/>
                 <w:bCs/>
                 <w:color w:val="1F1F1F"/>
-                <w:sz w:val="20"/>
-                <w:szCs w:val="20"/>
+                <w:sz w:val="18"/>
+                <w:szCs w:val="18"/>
               </w:rPr>
               <w:t>Implementation</w:t>
             </w:r>
@@ -4177,30 +4181,30 @@
               <w:right w:val="single" w:sz="6" w:space="0" w:color="DDDDDD"/>
             </w:tcBorders>
             <w:tcMar>
-              <w:top w:w="150" w:type="dxa"/>
-              <w:left w:w="150" w:type="dxa"/>
-              <w:bottom w:w="150" w:type="dxa"/>
-              <w:right w:w="150" w:type="dxa"/>
+              <w:top w:w="120" w:type="dxa"/>
+              <w:left w:w="120" w:type="dxa"/>
+              <w:bottom w:w="120" w:type="dxa"/>
+              <w:right w:w="120" w:type="dxa"/>
             </w:tcMar>
             <w:vAlign w:val="center"/>
             <w:hideMark/>
           </w:tcPr>
           <w:p>
             <w:pPr>
-              <w:spacing w:before="225" w:after="225"/>
+              <w:spacing w:before="180" w:after="180"/>
               <w:rPr>
                 <w:rFonts w:ascii="Calibri" w:eastAsia="Times New Roman" w:hAnsi="Calibri" w:cs="Calibri"/>
                 <w:color w:val="1F1F1F"/>
-                <w:sz w:val="20"/>
-                <w:szCs w:val="20"/>
+                <w:sz w:val="18"/>
+                <w:szCs w:val="18"/>
               </w:rPr>
             </w:pPr>
             <w:r>
               <w:rPr>
                 <w:rFonts w:ascii="Calibri" w:eastAsia="Times New Roman" w:hAnsi="Calibri" w:cs="Calibri"/>
                 <w:color w:val="1F1F1F"/>
-                <w:sz w:val="20"/>
-                <w:szCs w:val="20"/>
+                <w:sz w:val="18"/>
+                <w:szCs w:val="18"/>
               </w:rPr>
               <w:t>W3C Compliance</w:t>
             </w:r>
@@ -4216,30 +4220,30 @@
               <w:right w:val="single" w:sz="6" w:space="0" w:color="DDDDDD"/>
             </w:tcBorders>
             <w:tcMar>
-              <w:top w:w="150" w:type="dxa"/>
-              <w:left w:w="150" w:type="dxa"/>
-              <w:bottom w:w="150" w:type="dxa"/>
-              <w:right w:w="150" w:type="dxa"/>
+              <w:top w:w="120" w:type="dxa"/>
+              <w:left w:w="120" w:type="dxa"/>
+              <w:bottom w:w="120" w:type="dxa"/>
+              <w:right w:w="120" w:type="dxa"/>
             </w:tcMar>
             <w:vAlign w:val="center"/>
             <w:hideMark/>
           </w:tcPr>
           <w:p>
             <w:pPr>
-              <w:spacing w:before="225" w:after="225"/>
+              <w:spacing w:before="180" w:after="180"/>
               <w:rPr>
                 <w:rFonts w:ascii="Calibri" w:eastAsia="Times New Roman" w:hAnsi="Calibri" w:cs="Calibri"/>
                 <w:color w:val="1F1F1F"/>
-                <w:sz w:val="20"/>
-                <w:szCs w:val="20"/>
+                <w:sz w:val="18"/>
+                <w:szCs w:val="18"/>
               </w:rPr>
             </w:pPr>
             <w:r>
               <w:rPr>
                 <w:rFonts w:ascii="Calibri" w:eastAsia="Times New Roman" w:hAnsi="Calibri" w:cs="Calibri"/>
                 <w:color w:val="1F1F1F"/>
-                <w:sz w:val="20"/>
-                <w:szCs w:val="20"/>
+                <w:sz w:val="18"/>
+                <w:szCs w:val="18"/>
               </w:rPr>
               <w:t>HTML5 semantic markup with valid document structure</w:t>
             </w:r>
@@ -4257,30 +4261,30 @@
               <w:right w:val="single" w:sz="6" w:space="0" w:color="DDDDDD"/>
             </w:tcBorders>
             <w:tcMar>
-              <w:top w:w="150" w:type="dxa"/>
-              <w:left w:w="150" w:type="dxa"/>
-              <w:bottom w:w="150" w:type="dxa"/>
-              <w:right w:w="150" w:type="dxa"/>
+              <w:top w:w="120" w:type="dxa"/>
+              <w:left w:w="120" w:type="dxa"/>
+              <w:bottom w:w="120" w:type="dxa"/>
+              <w:right w:w="120" w:type="dxa"/>
             </w:tcMar>
             <w:vAlign w:val="center"/>
             <w:hideMark/>
           </w:tcPr>
           <w:p>
             <w:pPr>
-              <w:spacing w:before="225" w:after="225"/>
+              <w:spacing w:before="180" w:after="180"/>
               <w:rPr>
                 <w:rFonts w:ascii="Calibri" w:eastAsia="Times New Roman" w:hAnsi="Calibri" w:cs="Calibri"/>
                 <w:color w:val="1F1F1F"/>
-                <w:sz w:val="20"/>
-                <w:szCs w:val="20"/>
+                <w:sz w:val="18"/>
+                <w:szCs w:val="18"/>
               </w:rPr>
             </w:pPr>
             <w:r>
               <w:rPr>
                 <w:rFonts w:ascii="Calibri" w:eastAsia="Times New Roman" w:hAnsi="Calibri" w:cs="Calibri"/>
                 <w:color w:val="1F1F1F"/>
-                <w:sz w:val="20"/>
-                <w:szCs w:val="20"/>
+                <w:sz w:val="18"/>
+                <w:szCs w:val="18"/>
               </w:rPr>
               <w:t>HTML5, CSS3, JavaScript</w:t>
             </w:r>
@@ -4296,30 +4300,30 @@
               <w:right w:val="single" w:sz="6" w:space="0" w:color="DDDDDD"/>
             </w:tcBorders>
             <w:tcMar>
-              <w:top w:w="150" w:type="dxa"/>
-              <w:left w:w="150" w:type="dxa"/>
-              <w:bottom w:w="150" w:type="dxa"/>
-              <w:right w:w="150" w:type="dxa"/>
+              <w:top w:w="120" w:type="dxa"/>
+              <w:left w:w="120" w:type="dxa"/>
+              <w:bottom w:w="120" w:type="dxa"/>
+              <w:right w:w="120" w:type="dxa"/>
             </w:tcMar>
             <w:vAlign w:val="center"/>
             <w:hideMark/>
           </w:tcPr>
           <w:p>
             <w:pPr>
-              <w:spacing w:before="225" w:after="225"/>
+              <w:spacing w:before="180" w:after="180"/>
               <w:rPr>
                 <w:rFonts w:ascii="Calibri" w:eastAsia="Times New Roman" w:hAnsi="Calibri" w:cs="Calibri"/>
                 <w:color w:val="1F1F1F"/>
-                <w:sz w:val="20"/>
-                <w:szCs w:val="20"/>
+                <w:sz w:val="18"/>
+                <w:szCs w:val="18"/>
               </w:rPr>
             </w:pPr>
             <w:r>
               <w:rPr>
                 <w:rFonts w:ascii="Calibri" w:eastAsia="Times New Roman" w:hAnsi="Calibri" w:cs="Calibri"/>
                 <w:color w:val="1F1F1F"/>
-                <w:sz w:val="20"/>
-                <w:szCs w:val="20"/>
+                <w:sz w:val="18"/>
+                <w:szCs w:val="18"/>
               </w:rPr>
               <w:t>All three layers fully implemented</w:t>
             </w:r>
@@ -4337,30 +4341,30 @@
               <w:right w:val="single" w:sz="6" w:space="0" w:color="DDDDDD"/>
             </w:tcBorders>
             <w:tcMar>
-              <w:top w:w="150" w:type="dxa"/>
-              <w:left w:w="150" w:type="dxa"/>
-              <w:bottom w:w="150" w:type="dxa"/>
-              <w:right w:w="150" w:type="dxa"/>
+              <w:top w:w="120" w:type="dxa"/>
+              <w:left w:w="120" w:type="dxa"/>
+              <w:bottom w:w="120" w:type="dxa"/>
+              <w:right w:w="120" w:type="dxa"/>
             </w:tcMar>
             <w:vAlign w:val="center"/>
             <w:hideMark/>
           </w:tcPr>
           <w:p>
             <w:pPr>
-              <w:spacing w:before="225" w:after="225"/>
+              <w:spacing w:before="180" w:after="180"/>
               <w:rPr>
                 <w:rFonts w:ascii="Calibri" w:eastAsia="Times New Roman" w:hAnsi="Calibri" w:cs="Calibri"/>
                 <w:color w:val="1F1F1F"/>
-                <w:sz w:val="20"/>
-                <w:szCs w:val="20"/>
+                <w:sz w:val="18"/>
+                <w:szCs w:val="18"/>
               </w:rPr>
             </w:pPr>
             <w:r>
               <w:rPr>
                 <w:rFonts w:ascii="Calibri" w:eastAsia="Times New Roman" w:hAnsi="Calibri" w:cs="Calibri"/>
                 <w:color w:val="1F1F1F"/>
-                <w:sz w:val="20"/>
-                <w:szCs w:val="20"/>
+                <w:sz w:val="18"/>
+                <w:szCs w:val="18"/>
               </w:rPr>
               <w:t>Cross-Browser</w:t>
             </w:r>
@@ -4376,30 +4380,30 @@
               <w:right w:val="single" w:sz="6" w:space="0" w:color="DDDDDD"/>
             </w:tcBorders>
             <w:tcMar>
-              <w:top w:w="150" w:type="dxa"/>
-              <w:left w:w="150" w:type="dxa"/>
-              <w:bottom w:w="150" w:type="dxa"/>
-              <w:right w:w="150" w:type="dxa"/>
+              <w:top w:w="120" w:type="dxa"/>
+              <w:left w:w="120" w:type="dxa"/>
+              <w:bottom w:w="120" w:type="dxa"/>
+              <w:right w:w="120" w:type="dxa"/>
             </w:tcMar>
             <w:vAlign w:val="center"/>
             <w:hideMark/>
           </w:tcPr>
           <w:p>
             <w:pPr>
-              <w:spacing w:before="225" w:after="225"/>
+              <w:spacing w:before="180" w:after="180"/>
               <w:rPr>
                 <w:rFonts w:ascii="Calibri" w:eastAsia="Times New Roman" w:hAnsi="Calibri" w:cs="Calibri"/>
                 <w:color w:val="1F1F1F"/>
-                <w:sz w:val="20"/>
-                <w:szCs w:val="20"/>
+                <w:sz w:val="18"/>
+                <w:szCs w:val="18"/>
               </w:rPr>
             </w:pPr>
             <w:r>
               <w:rPr>
                 <w:rFonts w:ascii="Calibri" w:eastAsia="Times New Roman" w:hAnsi="Calibri" w:cs="Calibri"/>
                 <w:color w:val="1F1F1F"/>
-                <w:sz w:val="20"/>
-                <w:szCs w:val="20"/>
+                <w:sz w:val="18"/>
+                <w:szCs w:val="18"/>
               </w:rPr>
               <w:t>Tested on Google Chrome and Microsoft Edge — identical rendering</w:t>
             </w:r>
@@ -4417,30 +4421,30 @@
               <w:right w:val="single" w:sz="6" w:space="0" w:color="DDDDDD"/>
             </w:tcBorders>
             <w:tcMar>
-              <w:top w:w="150" w:type="dxa"/>
-              <w:left w:w="150" w:type="dxa"/>
-              <w:bottom w:w="150" w:type="dxa"/>
-              <w:right w:w="150" w:type="dxa"/>
+              <w:top w:w="120" w:type="dxa"/>
+              <w:left w:w="120" w:type="dxa"/>
+              <w:bottom w:w="120" w:type="dxa"/>
+              <w:right w:w="120" w:type="dxa"/>
             </w:tcMar>
             <w:vAlign w:val="center"/>
             <w:hideMark/>
           </w:tcPr>
           <w:p>
             <w:pPr>
-              <w:spacing w:before="225" w:after="225"/>
+              <w:spacing w:before="180" w:after="180"/>
               <w:rPr>
                 <w:rFonts w:ascii="Calibri" w:eastAsia="Times New Roman" w:hAnsi="Calibri" w:cs="Calibri"/>
                 <w:color w:val="1F1F1F"/>
-                <w:sz w:val="20"/>
-                <w:szCs w:val="20"/>
+                <w:sz w:val="18"/>
+                <w:szCs w:val="18"/>
               </w:rPr>
             </w:pPr>
             <w:r>
               <w:rPr>
                 <w:rFonts w:ascii="Calibri" w:eastAsia="Times New Roman" w:hAnsi="Calibri" w:cs="Calibri"/>
                 <w:color w:val="1F1F1F"/>
-                <w:sz w:val="20"/>
-                <w:szCs w:val="20"/>
+                <w:sz w:val="18"/>
+                <w:szCs w:val="18"/>
               </w:rPr>
               <w:t>Mobile Responsive</w:t>
             </w:r>
@@ -4456,32 +4460,41 @@
               <w:right w:val="single" w:sz="6" w:space="0" w:color="DDDDDD"/>
             </w:tcBorders>
             <w:tcMar>
-              <w:top w:w="150" w:type="dxa"/>
-              <w:left w:w="150" w:type="dxa"/>
-              <w:bottom w:w="150" w:type="dxa"/>
-              <w:right w:w="150" w:type="dxa"/>
+              <w:top w:w="120" w:type="dxa"/>
+              <w:left w:w="120" w:type="dxa"/>
+              <w:bottom w:w="120" w:type="dxa"/>
+              <w:right w:w="120" w:type="dxa"/>
             </w:tcMar>
             <w:vAlign w:val="center"/>
             <w:hideMark/>
           </w:tcPr>
           <w:p>
             <w:pPr>
-              <w:spacing w:before="225" w:after="225"/>
+              <w:spacing w:before="180" w:after="180"/>
               <w:rPr>
                 <w:rFonts w:ascii="Calibri" w:eastAsia="Times New Roman" w:hAnsi="Calibri" w:cs="Calibri"/>
                 <w:color w:val="1F1F1F"/>
-                <w:sz w:val="20"/>
-                <w:szCs w:val="20"/>
+                <w:sz w:val="18"/>
+                <w:szCs w:val="18"/>
               </w:rPr>
             </w:pPr>
             <w:r>
               <w:rPr>
                 <w:rFonts w:ascii="Calibri" w:eastAsia="Times New Roman" w:hAnsi="Calibri" w:cs="Calibri"/>
                 <w:color w:val="1F1F1F"/>
-                <w:sz w:val="20"/>
-                <w:szCs w:val="20"/>
+                <w:sz w:val="18"/>
+                <w:szCs w:val="18"/>
               </w:rPr>
-              <w:t>4 responsive breakpoints (992px, 768px, 576px, 400px) covering all device sizes</w:t>
+              <w:t>4 responsive breakpoints (992px, 768px, 576px</w:t>
+            </w:r>
+            <w:r>
+              <w:rPr>
+                <w:rFonts w:ascii="Calibri" w:eastAsia="Times New Roman" w:hAnsi="Calibri" w:cs="Calibri"/>
+                <w:color w:val="1F1F1F"/>
+                <w:sz w:val="18"/>
+                <w:szCs w:val="18"/>
+              </w:rPr>
+              <w:t>, 400px) covering all device sizes</w:t>
             </w:r>
           </w:p>
         </w:tc>
@@ -4497,30 +4510,30 @@
               <w:right w:val="single" w:sz="6" w:space="0" w:color="DDDDDD"/>
             </w:tcBorders>
             <w:tcMar>
-              <w:top w:w="150" w:type="dxa"/>
-              <w:left w:w="150" w:type="dxa"/>
-              <w:bottom w:w="150" w:type="dxa"/>
-              <w:right w:w="150" w:type="dxa"/>
+              <w:top w:w="120" w:type="dxa"/>
+              <w:left w:w="120" w:type="dxa"/>
+              <w:bottom w:w="120" w:type="dxa"/>
+              <w:right w:w="120" w:type="dxa"/>
             </w:tcMar>
             <w:vAlign w:val="center"/>
             <w:hideMark/>
           </w:tcPr>
           <w:p>
             <w:pPr>
-              <w:spacing w:before="225" w:after="225"/>
+              <w:spacing w:before="180" w:after="180"/>
               <w:rPr>
                 <w:rFonts w:ascii="Calibri" w:eastAsia="Times New Roman" w:hAnsi="Calibri" w:cs="Calibri"/>
                 <w:color w:val="1F1F1F"/>
-                <w:sz w:val="20"/>
-                <w:szCs w:val="20"/>
+                <w:sz w:val="18"/>
+                <w:szCs w:val="18"/>
               </w:rPr>
             </w:pPr>
             <w:r>
               <w:rPr>
                 <w:rFonts w:ascii="Calibri" w:eastAsia="Times New Roman" w:hAnsi="Calibri" w:cs="Calibri"/>
                 <w:color w:val="1F1F1F"/>
-                <w:sz w:val="20"/>
-                <w:szCs w:val="20"/>
+                <w:sz w:val="18"/>
+                <w:szCs w:val="18"/>
               </w:rPr>
               <w:t>Images &amp; Multimedia</w:t>
             </w:r>
@@ -4536,32 +4549,32 @@
               <w:right w:val="single" w:sz="6" w:space="0" w:color="DDDDDD"/>
             </w:tcBorders>
             <w:tcMar>
-              <w:top w:w="150" w:type="dxa"/>
-              <w:left w:w="150" w:type="dxa"/>
-              <w:bottom w:w="150" w:type="dxa"/>
-              <w:right w:w="150" w:type="dxa"/>
+              <w:top w:w="120" w:type="dxa"/>
+              <w:left w:w="120" w:type="dxa"/>
+              <w:bottom w:w="120" w:type="dxa"/>
+              <w:right w:w="120" w:type="dxa"/>
             </w:tcMar>
             <w:vAlign w:val="center"/>
             <w:hideMark/>
           </w:tcPr>
           <w:p>
             <w:pPr>
-              <w:spacing w:before="225" w:after="225"/>
+              <w:spacing w:before="180" w:after="180"/>
               <w:rPr>
                 <w:rFonts w:ascii="Calibri" w:eastAsia="Times New Roman" w:hAnsi="Calibri" w:cs="Calibri"/>
                 <w:color w:val="1F1F1F"/>
-                <w:sz w:val="20"/>
-                <w:szCs w:val="20"/>
+                <w:sz w:val="18"/>
+                <w:szCs w:val="18"/>
               </w:rPr>
             </w:pPr>
             <w:r>
               <w:rPr>
                 <w:rFonts w:ascii="Calibri" w:eastAsia="Times New Roman" w:hAnsi="Calibri" w:cs="Calibri"/>
                 <w:color w:val="1F1F1F"/>
-                <w:sz w:val="20"/>
-                <w:szCs w:val="20"/>
+                <w:sz w:val="18"/>
+                <w:szCs w:val="18"/>
               </w:rPr>
-              <w:t>16 locally stored images including course photography, gallery content, and hero background</w:t>
+              <w:t>16 locally stored images including course photography, gallery, and hero</w:t>
             </w:r>
           </w:p>
         </w:tc>
@@ -4577,30 +4590,30 @@
               <w:right w:val="single" w:sz="6" w:space="0" w:color="DDDDDD"/>
             </w:tcBorders>
             <w:tcMar>
-              <w:top w:w="150" w:type="dxa"/>
-              <w:left w:w="150" w:type="dxa"/>
-              <w:bottom w:w="150" w:type="dxa"/>
-              <w:right w:w="150" w:type="dxa"/>
+              <w:top w:w="120" w:type="dxa"/>
+              <w:left w:w="120" w:type="dxa"/>
+              <w:bottom w:w="120" w:type="dxa"/>
+              <w:right w:w="120" w:type="dxa"/>
             </w:tcMar>
             <w:vAlign w:val="center"/>
             <w:hideMark/>
           </w:tcPr>
           <w:p>
             <w:pPr>
-              <w:spacing w:before="225" w:after="225"/>
+              <w:spacing w:before="180" w:after="180"/>
               <w:rPr>
                 <w:rFonts w:ascii="Calibri" w:eastAsia="Times New Roman" w:hAnsi="Calibri" w:cs="Calibri"/>
                 <w:color w:val="1F1F1F"/>
-                <w:sz w:val="20"/>
-                <w:szCs w:val="20"/>
+                <w:sz w:val="18"/>
+                <w:szCs w:val="18"/>
               </w:rPr>
             </w:pPr>
             <w:r>
               <w:rPr>
                 <w:rFonts w:ascii="Calibri" w:eastAsia="Times New Roman" w:hAnsi="Calibri" w:cs="Calibri"/>
                 <w:color w:val="1F1F1F"/>
-                <w:sz w:val="20"/>
-                <w:szCs w:val="20"/>
+                <w:sz w:val="18"/>
+                <w:szCs w:val="18"/>
               </w:rPr>
               <w:t>Page Uniformity</w:t>
             </w:r>
@@ -4616,30 +4629,30 @@
               <w:right w:val="single" w:sz="6" w:space="0" w:color="DDDDDD"/>
             </w:tcBorders>
             <w:tcMar>
-              <w:top w:w="150" w:type="dxa"/>
-              <w:left w:w="150" w:type="dxa"/>
-              <w:bottom w:w="150" w:type="dxa"/>
-              <w:right w:w="150" w:type="dxa"/>
+              <w:top w:w="120" w:type="dxa"/>
+              <w:left w:w="120" w:type="dxa"/>
+              <w:bottom w:w="120" w:type="dxa"/>
+              <w:right w:w="120" w:type="dxa"/>
             </w:tcMar>
             <w:vAlign w:val="center"/>
             <w:hideMark/>
           </w:tcPr>
           <w:p>
             <w:pPr>
-              <w:spacing w:before="225" w:after="225"/>
+              <w:spacing w:before="180" w:after="180"/>
               <w:rPr>
                 <w:rFonts w:ascii="Calibri" w:eastAsia="Times New Roman" w:hAnsi="Calibri" w:cs="Calibri"/>
                 <w:color w:val="1F1F1F"/>
-                <w:sz w:val="20"/>
-                <w:szCs w:val="20"/>
+                <w:sz w:val="18"/>
+                <w:szCs w:val="18"/>
               </w:rPr>
             </w:pPr>
             <w:r>
               <w:rPr>
                 <w:rFonts w:ascii="Calibri" w:eastAsia="Times New Roman" w:hAnsi="Calibri" w:cs="Calibri"/>
                 <w:color w:val="1F1F1F"/>
-                <w:sz w:val="20"/>
-                <w:szCs w:val="20"/>
+                <w:sz w:val="18"/>
+                <w:szCs w:val="18"/>
               </w:rPr>
               <w:t>Consistent sticky navbar and multi-column footer on all 6 pages</w:t>
             </w:r>
@@ -4657,30 +4670,30 @@
               <w:right w:val="single" w:sz="6" w:space="0" w:color="DDDDDD"/>
             </w:tcBorders>
             <w:tcMar>
-              <w:top w:w="150" w:type="dxa"/>
-              <w:left w:w="150" w:type="dxa"/>
-              <w:bottom w:w="150" w:type="dxa"/>
-              <w:right w:w="150" w:type="dxa"/>
+              <w:top w:w="120" w:type="dxa"/>
+              <w:left w:w="120" w:type="dxa"/>
+              <w:bottom w:w="120" w:type="dxa"/>
+              <w:right w:w="120" w:type="dxa"/>
             </w:tcMar>
             <w:vAlign w:val="center"/>
             <w:hideMark/>
           </w:tcPr>
           <w:p>
             <w:pPr>
-              <w:spacing w:before="225" w:after="225"/>
+              <w:spacing w:before="180" w:after="180"/>
               <w:rPr>
                 <w:rFonts w:ascii="Calibri" w:eastAsia="Times New Roman" w:hAnsi="Calibri" w:cs="Calibri"/>
                 <w:color w:val="1F1F1F"/>
-                <w:sz w:val="20"/>
-                <w:szCs w:val="20"/>
+                <w:sz w:val="18"/>
+                <w:szCs w:val="18"/>
               </w:rPr>
             </w:pPr>
             <w:r>
               <w:rPr>
                 <w:rFonts w:ascii="Calibri" w:eastAsia="Times New Roman" w:hAnsi="Calibri" w:cs="Calibri"/>
                 <w:color w:val="1F1F1F"/>
-                <w:sz w:val="20"/>
-                <w:szCs w:val="20"/>
+                <w:sz w:val="18"/>
+                <w:szCs w:val="18"/>
               </w:rPr>
               <w:t>Number of Pages</w:t>
             </w:r>
@@ -4696,30 +4709,30 @@
               <w:right w:val="single" w:sz="6" w:space="0" w:color="DDDDDD"/>
             </w:tcBorders>
             <w:tcMar>
-              <w:top w:w="150" w:type="dxa"/>
-              <w:left w:w="150" w:type="dxa"/>
-              <w:bottom w:w="150" w:type="dxa"/>
-              <w:right w:w="150" w:type="dxa"/>
+              <w:top w:w="120" w:type="dxa"/>
+              <w:left w:w="120" w:type="dxa"/>
+              <w:bottom w:w="120" w:type="dxa"/>
+              <w:right w:w="120" w:type="dxa"/>
             </w:tcMar>
             <w:vAlign w:val="center"/>
             <w:hideMark/>
           </w:tcPr>
           <w:p>
             <w:pPr>
-              <w:spacing w:before="225" w:after="225"/>
+              <w:spacing w:before="180" w:after="180"/>
               <w:rPr>
                 <w:rFonts w:ascii="Calibri" w:eastAsia="Times New Roman" w:hAnsi="Calibri" w:cs="Calibri"/>
                 <w:color w:val="1F1F1F"/>
-                <w:sz w:val="20"/>
-                <w:szCs w:val="20"/>
+                <w:sz w:val="18"/>
+                <w:szCs w:val="18"/>
               </w:rPr>
             </w:pPr>
             <w:r>
               <w:rPr>
                 <w:rFonts w:ascii="Calibri" w:eastAsia="Times New Roman" w:hAnsi="Calibri" w:cs="Calibri"/>
                 <w:color w:val="1F1F1F"/>
-                <w:sz w:val="20"/>
-                <w:szCs w:val="20"/>
+                <w:sz w:val="18"/>
+                <w:szCs w:val="18"/>
               </w:rPr>
               <w:t>6 pages (index.html, about.html, courses.html, gallery.html, resources.html, contact.html)</w:t>
             </w:r>
@@ -4737,30 +4750,30 @@
               <w:right w:val="single" w:sz="6" w:space="0" w:color="DDDDDD"/>
             </w:tcBorders>
             <w:tcMar>
-              <w:top w:w="150" w:type="dxa"/>
-              <w:left w:w="150" w:type="dxa"/>
-              <w:bottom w:w="150" w:type="dxa"/>
-              <w:right w:w="150" w:type="dxa"/>
+              <w:top w:w="120" w:type="dxa"/>
+              <w:left w:w="120" w:type="dxa"/>
+              <w:bottom w:w="120" w:type="dxa"/>
+              <w:right w:w="120" w:type="dxa"/>
             </w:tcMar>
             <w:vAlign w:val="center"/>
             <w:hideMark/>
           </w:tcPr>
           <w:p>
             <w:pPr>
-              <w:spacing w:before="225" w:after="225"/>
+              <w:spacing w:before="180" w:after="180"/>
               <w:rPr>
                 <w:rFonts w:ascii="Calibri" w:eastAsia="Times New Roman" w:hAnsi="Calibri" w:cs="Calibri"/>
                 <w:color w:val="1F1F1F"/>
-                <w:sz w:val="20"/>
-                <w:szCs w:val="20"/>
+                <w:sz w:val="18"/>
+                <w:szCs w:val="18"/>
               </w:rPr>
             </w:pPr>
             <w:r>
               <w:rPr>
                 <w:rFonts w:ascii="Calibri" w:eastAsia="Times New Roman" w:hAnsi="Calibri" w:cs="Calibri"/>
                 <w:color w:val="1F1F1F"/>
-                <w:sz w:val="20"/>
-                <w:szCs w:val="20"/>
+                <w:sz w:val="18"/>
+                <w:szCs w:val="18"/>
               </w:rPr>
               <w:t>Contact Form</w:t>
             </w:r>
@@ -4776,41 +4789,32 @@
               <w:right w:val="single" w:sz="6" w:space="0" w:color="DDDDDD"/>
             </w:tcBorders>
             <w:tcMar>
-              <w:top w:w="150" w:type="dxa"/>
-              <w:left w:w="150" w:type="dxa"/>
-              <w:bottom w:w="150" w:type="dxa"/>
-              <w:right w:w="150" w:type="dxa"/>
+              <w:top w:w="120" w:type="dxa"/>
+              <w:left w:w="120" w:type="dxa"/>
+              <w:bottom w:w="120" w:type="dxa"/>
+              <w:right w:w="120" w:type="dxa"/>
             </w:tcMar>
             <w:vAlign w:val="center"/>
             <w:hideMark/>
           </w:tcPr>
           <w:p>
             <w:pPr>
-              <w:spacing w:before="225" w:after="225"/>
+              <w:spacing w:before="180" w:after="180"/>
               <w:rPr>
                 <w:rFonts w:ascii="Calibri" w:eastAsia="Times New Roman" w:hAnsi="Calibri" w:cs="Calibri"/>
                 <w:color w:val="1F1F1F"/>
-                <w:sz w:val="20"/>
-                <w:szCs w:val="20"/>
+                <w:sz w:val="18"/>
+                <w:szCs w:val="18"/>
               </w:rPr>
             </w:pPr>
             <w:r>
               <w:rPr>
                 <w:rFonts w:ascii="Calibri" w:eastAsia="Times New Roman" w:hAnsi="Calibri" w:cs="Calibri"/>
                 <w:color w:val="1F1F1F"/>
-                <w:sz w:val="20"/>
-                <w:szCs w:val="20"/>
+                <w:sz w:val="18"/>
+                <w:szCs w:val="18"/>
               </w:rPr>
-              <w:t>HTML form with fields for name, email, phone, course selection, and me</w:t>
-            </w:r>
-            <w:r>
-              <w:rPr>
-                <w:rFonts w:ascii="Calibri" w:eastAsia="Times New Roman" w:hAnsi="Calibri" w:cs="Calibri"/>
-                <w:color w:val="1F1F1F"/>
-                <w:sz w:val="20"/>
-                <w:szCs w:val="20"/>
-              </w:rPr>
-              <w:t>ssage</w:t>
+              <w:t>HTML form with fields for name, email, phone, course selection, and message</w:t>
             </w:r>
           </w:p>
         </w:tc>
@@ -4826,30 +4830,30 @@
               <w:right w:val="single" w:sz="6" w:space="0" w:color="DDDDDD"/>
             </w:tcBorders>
             <w:tcMar>
-              <w:top w:w="150" w:type="dxa"/>
-              <w:left w:w="150" w:type="dxa"/>
-              <w:bottom w:w="150" w:type="dxa"/>
-              <w:right w:w="150" w:type="dxa"/>
+              <w:top w:w="120" w:type="dxa"/>
+              <w:left w:w="120" w:type="dxa"/>
+              <w:bottom w:w="120" w:type="dxa"/>
+              <w:right w:w="120" w:type="dxa"/>
             </w:tcMar>
             <w:vAlign w:val="center"/>
             <w:hideMark/>
           </w:tcPr>
           <w:p>
             <w:pPr>
-              <w:spacing w:before="225" w:after="225"/>
+              <w:spacing w:before="180" w:after="180"/>
               <w:rPr>
                 <w:rFonts w:ascii="Calibri" w:eastAsia="Times New Roman" w:hAnsi="Calibri" w:cs="Calibri"/>
                 <w:color w:val="1F1F1F"/>
-                <w:sz w:val="20"/>
-                <w:szCs w:val="20"/>
+                <w:sz w:val="18"/>
+                <w:szCs w:val="18"/>
               </w:rPr>
             </w:pPr>
             <w:r>
               <w:rPr>
                 <w:rFonts w:ascii="Calibri" w:eastAsia="Times New Roman" w:hAnsi="Calibri" w:cs="Calibri"/>
                 <w:color w:val="1F1F1F"/>
-                <w:sz w:val="20"/>
-                <w:szCs w:val="20"/>
+                <w:sz w:val="18"/>
+                <w:szCs w:val="18"/>
               </w:rPr>
               <w:t>Form Validation</w:t>
             </w:r>
@@ -4865,32 +4869,41 @@
               <w:right w:val="single" w:sz="6" w:space="0" w:color="DDDDDD"/>
             </w:tcBorders>
             <w:tcMar>
-              <w:top w:w="150" w:type="dxa"/>
-              <w:left w:w="150" w:type="dxa"/>
-              <w:bottom w:w="150" w:type="dxa"/>
-              <w:right w:w="150" w:type="dxa"/>
+              <w:top w:w="120" w:type="dxa"/>
+              <w:left w:w="120" w:type="dxa"/>
+              <w:bottom w:w="120" w:type="dxa"/>
+              <w:right w:w="120" w:type="dxa"/>
             </w:tcMar>
             <w:vAlign w:val="center"/>
             <w:hideMark/>
           </w:tcPr>
           <w:p>
             <w:pPr>
-              <w:spacing w:before="225" w:after="225"/>
+              <w:spacing w:before="180" w:after="180"/>
               <w:rPr>
                 <w:rFonts w:ascii="Calibri" w:eastAsia="Times New Roman" w:hAnsi="Calibri" w:cs="Calibri"/>
                 <w:color w:val="1F1F1F"/>
-                <w:sz w:val="20"/>
-                <w:szCs w:val="20"/>
+                <w:sz w:val="18"/>
+                <w:szCs w:val="18"/>
               </w:rPr>
             </w:pPr>
             <w:r>
               <w:rPr>
                 <w:rFonts w:ascii="Calibri" w:eastAsia="Times New Roman" w:hAnsi="Calibri" w:cs="Calibri"/>
                 <w:color w:val="1F1F1F"/>
-                <w:sz w:val="20"/>
-                <w:szCs w:val="20"/>
+                <w:sz w:val="18"/>
+                <w:szCs w:val="18"/>
               </w:rPr>
-              <w:t>JavaScript validation: letters-only for name, numbers-only for phone, course required</w:t>
+              <w:t>JavaScript: letters-only for name, numbers-only for phone,</w:t>
+            </w:r>
+            <w:r>
+              <w:rPr>
+                <w:rFonts w:ascii="Calibri" w:eastAsia="Times New Roman" w:hAnsi="Calibri" w:cs="Calibri"/>
+                <w:color w:val="1F1F1F"/>
+                <w:sz w:val="18"/>
+                <w:szCs w:val="18"/>
+              </w:rPr>
+              <w:t xml:space="preserve"> course required</w:t>
             </w:r>
           </w:p>
         </w:tc>
@@ -4906,30 +4919,30 @@
               <w:right w:val="single" w:sz="6" w:space="0" w:color="DDDDDD"/>
             </w:tcBorders>
             <w:tcMar>
-              <w:top w:w="150" w:type="dxa"/>
-              <w:left w:w="150" w:type="dxa"/>
-              <w:bottom w:w="150" w:type="dxa"/>
-              <w:right w:w="150" w:type="dxa"/>
+              <w:top w:w="120" w:type="dxa"/>
+              <w:left w:w="120" w:type="dxa"/>
+              <w:bottom w:w="120" w:type="dxa"/>
+              <w:right w:w="120" w:type="dxa"/>
             </w:tcMar>
             <w:vAlign w:val="center"/>
             <w:hideMark/>
           </w:tcPr>
           <w:p>
             <w:pPr>
-              <w:spacing w:before="225" w:after="225"/>
+              <w:spacing w:before="180" w:after="180"/>
               <w:rPr>
                 <w:rFonts w:ascii="Calibri" w:eastAsia="Times New Roman" w:hAnsi="Calibri" w:cs="Calibri"/>
                 <w:color w:val="1F1F1F"/>
-                <w:sz w:val="20"/>
-                <w:szCs w:val="20"/>
+                <w:sz w:val="18"/>
+                <w:szCs w:val="18"/>
               </w:rPr>
             </w:pPr>
             <w:r>
               <w:rPr>
                 <w:rFonts w:ascii="Calibri" w:eastAsia="Times New Roman" w:hAnsi="Calibri" w:cs="Calibri"/>
                 <w:color w:val="1F1F1F"/>
-                <w:sz w:val="20"/>
-                <w:szCs w:val="20"/>
+                <w:sz w:val="18"/>
+                <w:szCs w:val="18"/>
               </w:rPr>
               <w:t>Navigation</w:t>
             </w:r>
@@ -4945,30 +4958,30 @@
               <w:right w:val="single" w:sz="6" w:space="0" w:color="DDDDDD"/>
             </w:tcBorders>
             <w:tcMar>
-              <w:top w:w="150" w:type="dxa"/>
-              <w:left w:w="150" w:type="dxa"/>
-              <w:bottom w:w="150" w:type="dxa"/>
-              <w:right w:w="150" w:type="dxa"/>
+              <w:top w:w="120" w:type="dxa"/>
+              <w:left w:w="120" w:type="dxa"/>
+              <w:bottom w:w="120" w:type="dxa"/>
+              <w:right w:w="120" w:type="dxa"/>
             </w:tcMar>
             <w:vAlign w:val="center"/>
             <w:hideMark/>
           </w:tcPr>
           <w:p>
             <w:pPr>
-              <w:spacing w:before="225" w:after="225"/>
+              <w:spacing w:before="180" w:after="180"/>
               <w:rPr>
                 <w:rFonts w:ascii="Calibri" w:eastAsia="Times New Roman" w:hAnsi="Calibri" w:cs="Calibri"/>
                 <w:color w:val="1F1F1F"/>
-                <w:sz w:val="20"/>
-                <w:szCs w:val="20"/>
+                <w:sz w:val="18"/>
+                <w:szCs w:val="18"/>
               </w:rPr>
             </w:pPr>
             <w:r>
               <w:rPr>
                 <w:rFonts w:ascii="Calibri" w:eastAsia="Times New Roman" w:hAnsi="Calibri" w:cs="Calibri"/>
                 <w:color w:val="1F1F1F"/>
-                <w:sz w:val="20"/>
-                <w:szCs w:val="20"/>
+                <w:sz w:val="18"/>
+                <w:szCs w:val="18"/>
               </w:rPr>
               <w:t>All pages interlinked with no broken links</w:t>
             </w:r>
@@ -4986,30 +4999,30 @@
               <w:right w:val="single" w:sz="6" w:space="0" w:color="DDDDDD"/>
             </w:tcBorders>
             <w:tcMar>
-              <w:top w:w="150" w:type="dxa"/>
-              <w:left w:w="150" w:type="dxa"/>
-              <w:bottom w:w="150" w:type="dxa"/>
-              <w:right w:w="150" w:type="dxa"/>
+              <w:top w:w="120" w:type="dxa"/>
+              <w:left w:w="120" w:type="dxa"/>
+              <w:bottom w:w="120" w:type="dxa"/>
+              <w:right w:w="120" w:type="dxa"/>
             </w:tcMar>
             <w:vAlign w:val="center"/>
             <w:hideMark/>
           </w:tcPr>
           <w:p>
             <w:pPr>
-              <w:spacing w:before="225" w:after="225"/>
+              <w:spacing w:before="180" w:after="180"/>
               <w:rPr>
                 <w:rFonts w:ascii="Calibri" w:eastAsia="Times New Roman" w:hAnsi="Calibri" w:cs="Calibri"/>
                 <w:color w:val="1F1F1F"/>
-                <w:sz w:val="20"/>
-                <w:szCs w:val="20"/>
+                <w:sz w:val="18"/>
+                <w:szCs w:val="18"/>
               </w:rPr>
             </w:pPr>
             <w:r>
               <w:rPr>
                 <w:rFonts w:ascii="Calibri" w:eastAsia="Times New Roman" w:hAnsi="Calibri" w:cs="Calibri"/>
                 <w:color w:val="1F1F1F"/>
-                <w:sz w:val="20"/>
-                <w:szCs w:val="20"/>
+                <w:sz w:val="18"/>
+                <w:szCs w:val="18"/>
               </w:rPr>
               <w:t>Bootstrap Framework</w:t>
             </w:r>
@@ -5025,32 +5038,32 @@
               <w:right w:val="single" w:sz="6" w:space="0" w:color="DDDDDD"/>
             </w:tcBorders>
             <w:tcMar>
-              <w:top w:w="150" w:type="dxa"/>
-              <w:left w:w="150" w:type="dxa"/>
-              <w:bottom w:w="150" w:type="dxa"/>
-              <w:right w:w="150" w:type="dxa"/>
+              <w:top w:w="120" w:type="dxa"/>
+              <w:left w:w="120" w:type="dxa"/>
+              <w:bottom w:w="120" w:type="dxa"/>
+              <w:right w:w="120" w:type="dxa"/>
             </w:tcMar>
             <w:vAlign w:val="center"/>
             <w:hideMark/>
           </w:tcPr>
           <w:p>
             <w:pPr>
-              <w:spacing w:before="225" w:after="225"/>
+              <w:spacing w:before="180" w:after="180"/>
               <w:rPr>
                 <w:rFonts w:ascii="Calibri" w:eastAsia="Times New Roman" w:hAnsi="Calibri" w:cs="Calibri"/>
                 <w:color w:val="1F1F1F"/>
-                <w:sz w:val="20"/>
-                <w:szCs w:val="20"/>
+                <w:sz w:val="18"/>
+                <w:szCs w:val="18"/>
               </w:rPr>
             </w:pPr>
             <w:r>
               <w:rPr>
                 <w:rFonts w:ascii="Calibri" w:eastAsia="Times New Roman" w:hAnsi="Calibri" w:cs="Calibri"/>
                 <w:color w:val="1F1F1F"/>
-                <w:sz w:val="20"/>
-                <w:szCs w:val="20"/>
+                <w:sz w:val="18"/>
+                <w:szCs w:val="18"/>
               </w:rPr>
-              <w:t>Bootstrap 5.3 used for grid, navbar, forms, and responsive utilities</w:t>
+              <w:t>Bootstrap 5.3 used for grid, navbar, forms, and utilities</w:t>
             </w:r>
           </w:p>
         </w:tc>
@@ -5066,30 +5079,30 @@
               <w:right w:val="single" w:sz="6" w:space="0" w:color="DDDDDD"/>
             </w:tcBorders>
             <w:tcMar>
-              <w:top w:w="150" w:type="dxa"/>
-              <w:left w:w="150" w:type="dxa"/>
-              <w:bottom w:w="150" w:type="dxa"/>
-              <w:right w:w="150" w:type="dxa"/>
+              <w:top w:w="120" w:type="dxa"/>
+              <w:left w:w="120" w:type="dxa"/>
+              <w:bottom w:w="120" w:type="dxa"/>
+              <w:right w:w="120" w:type="dxa"/>
             </w:tcMar>
             <w:vAlign w:val="center"/>
             <w:hideMark/>
           </w:tcPr>
           <w:p>
             <w:pPr>
-              <w:spacing w:before="225" w:after="225"/>
+              <w:spacing w:before="180" w:after="180"/>
               <w:rPr>
                 <w:rFonts w:ascii="Calibri" w:eastAsia="Times New Roman" w:hAnsi="Calibri" w:cs="Calibri"/>
                 <w:color w:val="1F1F1F"/>
-                <w:sz w:val="20"/>
-                <w:szCs w:val="20"/>
+                <w:sz w:val="18"/>
+                <w:szCs w:val="18"/>
               </w:rPr>
             </w:pPr>
             <w:r>
               <w:rPr>
                 <w:rFonts w:ascii="Calibri" w:eastAsia="Times New Roman" w:hAnsi="Calibri" w:cs="Calibri"/>
                 <w:color w:val="1F1F1F"/>
-                <w:sz w:val="20"/>
-                <w:szCs w:val="20"/>
+                <w:sz w:val="18"/>
+                <w:szCs w:val="18"/>
               </w:rPr>
               <w:t>Hosting</w:t>
             </w:r>
@@ -5105,32 +5118,32 @@
               <w:right w:val="single" w:sz="6" w:space="0" w:color="DDDDDD"/>
             </w:tcBorders>
             <w:tcMar>
-              <w:top w:w="150" w:type="dxa"/>
-              <w:left w:w="150" w:type="dxa"/>
-              <w:bottom w:w="150" w:type="dxa"/>
-              <w:right w:w="150" w:type="dxa"/>
+              <w:top w:w="120" w:type="dxa"/>
+              <w:left w:w="120" w:type="dxa"/>
+              <w:bottom w:w="120" w:type="dxa"/>
+              <w:right w:w="120" w:type="dxa"/>
             </w:tcMar>
             <w:vAlign w:val="center"/>
             <w:hideMark/>
           </w:tcPr>
           <w:p>
             <w:pPr>
-              <w:spacing w:before="225" w:after="225"/>
+              <w:spacing w:before="180" w:after="180"/>
               <w:rPr>
                 <w:rFonts w:ascii="Calibri" w:eastAsia="Times New Roman" w:hAnsi="Calibri" w:cs="Calibri"/>
                 <w:color w:val="1F1F1F"/>
-                <w:sz w:val="20"/>
-                <w:szCs w:val="20"/>
+                <w:sz w:val="18"/>
+                <w:szCs w:val="18"/>
               </w:rPr>
             </w:pPr>
             <w:r>
               <w:rPr>
                 <w:rFonts w:ascii="Calibri" w:eastAsia="Times New Roman" w:hAnsi="Calibri" w:cs="Calibri"/>
                 <w:color w:val="1F1F1F"/>
-                <w:sz w:val="20"/>
-                <w:szCs w:val="20"/>
+                <w:sz w:val="18"/>
+                <w:szCs w:val="18"/>
               </w:rPr>
-              <w:t>Published via GitHub Pages at fbda25-019.github.io/Lumina-Academy</w:t>
+              <w:t>Published via GitHub Pages</w:t>
             </w:r>
           </w:p>
         </w:tc>
@@ -5146,32 +5159,32 @@
               <w:right w:val="single" w:sz="6" w:space="0" w:color="DDDDDD"/>
             </w:tcBorders>
             <w:tcMar>
-              <w:top w:w="150" w:type="dxa"/>
-              <w:left w:w="150" w:type="dxa"/>
-              <w:bottom w:w="150" w:type="dxa"/>
-              <w:right w:w="150" w:type="dxa"/>
+              <w:top w:w="120" w:type="dxa"/>
+              <w:left w:w="120" w:type="dxa"/>
+              <w:bottom w:w="120" w:type="dxa"/>
+              <w:right w:w="120" w:type="dxa"/>
             </w:tcMar>
             <w:vAlign w:val="center"/>
             <w:hideMark/>
           </w:tcPr>
           <w:p>
             <w:pPr>
-              <w:spacing w:before="225" w:after="225"/>
+              <w:spacing w:before="180" w:after="180"/>
               <w:rPr>
                 <w:rFonts w:ascii="Calibri" w:eastAsia="Times New Roman" w:hAnsi="Calibri" w:cs="Calibri"/>
                 <w:color w:val="1F1F1F"/>
-                <w:sz w:val="20"/>
-                <w:szCs w:val="20"/>
+                <w:sz w:val="18"/>
+                <w:szCs w:val="18"/>
               </w:rPr>
             </w:pPr>
             <w:r>
               <w:rPr>
                 <w:rFonts w:ascii="Calibri" w:eastAsia="Times New Roman" w:hAnsi="Calibri" w:cs="Calibri"/>
                 <w:color w:val="1F1F1F"/>
-                <w:sz w:val="20"/>
-                <w:szCs w:val="20"/>
+                <w:sz w:val="18"/>
+                <w:szCs w:val="18"/>
               </w:rPr>
-              <w:t>Design Inspiration</w:t>
+              <w:t>Design</w:t>
             </w:r>
           </w:p>
         </w:tc>
@@ -5185,32 +5198,41 @@
               <w:right w:val="single" w:sz="6" w:space="0" w:color="DDDDDD"/>
             </w:tcBorders>
             <w:tcMar>
-              <w:top w:w="150" w:type="dxa"/>
-              <w:left w:w="150" w:type="dxa"/>
-              <w:bottom w:w="150" w:type="dxa"/>
-              <w:right w:w="150" w:type="dxa"/>
+              <w:top w:w="120" w:type="dxa"/>
+              <w:left w:w="120" w:type="dxa"/>
+              <w:bottom w:w="120" w:type="dxa"/>
+              <w:right w:w="120" w:type="dxa"/>
             </w:tcMar>
             <w:vAlign w:val="center"/>
             <w:hideMark/>
           </w:tcPr>
           <w:p>
             <w:pPr>
-              <w:spacing w:before="225" w:after="225"/>
+              <w:spacing w:before="180" w:after="180"/>
               <w:rPr>
                 <w:rFonts w:ascii="Calibri" w:eastAsia="Times New Roman" w:hAnsi="Calibri" w:cs="Calibri"/>
                 <w:color w:val="1F1F1F"/>
-                <w:sz w:val="20"/>
-                <w:szCs w:val="20"/>
+                <w:sz w:val="18"/>
+                <w:szCs w:val="18"/>
               </w:rPr>
             </w:pPr>
             <w:r>
               <w:rPr>
                 <w:rFonts w:ascii="Calibri" w:eastAsia="Times New Roman" w:hAnsi="Calibri" w:cs="Calibri"/>
                 <w:color w:val="1F1F1F"/>
-                <w:sz w:val="20"/>
-                <w:szCs w:val="20"/>
+                <w:sz w:val="18"/>
+                <w:szCs w:val="18"/>
               </w:rPr>
-              <w:t>Coursera-inspired layout with star ratings, category cards, testimonials, and badge labels</w:t>
+              <w:t>Coursera-inspired with star ratings, category cards, testimon</w:t>
+            </w:r>
+            <w:r>
+              <w:rPr>
+                <w:rFonts w:ascii="Calibri" w:eastAsia="Times New Roman" w:hAnsi="Calibri" w:cs="Calibri"/>
+                <w:color w:val="1F1F1F"/>
+                <w:sz w:val="18"/>
+                <w:szCs w:val="18"/>
+              </w:rPr>
+              <w:t>ials, badges</w:t>
             </w:r>
           </w:p>
         </w:tc>
@@ -5232,40 +5254,17 @@
     </w:p>
     <w:p>
       <w:pPr>
-        <w:pStyle w:val="NormalWeb"/>
-        <w:rPr>
-          <w:rFonts w:ascii="Calibri" w:hAnsi="Calibri" w:cs="Calibri"/>
-          <w:color w:val="1F1F1F"/>
-        </w:rPr>
-      </w:pPr>
-      <w:r>
-        <w:rPr>
-          <w:rFonts w:ascii="Calibri" w:hAnsi="Calibri" w:cs="Calibri"/>
-          <w:color w:val="1F1F1F"/>
-        </w:rPr>
-        <w:t>All project files are hosted in the GitHub repo</w:t>
-      </w:r>
-      <w:r>
-        <w:rPr>
-          <w:rFonts w:ascii="Calibri" w:hAnsi="Calibri" w:cs="Calibri"/>
-          <w:color w:val="1F1F1F"/>
-        </w:rPr>
-        <w:t>sitory with full version history.</w:t>
-      </w:r>
-    </w:p>
-    <w:p>
-      <w:pPr>
         <w:numPr>
           <w:ilvl w:val="0"/>
           <w:numId w:val="11"/>
         </w:numPr>
-        <w:spacing w:before="60" w:after="60"/>
+        <w:spacing w:before="45" w:after="45"/>
         <w:ind w:left="0"/>
         <w:rPr>
           <w:rFonts w:ascii="Calibri" w:eastAsia="Times New Roman" w:hAnsi="Calibri" w:cs="Calibri"/>
           <w:color w:val="1F1F1F"/>
-          <w:sz w:val="20"/>
-          <w:szCs w:val="20"/>
+          <w:sz w:val="18"/>
+          <w:szCs w:val="18"/>
         </w:rPr>
       </w:pPr>
       <w:r>
@@ -5273,8 +5272,8 @@
           <w:rStyle w:val="Strong"/>
           <w:rFonts w:ascii="Calibri" w:eastAsia="Times New Roman" w:hAnsi="Calibri" w:cs="Calibri"/>
           <w:color w:val="1F1F1F"/>
-          <w:sz w:val="20"/>
-          <w:szCs w:val="20"/>
+          <w:sz w:val="18"/>
+          <w:szCs w:val="18"/>
         </w:rPr>
         <w:t>Repository:</w:t>
       </w:r>
@@ -5282,8 +5281,8 @@
         <w:rPr>
           <w:rFonts w:ascii="Calibri" w:eastAsia="Times New Roman" w:hAnsi="Calibri" w:cs="Calibri"/>
           <w:color w:val="1F1F1F"/>
-          <w:sz w:val="20"/>
-          <w:szCs w:val="20"/>
+          <w:sz w:val="18"/>
+          <w:szCs w:val="18"/>
         </w:rPr>
         <w:t xml:space="preserve"> </w:t>
       </w:r>
@@ -5292,8 +5291,8 @@
           <w:rPr>
             <w:rStyle w:val="Hyperlink"/>
             <w:rFonts w:ascii="Calibri" w:eastAsia="Times New Roman" w:hAnsi="Calibri" w:cs="Calibri"/>
-            <w:sz w:val="20"/>
-            <w:szCs w:val="20"/>
+            <w:sz w:val="18"/>
+            <w:szCs w:val="18"/>
           </w:rPr>
           <w:t>github.com/fbda25-019/Lumina-Academy</w:t>
         </w:r>
@@ -5305,13 +5304,13 @@
           <w:ilvl w:val="0"/>
           <w:numId w:val="11"/>
         </w:numPr>
-        <w:spacing w:before="60" w:after="60"/>
+        <w:spacing w:before="45" w:after="45"/>
         <w:ind w:left="0"/>
         <w:rPr>
           <w:rFonts w:ascii="Calibri" w:eastAsia="Times New Roman" w:hAnsi="Calibri" w:cs="Calibri"/>
           <w:color w:val="1F1F1F"/>
-          <w:sz w:val="20"/>
-          <w:szCs w:val="20"/>
+          <w:sz w:val="18"/>
+          <w:szCs w:val="18"/>
         </w:rPr>
       </w:pPr>
       <w:r>
@@ -5319,8 +5318,8 @@
           <w:rStyle w:val="Strong"/>
           <w:rFonts w:ascii="Calibri" w:eastAsia="Times New Roman" w:hAnsi="Calibri" w:cs="Calibri"/>
           <w:color w:val="1F1F1F"/>
-          <w:sz w:val="20"/>
-          <w:szCs w:val="20"/>
+          <w:sz w:val="18"/>
+          <w:szCs w:val="18"/>
         </w:rPr>
         <w:t>Live Site:</w:t>
       </w:r>
@@ -5328,8 +5327,8 @@
         <w:rPr>
           <w:rFonts w:ascii="Calibri" w:eastAsia="Times New Roman" w:hAnsi="Calibri" w:cs="Calibri"/>
           <w:color w:val="1F1F1F"/>
-          <w:sz w:val="20"/>
-          <w:szCs w:val="20"/>
+          <w:sz w:val="18"/>
+          <w:szCs w:val="18"/>
         </w:rPr>
         <w:t xml:space="preserve"> </w:t>
       </w:r>
@@ -5338,8 +5337,8 @@
           <w:rPr>
             <w:rStyle w:val="Hyperlink"/>
             <w:rFonts w:ascii="Calibri" w:eastAsia="Times New Roman" w:hAnsi="Calibri" w:cs="Calibri"/>
-            <w:sz w:val="20"/>
-            <w:szCs w:val="20"/>
+            <w:sz w:val="18"/>
+            <w:szCs w:val="18"/>
           </w:rPr>
           <w:t>fbda25-019.github.io/Lumina-Academy</w:t>
         </w:r>
@@ -5351,13 +5350,13 @@
           <w:ilvl w:val="0"/>
           <w:numId w:val="11"/>
         </w:numPr>
-        <w:spacing w:before="60" w:after="60"/>
+        <w:spacing w:before="45" w:after="45"/>
         <w:ind w:left="0"/>
         <w:rPr>
           <w:rFonts w:ascii="Calibri" w:eastAsia="Times New Roman" w:hAnsi="Calibri" w:cs="Calibri"/>
           <w:color w:val="1F1F1F"/>
-          <w:sz w:val="20"/>
-          <w:szCs w:val="20"/>
+          <w:sz w:val="18"/>
+          <w:szCs w:val="18"/>
         </w:rPr>
       </w:pPr>
       <w:r>
@@ -5365,34 +5364,24 @@
           <w:rStyle w:val="Strong"/>
           <w:rFonts w:ascii="Calibri" w:eastAsia="Times New Roman" w:hAnsi="Calibri" w:cs="Calibri"/>
           <w:color w:val="1F1F1F"/>
-          <w:sz w:val="20"/>
-          <w:szCs w:val="20"/>
-        </w:rPr>
-        <w:t>Tota</w:t>
-      </w:r>
-      <w:r>
-        <w:rPr>
-          <w:rStyle w:val="Strong"/>
-          <w:rFonts w:ascii="Calibri" w:eastAsia="Times New Roman" w:hAnsi="Calibri" w:cs="Calibri"/>
-          <w:color w:val="1F1F1F"/>
-          <w:sz w:val="20"/>
-          <w:szCs w:val="20"/>
-        </w:rPr>
-        <w:t>l Files:</w:t>
-      </w:r>
-      <w:r>
-        <w:rPr>
-          <w:rFonts w:ascii="Calibri" w:eastAsia="Times New Roman" w:hAnsi="Calibri" w:cs="Calibri"/>
-          <w:color w:val="1F1F1F"/>
-          <w:sz w:val="20"/>
-          <w:szCs w:val="20"/>
+          <w:sz w:val="18"/>
+          <w:szCs w:val="18"/>
+        </w:rPr>
+        <w:t>Total Files:</w:t>
+      </w:r>
+      <w:r>
+        <w:rPr>
+          <w:rFonts w:ascii="Calibri" w:eastAsia="Times New Roman" w:hAnsi="Calibri" w:cs="Calibri"/>
+          <w:color w:val="1F1F1F"/>
+          <w:sz w:val="18"/>
+          <w:szCs w:val="18"/>
         </w:rPr>
         <w:t xml:space="preserve"> 23 files (6 HTML, 1 CSS, 16 images)</w:t>
       </w:r>
     </w:p>
     <w:p>
       <w:pPr>
-        <w:spacing w:before="450" w:after="450"/>
+        <w:spacing w:before="375" w:after="375"/>
         <w:rPr>
           <w:rFonts w:ascii="Calibri" w:eastAsia="Times New Roman" w:hAnsi="Calibri" w:cs="Calibri"/>
           <w:color w:val="1F1F1F"/>
@@ -5411,21 +5400,21 @@
     <w:p>
       <w:pPr>
         <w:pStyle w:val="NormalWeb"/>
-        <w:spacing w:before="600"/>
+        <w:spacing w:before="450"/>
         <w:jc w:val="center"/>
         <w:rPr>
           <w:rFonts w:ascii="Calibri" w:hAnsi="Calibri" w:cs="Calibri"/>
           <w:color w:val="888888"/>
-          <w:sz w:val="18"/>
-          <w:szCs w:val="18"/>
+          <w:sz w:val="17"/>
+          <w:szCs w:val="17"/>
         </w:rPr>
       </w:pPr>
       <w:r>
         <w:rPr>
           <w:rFonts w:ascii="Calibri" w:hAnsi="Calibri" w:cs="Calibri"/>
           <w:color w:val="888888"/>
-          <w:sz w:val="18"/>
-          <w:szCs w:val="18"/>
+          <w:sz w:val="17"/>
+          <w:szCs w:val="17"/>
         </w:rPr>
         <w:t>End of Document — Lumina Academy Website Assignment</w:t>
       </w:r>
@@ -5433,8 +5422,8 @@
         <w:rPr>
           <w:rFonts w:ascii="Calibri" w:hAnsi="Calibri" w:cs="Calibri"/>
           <w:color w:val="888888"/>
-          <w:sz w:val="18"/>
-          <w:szCs w:val="18"/>
+          <w:sz w:val="17"/>
+          <w:szCs w:val="17"/>
         </w:rPr>
         <w:br/>
         <w:t xml:space="preserve">Web &amp; Multimedia Development — Botswana Accountancy College — 2026 </w:t>
@@ -5453,235 +5442,9 @@
 <file path=word/numbering.xml><?xml version="1.0" encoding="utf-8"?>
 <w:numbering xmlns:wpc="http://schemas.microsoft.com/office/word/2010/wordprocessingCanvas" xmlns:mc="http://schemas.openxmlformats.org/markup-compatibility/2006" xmlns:o="urn:schemas-microsoft-com:office:office" xmlns:r="http://schemas.openxmlformats.org/officeDocument/2006/relationships" xmlns:m="http://schemas.openxmlformats.org/officeDocument/2006/math" xmlns:v="urn:schemas-microsoft-com:vml" xmlns:wp14="http://schemas.microsoft.com/office/word/2010/wordprocessingDrawing" xmlns:wp="http://schemas.openxmlformats.org/drawingml/2006/wordprocessingDrawing" xmlns:w10="urn:schemas-microsoft-com:office:word" xmlns:w="http://schemas.openxmlformats.org/wordprocessingml/2006/main" xmlns:w14="http://schemas.microsoft.com/office/word/2010/wordml" xmlns:w15="http://schemas.microsoft.com/office/word/2012/wordml" xmlns:wpg="http://schemas.microsoft.com/office/word/2010/wordprocessingGroup" xmlns:wpi="http://schemas.microsoft.com/office/word/2010/wordprocessingInk" xmlns:wne="http://schemas.microsoft.com/office/word/2006/wordml" xmlns:wps="http://schemas.microsoft.com/office/word/2010/wordprocessingShape" mc:Ignorable="w14 w15 wp14">
   <w:abstractNum w:abstractNumId="0" w15:restartNumberingAfterBreak="0">
-    <w:nsid w:val="01123C17"/>
+    <w:nsid w:val="03934E4E"/>
     <w:multiLevelType w:val="multilevel"/>
-    <w:tmpl w:val="FC76ED66"/>
-    <w:lvl w:ilvl="0">
-      <w:start w:val="1"/>
-      <w:numFmt w:val="decimal"/>
-      <w:lvlText w:val="%1."/>
-      <w:lvlJc w:val="left"/>
-      <w:pPr>
-        <w:tabs>
-          <w:tab w:val="num" w:pos="720"/>
-        </w:tabs>
-        <w:ind w:left="720" w:hanging="360"/>
-      </w:pPr>
-    </w:lvl>
-    <w:lvl w:ilvl="1" w:tentative="1">
-      <w:start w:val="1"/>
-      <w:numFmt w:val="decimal"/>
-      <w:lvlText w:val="%2."/>
-      <w:lvlJc w:val="left"/>
-      <w:pPr>
-        <w:tabs>
-          <w:tab w:val="num" w:pos="1440"/>
-        </w:tabs>
-        <w:ind w:left="1440" w:hanging="360"/>
-      </w:pPr>
-    </w:lvl>
-    <w:lvl w:ilvl="2" w:tentative="1">
-      <w:start w:val="1"/>
-      <w:numFmt w:val="decimal"/>
-      <w:lvlText w:val="%3."/>
-      <w:lvlJc w:val="left"/>
-      <w:pPr>
-        <w:tabs>
-          <w:tab w:val="num" w:pos="2160"/>
-        </w:tabs>
-        <w:ind w:left="2160" w:hanging="360"/>
-      </w:pPr>
-    </w:lvl>
-    <w:lvl w:ilvl="3" w:tentative="1">
-      <w:start w:val="1"/>
-      <w:numFmt w:val="decimal"/>
-      <w:lvlText w:val="%4."/>
-      <w:lvlJc w:val="left"/>
-      <w:pPr>
-        <w:tabs>
-          <w:tab w:val="num" w:pos="2880"/>
-        </w:tabs>
-        <w:ind w:left="2880" w:hanging="360"/>
-      </w:pPr>
-    </w:lvl>
-    <w:lvl w:ilvl="4" w:tentative="1">
-      <w:start w:val="1"/>
-      <w:numFmt w:val="decimal"/>
-      <w:lvlText w:val="%5."/>
-      <w:lvlJc w:val="left"/>
-      <w:pPr>
-        <w:tabs>
-          <w:tab w:val="num" w:pos="3600"/>
-        </w:tabs>
-        <w:ind w:left="3600" w:hanging="360"/>
-      </w:pPr>
-    </w:lvl>
-    <w:lvl w:ilvl="5" w:tentative="1">
-      <w:start w:val="1"/>
-      <w:numFmt w:val="decimal"/>
-      <w:lvlText w:val="%6."/>
-      <w:lvlJc w:val="left"/>
-      <w:pPr>
-        <w:tabs>
-          <w:tab w:val="num" w:pos="4320"/>
-        </w:tabs>
-        <w:ind w:left="4320" w:hanging="360"/>
-      </w:pPr>
-    </w:lvl>
-    <w:lvl w:ilvl="6" w:tentative="1">
-      <w:start w:val="1"/>
-      <w:numFmt w:val="decimal"/>
-      <w:lvlText w:val="%7."/>
-      <w:lvlJc w:val="left"/>
-      <w:pPr>
-        <w:tabs>
-          <w:tab w:val="num" w:pos="5040"/>
-        </w:tabs>
-        <w:ind w:left="5040" w:hanging="360"/>
-      </w:pPr>
-    </w:lvl>
-    <w:lvl w:ilvl="7" w:tentative="1">
-      <w:start w:val="1"/>
-      <w:numFmt w:val="decimal"/>
-      <w:lvlText w:val="%8."/>
-      <w:lvlJc w:val="left"/>
-      <w:pPr>
-        <w:tabs>
-          <w:tab w:val="num" w:pos="5760"/>
-        </w:tabs>
-        <w:ind w:left="5760" w:hanging="360"/>
-      </w:pPr>
-    </w:lvl>
-    <w:lvl w:ilvl="8" w:tentative="1">
-      <w:start w:val="1"/>
-      <w:numFmt w:val="decimal"/>
-      <w:lvlText w:val="%9."/>
-      <w:lvlJc w:val="left"/>
-      <w:pPr>
-        <w:tabs>
-          <w:tab w:val="num" w:pos="6480"/>
-        </w:tabs>
-        <w:ind w:left="6480" w:hanging="360"/>
-      </w:pPr>
-    </w:lvl>
-  </w:abstractNum>
-  <w:abstractNum w:abstractNumId="1" w15:restartNumberingAfterBreak="0">
-    <w:nsid w:val="11B21D73"/>
-    <w:multiLevelType w:val="multilevel"/>
-    <w:tmpl w:val="F7CAC9D8"/>
-    <w:lvl w:ilvl="0">
-      <w:start w:val="1"/>
-      <w:numFmt w:val="decimal"/>
-      <w:lvlText w:val="%1."/>
-      <w:lvlJc w:val="left"/>
-      <w:pPr>
-        <w:tabs>
-          <w:tab w:val="num" w:pos="720"/>
-        </w:tabs>
-        <w:ind w:left="720" w:hanging="360"/>
-      </w:pPr>
-    </w:lvl>
-    <w:lvl w:ilvl="1" w:tentative="1">
-      <w:start w:val="1"/>
-      <w:numFmt w:val="decimal"/>
-      <w:lvlText w:val="%2."/>
-      <w:lvlJc w:val="left"/>
-      <w:pPr>
-        <w:tabs>
-          <w:tab w:val="num" w:pos="1440"/>
-        </w:tabs>
-        <w:ind w:left="1440" w:hanging="360"/>
-      </w:pPr>
-    </w:lvl>
-    <w:lvl w:ilvl="2" w:tentative="1">
-      <w:start w:val="1"/>
-      <w:numFmt w:val="decimal"/>
-      <w:lvlText w:val="%3."/>
-      <w:lvlJc w:val="left"/>
-      <w:pPr>
-        <w:tabs>
-          <w:tab w:val="num" w:pos="2160"/>
-        </w:tabs>
-        <w:ind w:left="2160" w:hanging="360"/>
-      </w:pPr>
-    </w:lvl>
-    <w:lvl w:ilvl="3" w:tentative="1">
-      <w:start w:val="1"/>
-      <w:numFmt w:val="decimal"/>
-      <w:lvlText w:val="%4."/>
-      <w:lvlJc w:val="left"/>
-      <w:pPr>
-        <w:tabs>
-          <w:tab w:val="num" w:pos="2880"/>
-        </w:tabs>
-        <w:ind w:left="2880" w:hanging="360"/>
-      </w:pPr>
-    </w:lvl>
-    <w:lvl w:ilvl="4" w:tentative="1">
-      <w:start w:val="1"/>
-      <w:numFmt w:val="decimal"/>
-      <w:lvlText w:val="%5."/>
-      <w:lvlJc w:val="left"/>
-      <w:pPr>
-        <w:tabs>
-          <w:tab w:val="num" w:pos="3600"/>
-        </w:tabs>
-        <w:ind w:left="3600" w:hanging="360"/>
-      </w:pPr>
-    </w:lvl>
-    <w:lvl w:ilvl="5" w:tentative="1">
-      <w:start w:val="1"/>
-      <w:numFmt w:val="decimal"/>
-      <w:lvlText w:val="%6."/>
-      <w:lvlJc w:val="left"/>
-      <w:pPr>
-        <w:tabs>
-          <w:tab w:val="num" w:pos="4320"/>
-        </w:tabs>
-        <w:ind w:left="4320" w:hanging="360"/>
-      </w:pPr>
-    </w:lvl>
-    <w:lvl w:ilvl="6" w:tentative="1">
-      <w:start w:val="1"/>
-      <w:numFmt w:val="decimal"/>
-      <w:lvlText w:val="%7."/>
-      <w:lvlJc w:val="left"/>
-      <w:pPr>
-        <w:tabs>
-          <w:tab w:val="num" w:pos="5040"/>
-        </w:tabs>
-        <w:ind w:left="5040" w:hanging="360"/>
-      </w:pPr>
-    </w:lvl>
-    <w:lvl w:ilvl="7" w:tentative="1">
-      <w:start w:val="1"/>
-      <w:numFmt w:val="decimal"/>
-      <w:lvlText w:val="%8."/>
-      <w:lvlJc w:val="left"/>
-      <w:pPr>
-        <w:tabs>
-          <w:tab w:val="num" w:pos="5760"/>
-        </w:tabs>
-        <w:ind w:left="5760" w:hanging="360"/>
-      </w:pPr>
-    </w:lvl>
-    <w:lvl w:ilvl="8" w:tentative="1">
-      <w:start w:val="1"/>
-      <w:numFmt w:val="decimal"/>
-      <w:lvlText w:val="%9."/>
-      <w:lvlJc w:val="left"/>
-      <w:pPr>
-        <w:tabs>
-          <w:tab w:val="num" w:pos="6480"/>
-        </w:tabs>
-        <w:ind w:left="6480" w:hanging="360"/>
-      </w:pPr>
-    </w:lvl>
-  </w:abstractNum>
-  <w:abstractNum w:abstractNumId="2" w15:restartNumberingAfterBreak="0">
-    <w:nsid w:val="20CB550B"/>
-    <w:multiLevelType w:val="multilevel"/>
-    <w:tmpl w:val="81947DF0"/>
+    <w:tmpl w:val="7226ACBE"/>
     <w:lvl w:ilvl="0">
       <w:start w:val="1"/>
       <w:numFmt w:val="bullet"/>
@@ -5827,10 +5590,123 @@
       </w:rPr>
     </w:lvl>
   </w:abstractNum>
-  <w:abstractNum w:abstractNumId="3" w15:restartNumberingAfterBreak="0">
-    <w:nsid w:val="284D5B0C"/>
+  <w:abstractNum w:abstractNumId="1" w15:restartNumberingAfterBreak="0">
+    <w:nsid w:val="0E0745DD"/>
     <w:multiLevelType w:val="multilevel"/>
-    <w:tmpl w:val="32F445C4"/>
+    <w:tmpl w:val="DDD259FC"/>
+    <w:lvl w:ilvl="0">
+      <w:start w:val="1"/>
+      <w:numFmt w:val="decimal"/>
+      <w:lvlText w:val="%1."/>
+      <w:lvlJc w:val="left"/>
+      <w:pPr>
+        <w:tabs>
+          <w:tab w:val="num" w:pos="720"/>
+        </w:tabs>
+        <w:ind w:left="720" w:hanging="360"/>
+      </w:pPr>
+    </w:lvl>
+    <w:lvl w:ilvl="1" w:tentative="1">
+      <w:start w:val="1"/>
+      <w:numFmt w:val="decimal"/>
+      <w:lvlText w:val="%2."/>
+      <w:lvlJc w:val="left"/>
+      <w:pPr>
+        <w:tabs>
+          <w:tab w:val="num" w:pos="1440"/>
+        </w:tabs>
+        <w:ind w:left="1440" w:hanging="360"/>
+      </w:pPr>
+    </w:lvl>
+    <w:lvl w:ilvl="2" w:tentative="1">
+      <w:start w:val="1"/>
+      <w:numFmt w:val="decimal"/>
+      <w:lvlText w:val="%3."/>
+      <w:lvlJc w:val="left"/>
+      <w:pPr>
+        <w:tabs>
+          <w:tab w:val="num" w:pos="2160"/>
+        </w:tabs>
+        <w:ind w:left="2160" w:hanging="360"/>
+      </w:pPr>
+    </w:lvl>
+    <w:lvl w:ilvl="3" w:tentative="1">
+      <w:start w:val="1"/>
+      <w:numFmt w:val="decimal"/>
+      <w:lvlText w:val="%4."/>
+      <w:lvlJc w:val="left"/>
+      <w:pPr>
+        <w:tabs>
+          <w:tab w:val="num" w:pos="2880"/>
+        </w:tabs>
+        <w:ind w:left="2880" w:hanging="360"/>
+      </w:pPr>
+    </w:lvl>
+    <w:lvl w:ilvl="4" w:tentative="1">
+      <w:start w:val="1"/>
+      <w:numFmt w:val="decimal"/>
+      <w:lvlText w:val="%5."/>
+      <w:lvlJc w:val="left"/>
+      <w:pPr>
+        <w:tabs>
+          <w:tab w:val="num" w:pos="3600"/>
+        </w:tabs>
+        <w:ind w:left="3600" w:hanging="360"/>
+      </w:pPr>
+    </w:lvl>
+    <w:lvl w:ilvl="5" w:tentative="1">
+      <w:start w:val="1"/>
+      <w:numFmt w:val="decimal"/>
+      <w:lvlText w:val="%6."/>
+      <w:lvlJc w:val="left"/>
+      <w:pPr>
+        <w:tabs>
+          <w:tab w:val="num" w:pos="4320"/>
+        </w:tabs>
+        <w:ind w:left="4320" w:hanging="360"/>
+      </w:pPr>
+    </w:lvl>
+    <w:lvl w:ilvl="6" w:tentative="1">
+      <w:start w:val="1"/>
+      <w:numFmt w:val="decimal"/>
+      <w:lvlText w:val="%7."/>
+      <w:lvlJc w:val="left"/>
+      <w:pPr>
+        <w:tabs>
+          <w:tab w:val="num" w:pos="5040"/>
+        </w:tabs>
+        <w:ind w:left="5040" w:hanging="360"/>
+      </w:pPr>
+    </w:lvl>
+    <w:lvl w:ilvl="7" w:tentative="1">
+      <w:start w:val="1"/>
+      <w:numFmt w:val="decimal"/>
+      <w:lvlText w:val="%8."/>
+      <w:lvlJc w:val="left"/>
+      <w:pPr>
+        <w:tabs>
+          <w:tab w:val="num" w:pos="5760"/>
+        </w:tabs>
+        <w:ind w:left="5760" w:hanging="360"/>
+      </w:pPr>
+    </w:lvl>
+    <w:lvl w:ilvl="8" w:tentative="1">
+      <w:start w:val="1"/>
+      <w:numFmt w:val="decimal"/>
+      <w:lvlText w:val="%9."/>
+      <w:lvlJc w:val="left"/>
+      <w:pPr>
+        <w:tabs>
+          <w:tab w:val="num" w:pos="6480"/>
+        </w:tabs>
+        <w:ind w:left="6480" w:hanging="360"/>
+      </w:pPr>
+    </w:lvl>
+  </w:abstractNum>
+  <w:abstractNum w:abstractNumId="2" w15:restartNumberingAfterBreak="0">
+    <w:nsid w:val="23A17E9D"/>
+    <w:multiLevelType w:val="multilevel"/>
+    <w:tmpl w:val="302C5CE8"/>
     <w:lvl w:ilvl="0">
       <w:start w:val="1"/>
       <w:numFmt w:val="bullet"/>
@@ -5976,10 +5852,10 @@
       </w:rPr>
     </w:lvl>
   </w:abstractNum>
-  <w:abstractNum w:abstractNumId="4" w15:restartNumberingAfterBreak="0">
-    <w:nsid w:val="313449EF"/>
+  <w:abstractNum w:abstractNumId="3" w15:restartNumberingAfterBreak="0">
+    <w:nsid w:val="32AB07EA"/>
     <w:multiLevelType w:val="multilevel"/>
-    <w:tmpl w:val="236EB02A"/>
+    <w:tmpl w:val="BD68DAAA"/>
     <w:lvl w:ilvl="0">
       <w:start w:val="1"/>
       <w:numFmt w:val="bullet"/>
@@ -6125,10 +6001,10 @@
       </w:rPr>
     </w:lvl>
   </w:abstractNum>
-  <w:abstractNum w:abstractNumId="5" w15:restartNumberingAfterBreak="0">
-    <w:nsid w:val="62DF5539"/>
+  <w:abstractNum w:abstractNumId="4" w15:restartNumberingAfterBreak="0">
+    <w:nsid w:val="43E72D8B"/>
     <w:multiLevelType w:val="multilevel"/>
-    <w:tmpl w:val="5C0EED1C"/>
+    <w:tmpl w:val="E9A4D708"/>
     <w:lvl w:ilvl="0">
       <w:start w:val="1"/>
       <w:numFmt w:val="bullet"/>
@@ -6274,10 +6150,10 @@
       </w:rPr>
     </w:lvl>
   </w:abstractNum>
-  <w:abstractNum w:abstractNumId="6" w15:restartNumberingAfterBreak="0">
-    <w:nsid w:val="67125871"/>
+  <w:abstractNum w:abstractNumId="5" w15:restartNumberingAfterBreak="0">
+    <w:nsid w:val="451459DD"/>
     <w:multiLevelType w:val="multilevel"/>
-    <w:tmpl w:val="5C0E1AC2"/>
+    <w:tmpl w:val="7200E1EE"/>
     <w:lvl w:ilvl="0">
       <w:start w:val="1"/>
       <w:numFmt w:val="bullet"/>
@@ -6423,10 +6299,123 @@
       </w:rPr>
     </w:lvl>
   </w:abstractNum>
+  <w:abstractNum w:abstractNumId="6" w15:restartNumberingAfterBreak="0">
+    <w:nsid w:val="4FE25A42"/>
+    <w:multiLevelType w:val="multilevel"/>
+    <w:tmpl w:val="D9FC1AC4"/>
+    <w:lvl w:ilvl="0">
+      <w:start w:val="1"/>
+      <w:numFmt w:val="decimal"/>
+      <w:lvlText w:val="%1."/>
+      <w:lvlJc w:val="left"/>
+      <w:pPr>
+        <w:tabs>
+          <w:tab w:val="num" w:pos="720"/>
+        </w:tabs>
+        <w:ind w:left="720" w:hanging="360"/>
+      </w:pPr>
+    </w:lvl>
+    <w:lvl w:ilvl="1" w:tentative="1">
+      <w:start w:val="1"/>
+      <w:numFmt w:val="decimal"/>
+      <w:lvlText w:val="%2."/>
+      <w:lvlJc w:val="left"/>
+      <w:pPr>
+        <w:tabs>
+          <w:tab w:val="num" w:pos="1440"/>
+        </w:tabs>
+        <w:ind w:left="1440" w:hanging="360"/>
+      </w:pPr>
+    </w:lvl>
+    <w:lvl w:ilvl="2" w:tentative="1">
+      <w:start w:val="1"/>
+      <w:numFmt w:val="decimal"/>
+      <w:lvlText w:val="%3."/>
+      <w:lvlJc w:val="left"/>
+      <w:pPr>
+        <w:tabs>
+          <w:tab w:val="num" w:pos="2160"/>
+        </w:tabs>
+        <w:ind w:left="2160" w:hanging="360"/>
+      </w:pPr>
+    </w:lvl>
+    <w:lvl w:ilvl="3" w:tentative="1">
+      <w:start w:val="1"/>
+      <w:numFmt w:val="decimal"/>
+      <w:lvlText w:val="%4."/>
+      <w:lvlJc w:val="left"/>
+      <w:pPr>
+        <w:tabs>
+          <w:tab w:val="num" w:pos="2880"/>
+        </w:tabs>
+        <w:ind w:left="2880" w:hanging="360"/>
+      </w:pPr>
+    </w:lvl>
+    <w:lvl w:ilvl="4" w:tentative="1">
+      <w:start w:val="1"/>
+      <w:numFmt w:val="decimal"/>
+      <w:lvlText w:val="%5."/>
+      <w:lvlJc w:val="left"/>
+      <w:pPr>
+        <w:tabs>
+          <w:tab w:val="num" w:pos="3600"/>
+        </w:tabs>
+        <w:ind w:left="3600" w:hanging="360"/>
+      </w:pPr>
+    </w:lvl>
+    <w:lvl w:ilvl="5" w:tentative="1">
+      <w:start w:val="1"/>
+      <w:numFmt w:val="decimal"/>
+      <w:lvlText w:val="%6."/>
+      <w:lvlJc w:val="left"/>
+      <w:pPr>
+        <w:tabs>
+          <w:tab w:val="num" w:pos="4320"/>
+        </w:tabs>
+        <w:ind w:left="4320" w:hanging="360"/>
+      </w:pPr>
+    </w:lvl>
+    <w:lvl w:ilvl="6" w:tentative="1">
+      <w:start w:val="1"/>
+      <w:numFmt w:val="decimal"/>
+      <w:lvlText w:val="%7."/>
+      <w:lvlJc w:val="left"/>
+      <w:pPr>
+        <w:tabs>
+          <w:tab w:val="num" w:pos="5040"/>
+        </w:tabs>
+        <w:ind w:left="5040" w:hanging="360"/>
+      </w:pPr>
+    </w:lvl>
+    <w:lvl w:ilvl="7" w:tentative="1">
+      <w:start w:val="1"/>
+      <w:numFmt w:val="decimal"/>
+      <w:lvlText w:val="%8."/>
+      <w:lvlJc w:val="left"/>
+      <w:pPr>
+        <w:tabs>
+          <w:tab w:val="num" w:pos="5760"/>
+        </w:tabs>
+        <w:ind w:left="5760" w:hanging="360"/>
+      </w:pPr>
+    </w:lvl>
+    <w:lvl w:ilvl="8" w:tentative="1">
+      <w:start w:val="1"/>
+      <w:numFmt w:val="decimal"/>
+      <w:lvlText w:val="%9."/>
+      <w:lvlJc w:val="left"/>
+      <w:pPr>
+        <w:tabs>
+          <w:tab w:val="num" w:pos="6480"/>
+        </w:tabs>
+        <w:ind w:left="6480" w:hanging="360"/>
+      </w:pPr>
+    </w:lvl>
+  </w:abstractNum>
   <w:abstractNum w:abstractNumId="7" w15:restartNumberingAfterBreak="0">
-    <w:nsid w:val="6940092F"/>
+    <w:nsid w:val="60834CED"/>
     <w:multiLevelType w:val="multilevel"/>
-    <w:tmpl w:val="1ECA7642"/>
+    <w:tmpl w:val="D43805C6"/>
     <w:lvl w:ilvl="0">
       <w:start w:val="1"/>
       <w:numFmt w:val="bullet"/>
@@ -6573,9 +6562,122 @@
     </w:lvl>
   </w:abstractNum>
   <w:abstractNum w:abstractNumId="8" w15:restartNumberingAfterBreak="0">
-    <w:nsid w:val="6F2C3986"/>
+    <w:nsid w:val="67CF47E1"/>
     <w:multiLevelType w:val="multilevel"/>
-    <w:tmpl w:val="0B66C406"/>
+    <w:tmpl w:val="99083B8A"/>
+    <w:lvl w:ilvl="0">
+      <w:start w:val="1"/>
+      <w:numFmt w:val="decimal"/>
+      <w:lvlText w:val="%1."/>
+      <w:lvlJc w:val="left"/>
+      <w:pPr>
+        <w:tabs>
+          <w:tab w:val="num" w:pos="720"/>
+        </w:tabs>
+        <w:ind w:left="720" w:hanging="360"/>
+      </w:pPr>
+    </w:lvl>
+    <w:lvl w:ilvl="1" w:tentative="1">
+      <w:start w:val="1"/>
+      <w:numFmt w:val="decimal"/>
+      <w:lvlText w:val="%2."/>
+      <w:lvlJc w:val="left"/>
+      <w:pPr>
+        <w:tabs>
+          <w:tab w:val="num" w:pos="1440"/>
+        </w:tabs>
+        <w:ind w:left="1440" w:hanging="360"/>
+      </w:pPr>
+    </w:lvl>
+    <w:lvl w:ilvl="2" w:tentative="1">
+      <w:start w:val="1"/>
+      <w:numFmt w:val="decimal"/>
+      <w:lvlText w:val="%3."/>
+      <w:lvlJc w:val="left"/>
+      <w:pPr>
+        <w:tabs>
+          <w:tab w:val="num" w:pos="2160"/>
+        </w:tabs>
+        <w:ind w:left="2160" w:hanging="360"/>
+      </w:pPr>
+    </w:lvl>
+    <w:lvl w:ilvl="3" w:tentative="1">
+      <w:start w:val="1"/>
+      <w:numFmt w:val="decimal"/>
+      <w:lvlText w:val="%4."/>
+      <w:lvlJc w:val="left"/>
+      <w:pPr>
+        <w:tabs>
+          <w:tab w:val="num" w:pos="2880"/>
+        </w:tabs>
+        <w:ind w:left="2880" w:hanging="360"/>
+      </w:pPr>
+    </w:lvl>
+    <w:lvl w:ilvl="4" w:tentative="1">
+      <w:start w:val="1"/>
+      <w:numFmt w:val="decimal"/>
+      <w:lvlText w:val="%5."/>
+      <w:lvlJc w:val="left"/>
+      <w:pPr>
+        <w:tabs>
+          <w:tab w:val="num" w:pos="3600"/>
+        </w:tabs>
+        <w:ind w:left="3600" w:hanging="360"/>
+      </w:pPr>
+    </w:lvl>
+    <w:lvl w:ilvl="5" w:tentative="1">
+      <w:start w:val="1"/>
+      <w:numFmt w:val="decimal"/>
+      <w:lvlText w:val="%6."/>
+      <w:lvlJc w:val="left"/>
+      <w:pPr>
+        <w:tabs>
+          <w:tab w:val="num" w:pos="4320"/>
+        </w:tabs>
+        <w:ind w:left="4320" w:hanging="360"/>
+      </w:pPr>
+    </w:lvl>
+    <w:lvl w:ilvl="6" w:tentative="1">
+      <w:start w:val="1"/>
+      <w:numFmt w:val="decimal"/>
+      <w:lvlText w:val="%7."/>
+      <w:lvlJc w:val="left"/>
+      <w:pPr>
+        <w:tabs>
+          <w:tab w:val="num" w:pos="5040"/>
+        </w:tabs>
+        <w:ind w:left="5040" w:hanging="360"/>
+      </w:pPr>
+    </w:lvl>
+    <w:lvl w:ilvl="7" w:tentative="1">
+      <w:start w:val="1"/>
+      <w:numFmt w:val="decimal"/>
+      <w:lvlText w:val="%8."/>
+      <w:lvlJc w:val="left"/>
+      <w:pPr>
+        <w:tabs>
+          <w:tab w:val="num" w:pos="5760"/>
+        </w:tabs>
+        <w:ind w:left="5760" w:hanging="360"/>
+      </w:pPr>
+    </w:lvl>
+    <w:lvl w:ilvl="8" w:tentative="1">
+      <w:start w:val="1"/>
+      <w:numFmt w:val="decimal"/>
+      <w:lvlText w:val="%9."/>
+      <w:lvlJc w:val="left"/>
+      <w:pPr>
+        <w:tabs>
+          <w:tab w:val="num" w:pos="6480"/>
+        </w:tabs>
+        <w:ind w:left="6480" w:hanging="360"/>
+      </w:pPr>
+    </w:lvl>
+  </w:abstractNum>
+  <w:abstractNum w:abstractNumId="9" w15:restartNumberingAfterBreak="0">
+    <w:nsid w:val="690B1C11"/>
+    <w:multiLevelType w:val="multilevel"/>
+    <w:tmpl w:val="C5B68986"/>
     <w:lvl w:ilvl="0">
       <w:start w:val="1"/>
       <w:numFmt w:val="bullet"/>
@@ -6721,10 +6823,10 @@
       </w:rPr>
     </w:lvl>
   </w:abstractNum>
-  <w:abstractNum w:abstractNumId="9" w15:restartNumberingAfterBreak="0">
-    <w:nsid w:val="726B4F18"/>
+  <w:abstractNum w:abstractNumId="10" w15:restartNumberingAfterBreak="0">
+    <w:nsid w:val="777B7B35"/>
     <w:multiLevelType w:val="multilevel"/>
-    <w:tmpl w:val="15968A18"/>
+    <w:tmpl w:val="C4A218C4"/>
     <w:lvl w:ilvl="0">
       <w:start w:val="1"/>
       <w:numFmt w:val="bullet"/>
@@ -6868,153 +6970,40 @@
         <w:rFonts w:ascii="Wingdings" w:hAnsi="Wingdings" w:hint="default"/>
         <w:sz w:val="20"/>
       </w:rPr>
-    </w:lvl>
-  </w:abstractNum>
-  <w:abstractNum w:abstractNumId="10" w15:restartNumberingAfterBreak="0">
-    <w:nsid w:val="7836024B"/>
-    <w:multiLevelType w:val="multilevel"/>
-    <w:tmpl w:val="299CCE64"/>
-    <w:lvl w:ilvl="0">
-      <w:start w:val="1"/>
-      <w:numFmt w:val="decimal"/>
-      <w:lvlText w:val="%1."/>
-      <w:lvlJc w:val="left"/>
-      <w:pPr>
-        <w:tabs>
-          <w:tab w:val="num" w:pos="720"/>
-        </w:tabs>
-        <w:ind w:left="720" w:hanging="360"/>
-      </w:pPr>
-    </w:lvl>
-    <w:lvl w:ilvl="1" w:tentative="1">
-      <w:start w:val="1"/>
-      <w:numFmt w:val="decimal"/>
-      <w:lvlText w:val="%2."/>
-      <w:lvlJc w:val="left"/>
-      <w:pPr>
-        <w:tabs>
-          <w:tab w:val="num" w:pos="1440"/>
-        </w:tabs>
-        <w:ind w:left="1440" w:hanging="360"/>
-      </w:pPr>
-    </w:lvl>
-    <w:lvl w:ilvl="2" w:tentative="1">
-      <w:start w:val="1"/>
-      <w:numFmt w:val="decimal"/>
-      <w:lvlText w:val="%3."/>
-      <w:lvlJc w:val="left"/>
-      <w:pPr>
-        <w:tabs>
-          <w:tab w:val="num" w:pos="2160"/>
-        </w:tabs>
-        <w:ind w:left="2160" w:hanging="360"/>
-      </w:pPr>
-    </w:lvl>
-    <w:lvl w:ilvl="3" w:tentative="1">
-      <w:start w:val="1"/>
-      <w:numFmt w:val="decimal"/>
-      <w:lvlText w:val="%4."/>
-      <w:lvlJc w:val="left"/>
-      <w:pPr>
-        <w:tabs>
-          <w:tab w:val="num" w:pos="2880"/>
-        </w:tabs>
-        <w:ind w:left="2880" w:hanging="360"/>
-      </w:pPr>
-    </w:lvl>
-    <w:lvl w:ilvl="4" w:tentative="1">
-      <w:start w:val="1"/>
-      <w:numFmt w:val="decimal"/>
-      <w:lvlText w:val="%5."/>
-      <w:lvlJc w:val="left"/>
-      <w:pPr>
-        <w:tabs>
-          <w:tab w:val="num" w:pos="3600"/>
-        </w:tabs>
-        <w:ind w:left="3600" w:hanging="360"/>
-      </w:pPr>
-    </w:lvl>
-    <w:lvl w:ilvl="5" w:tentative="1">
-      <w:start w:val="1"/>
-      <w:numFmt w:val="decimal"/>
-      <w:lvlText w:val="%6."/>
-      <w:lvlJc w:val="left"/>
-      <w:pPr>
-        <w:tabs>
-          <w:tab w:val="num" w:pos="4320"/>
-        </w:tabs>
-        <w:ind w:left="4320" w:hanging="360"/>
-      </w:pPr>
-    </w:lvl>
-    <w:lvl w:ilvl="6" w:tentative="1">
-      <w:start w:val="1"/>
-      <w:numFmt w:val="decimal"/>
-      <w:lvlText w:val="%7."/>
-      <w:lvlJc w:val="left"/>
-      <w:pPr>
-        <w:tabs>
-          <w:tab w:val="num" w:pos="5040"/>
-        </w:tabs>
-        <w:ind w:left="5040" w:hanging="360"/>
-      </w:pPr>
-    </w:lvl>
-    <w:lvl w:ilvl="7" w:tentative="1">
-      <w:start w:val="1"/>
-      <w:numFmt w:val="decimal"/>
-      <w:lvlText w:val="%8."/>
-      <w:lvlJc w:val="left"/>
-      <w:pPr>
-        <w:tabs>
-          <w:tab w:val="num" w:pos="5760"/>
-        </w:tabs>
-        <w:ind w:left="5760" w:hanging="360"/>
-      </w:pPr>
-    </w:lvl>
-    <w:lvl w:ilvl="8" w:tentative="1">
-      <w:start w:val="1"/>
-      <w:numFmt w:val="decimal"/>
-      <w:lvlText w:val="%9."/>
-      <w:lvlJc w:val="left"/>
-      <w:pPr>
-        <w:tabs>
-          <w:tab w:val="num" w:pos="6480"/>
-        </w:tabs>
-        <w:ind w:left="6480" w:hanging="360"/>
-      </w:pPr>
     </w:lvl>
   </w:abstractNum>
   <w:num w:numId="1">
     <w:abstractNumId w:val="1"/>
   </w:num>
   <w:num w:numId="2">
-    <w:abstractNumId w:val="8"/>
+    <w:abstractNumId w:val="5"/>
   </w:num>
   <w:num w:numId="3">
-    <w:abstractNumId w:val="6"/>
+    <w:abstractNumId w:val="10"/>
   </w:num>
   <w:num w:numId="4">
-    <w:abstractNumId w:val="5"/>
+    <w:abstractNumId w:val="4"/>
   </w:num>
   <w:num w:numId="5">
-    <w:abstractNumId w:val="7"/>
+    <w:abstractNumId w:val="0"/>
   </w:num>
   <w:num w:numId="6">
     <w:abstractNumId w:val="3"/>
   </w:num>
   <w:num w:numId="7">
-    <w:abstractNumId w:val="9"/>
+    <w:abstractNumId w:val="2"/>
   </w:num>
   <w:num w:numId="8">
-    <w:abstractNumId w:val="2"/>
+    <w:abstractNumId w:val="7"/>
   </w:num>
   <w:num w:numId="9">
-    <w:abstractNumId w:val="0"/>
+    <w:abstractNumId w:val="8"/>
   </w:num>
   <w:num w:numId="10">
-    <w:abstractNumId w:val="10"/>
+    <w:abstractNumId w:val="6"/>
   </w:num>
   <w:num w:numId="11">
-    <w:abstractNumId w:val="4"/>
+    <w:abstractNumId w:val="9"/>
   </w:num>
 </w:numbering>
 </file>
@@ -7035,7 +7024,7 @@
     <w:lsdException w:name="heading 1" w:uiPriority="9" w:qFormat="1"/>
     <w:lsdException w:name="heading 2" w:uiPriority="9" w:qFormat="1"/>
     <w:lsdException w:name="heading 3" w:uiPriority="9" w:qFormat="1"/>
-    <w:lsdException w:name="heading 4" w:semiHidden="1" w:uiPriority="9" w:unhideWhenUsed="1" w:qFormat="1"/>
+    <w:lsdException w:name="heading 4" w:uiPriority="9" w:qFormat="1"/>
     <w:lsdException w:name="heading 5" w:semiHidden="1" w:uiPriority="9" w:unhideWhenUsed="1" w:qFormat="1"/>
     <w:lsdException w:name="heading 6" w:semiHidden="1" w:uiPriority="9" w:unhideWhenUsed="1" w:qFormat="1"/>
     <w:lsdException w:name="heading 7" w:semiHidden="1" w:uiPriority="9" w:unhideWhenUsed="1" w:qFormat="1"/>
@@ -7420,9 +7409,9 @@
     <w:qFormat/>
     <w:pPr>
       <w:pBdr>
-        <w:bottom w:val="single" w:sz="12" w:space="6" w:color="0056D2"/>
+        <w:bottom w:val="single" w:sz="12" w:space="5" w:color="0056D2"/>
       </w:pBdr>
-      <w:spacing w:before="750" w:after="100" w:afterAutospacing="1"/>
+      <w:spacing w:before="600" w:after="100" w:afterAutospacing="1"/>
       <w:outlineLvl w:val="0"/>
     </w:pPr>
     <w:rPr>
@@ -7430,8 +7419,8 @@
       <w:bCs/>
       <w:color w:val="0A2540"/>
       <w:kern w:val="36"/>
-      <w:sz w:val="39"/>
-      <w:szCs w:val="39"/>
+      <w:sz w:val="36"/>
+      <w:szCs w:val="36"/>
     </w:rPr>
   </w:style>
   <w:style w:type="paragraph" w:styleId="Heading2">
@@ -7441,15 +7430,15 @@
     <w:uiPriority w:val="9"/>
     <w:qFormat/>
     <w:pPr>
-      <w:spacing w:before="525" w:after="100" w:afterAutospacing="1"/>
+      <w:spacing w:before="450" w:after="100" w:afterAutospacing="1"/>
       <w:outlineLvl w:val="1"/>
     </w:pPr>
     <w:rPr>
       <w:b/>
       <w:bCs/>
       <w:color w:val="0056D2"/>
-      <w:sz w:val="30"/>
-      <w:szCs w:val="30"/>
+      <w:sz w:val="27"/>
+      <w:szCs w:val="27"/>
     </w:rPr>
   </w:style>
   <w:style w:type="paragraph" w:styleId="Heading3">
@@ -7459,13 +7448,33 @@
     <w:uiPriority w:val="9"/>
     <w:qFormat/>
     <w:pPr>
-      <w:spacing w:before="375" w:after="100" w:afterAutospacing="1"/>
+      <w:spacing w:before="300" w:after="100" w:afterAutospacing="1"/>
       <w:outlineLvl w:val="2"/>
     </w:pPr>
     <w:rPr>
       <w:b/>
       <w:bCs/>
       <w:color w:val="1F1F1F"/>
+      <w:sz w:val="23"/>
+      <w:szCs w:val="23"/>
+    </w:rPr>
+  </w:style>
+  <w:style w:type="paragraph" w:styleId="Heading4">
+    <w:name w:val="heading 4"/>
+    <w:basedOn w:val="Normal"/>
+    <w:link w:val="Heading4Char"/>
+    <w:uiPriority w:val="9"/>
+    <w:qFormat/>
+    <w:pPr>
+      <w:spacing w:before="225" w:after="100" w:afterAutospacing="1"/>
+      <w:outlineLvl w:val="3"/>
+    </w:pPr>
+    <w:rPr>
+      <w:b/>
+      <w:bCs/>
+      <w:color w:val="333333"/>
+      <w:sz w:val="20"/>
+      <w:szCs w:val="20"/>
     </w:rPr>
   </w:style>
   <w:style w:type="character" w:default="1" w:styleId="DefaultParagraphFont">
@@ -7533,6 +7542,21 @@
       <w:szCs w:val="24"/>
     </w:rPr>
   </w:style>
+  <w:style w:type="character" w:customStyle="1" w:styleId="Heading4Char">
+    <w:name w:val="Heading 4 Char"/>
+    <w:basedOn w:val="DefaultParagraphFont"/>
+    <w:link w:val="Heading4"/>
+    <w:uiPriority w:val="9"/>
+    <w:semiHidden/>
+    <w:rPr>
+      <w:rFonts w:asciiTheme="majorHAnsi" w:eastAsiaTheme="majorEastAsia" w:hAnsiTheme="majorHAnsi" w:cstheme="majorBidi"/>
+      <w:i/>
+      <w:iCs/>
+      <w:color w:val="2E74B5" w:themeColor="accent1" w:themeShade="BF"/>
+      <w:sz w:val="24"/>
+      <w:szCs w:val="24"/>
+    </w:rPr>
+  </w:style>
   <w:style w:type="paragraph" w:styleId="NormalWeb">
     <w:name w:val="Normal (Web)"/>
     <w:basedOn w:val="Normal"/>
@@ -7540,12 +7564,12 @@
     <w:semiHidden/>
     <w:unhideWhenUsed/>
     <w:pPr>
-      <w:spacing w:before="120" w:after="120"/>
+      <w:spacing w:before="90" w:after="90"/>
       <w:jc w:val="both"/>
     </w:pPr>
     <w:rPr>
-      <w:sz w:val="20"/>
-      <w:szCs w:val="20"/>
+      <w:sz w:val="18"/>
+      <w:szCs w:val="18"/>
     </w:rPr>
   </w:style>
   <w:style w:type="paragraph" w:customStyle="1" w:styleId="cover">
@@ -7553,14 +7577,14 @@
     <w:basedOn w:val="Normal"/>
     <w:pPr>
       <w:pBdr>
-        <w:bottom w:val="single" w:sz="18" w:space="31" w:color="0056D2"/>
+        <w:bottom w:val="single" w:sz="18" w:space="30" w:color="0056D2"/>
       </w:pBdr>
-      <w:spacing w:before="120" w:after="600"/>
+      <w:spacing w:before="90" w:after="600"/>
       <w:jc w:val="center"/>
     </w:pPr>
     <w:rPr>
-      <w:sz w:val="20"/>
-      <w:szCs w:val="20"/>
+      <w:sz w:val="18"/>
+      <w:szCs w:val="18"/>
     </w:rPr>
   </w:style>
   <w:style w:type="paragraph" w:customStyle="1" w:styleId="page-break">
@@ -7568,12 +7592,12 @@
     <w:basedOn w:val="Normal"/>
     <w:pPr>
       <w:pageBreakBefore/>
-      <w:spacing w:before="120" w:after="120"/>
+      <w:spacing w:before="90" w:after="90"/>
       <w:jc w:val="both"/>
     </w:pPr>
     <w:rPr>
-      <w:sz w:val="20"/>
-      <w:szCs w:val="20"/>
+      <w:sz w:val="18"/>
+      <w:szCs w:val="18"/>
     </w:rPr>
   </w:style>
   <w:style w:type="paragraph" w:customStyle="1" w:styleId="section-label">
@@ -7581,15 +7605,15 @@
     <w:basedOn w:val="Normal"/>
     <w:pPr>
       <w:shd w:val="clear" w:color="auto" w:fill="E8F0FE"/>
-      <w:spacing w:before="120" w:after="225"/>
+      <w:spacing w:before="90" w:after="180"/>
       <w:jc w:val="both"/>
     </w:pPr>
     <w:rPr>
       <w:b/>
       <w:bCs/>
       <w:color w:val="0056D2"/>
-      <w:sz w:val="18"/>
-      <w:szCs w:val="18"/>
+      <w:sz w:val="17"/>
+      <w:szCs w:val="17"/>
     </w:rPr>
   </w:style>
   <w:style w:type="paragraph" w:customStyle="1" w:styleId="code">
@@ -7597,11 +7621,70 @@
     <w:basedOn w:val="Normal"/>
     <w:pPr>
       <w:shd w:val="clear" w:color="auto" w:fill="F5F5F5"/>
-      <w:spacing w:before="120" w:after="120"/>
+      <w:spacing w:before="90" w:after="90"/>
       <w:jc w:val="both"/>
     </w:pPr>
     <w:rPr>
       <w:rFonts w:ascii="Courier New" w:hAnsi="Courier New" w:cs="Courier New"/>
+      <w:sz w:val="17"/>
+      <w:szCs w:val="17"/>
+    </w:rPr>
+  </w:style>
+  <w:style w:type="paragraph" w:customStyle="1" w:styleId="img-full">
+    <w:name w:val="img-full"/>
+    <w:basedOn w:val="Normal"/>
+    <w:pPr>
+      <w:spacing w:before="90" w:after="90"/>
+      <w:jc w:val="both"/>
+    </w:pPr>
+    <w:rPr>
+      <w:sz w:val="18"/>
+      <w:szCs w:val="18"/>
+    </w:rPr>
+  </w:style>
+  <w:style w:type="paragraph" w:customStyle="1" w:styleId="img-med">
+    <w:name w:val="img-med"/>
+    <w:basedOn w:val="Normal"/>
+    <w:pPr>
+      <w:spacing w:before="90" w:after="90"/>
+      <w:jc w:val="both"/>
+    </w:pPr>
+    <w:rPr>
+      <w:sz w:val="18"/>
+      <w:szCs w:val="18"/>
+    </w:rPr>
+  </w:style>
+  <w:style w:type="paragraph" w:customStyle="1" w:styleId="img-small">
+    <w:name w:val="img-small"/>
+    <w:basedOn w:val="Normal"/>
+    <w:pPr>
+      <w:spacing w:before="90" w:after="90"/>
+      <w:jc w:val="both"/>
+    </w:pPr>
+    <w:rPr>
+      <w:sz w:val="18"/>
+      <w:szCs w:val="18"/>
+    </w:rPr>
+  </w:style>
+  <w:style w:type="paragraph" w:customStyle="1" w:styleId="img-table">
+    <w:name w:val="img-table"/>
+    <w:basedOn w:val="Normal"/>
+    <w:pPr>
+      <w:jc w:val="both"/>
+    </w:pPr>
+    <w:rPr>
+      <w:sz w:val="18"/>
+      <w:szCs w:val="18"/>
+    </w:rPr>
+  </w:style>
+  <w:style w:type="paragraph" w:customStyle="1" w:styleId="screenshot-table">
+    <w:name w:val="screenshot-table"/>
+    <w:basedOn w:val="Normal"/>
+    <w:pPr>
+      <w:spacing w:before="90" w:after="90"/>
+      <w:jc w:val="both"/>
+    </w:pPr>
+    <w:rPr>
       <w:sz w:val="18"/>
       <w:szCs w:val="18"/>
     </w:rPr>
@@ -7610,31 +7693,31 @@
     <w:name w:val="details"/>
     <w:basedOn w:val="Normal"/>
     <w:pPr>
-      <w:spacing w:before="120" w:after="120"/>
+      <w:spacing w:before="90" w:after="90"/>
       <w:jc w:val="both"/>
     </w:pPr>
     <w:rPr>
-      <w:sz w:val="20"/>
-      <w:szCs w:val="20"/>
+      <w:sz w:val="18"/>
+      <w:szCs w:val="18"/>
     </w:rPr>
   </w:style>
   <w:style w:type="paragraph" w:customStyle="1" w:styleId="sign">
     <w:name w:val="sign"/>
     <w:basedOn w:val="Normal"/>
     <w:pPr>
-      <w:spacing w:before="120" w:after="120"/>
+      <w:spacing w:before="90" w:after="90"/>
       <w:jc w:val="both"/>
     </w:pPr>
     <w:rPr>
-      <w:sz w:val="20"/>
-      <w:szCs w:val="20"/>
+      <w:sz w:val="18"/>
+      <w:szCs w:val="18"/>
     </w:rPr>
   </w:style>
   <w:style w:type="paragraph" w:customStyle="1" w:styleId="details1">
     <w:name w:val="details1"/>
     <w:basedOn w:val="Normal"/>
     <w:pPr>
-      <w:spacing w:before="450" w:after="450"/>
+      <w:spacing w:before="300" w:after="300"/>
     </w:pPr>
     <w:rPr>
       <w:sz w:val="21"/>
@@ -7646,16 +7729,16 @@
     <w:basedOn w:val="Normal"/>
     <w:pPr>
       <w:pBdr>
-        <w:top w:val="single" w:sz="6" w:space="15" w:color="CCCCCC"/>
+        <w:top w:val="single" w:sz="6" w:space="11" w:color="CCCCCC"/>
       </w:pBdr>
-      <w:spacing w:before="600" w:after="120"/>
+      <w:spacing w:before="450" w:after="90"/>
       <w:jc w:val="both"/>
     </w:pPr>
     <w:rPr>
       <w:i/>
       <w:iCs/>
-      <w:sz w:val="20"/>
-      <w:szCs w:val="20"/>
+      <w:sz w:val="18"/>
+      <w:szCs w:val="18"/>
     </w:rPr>
   </w:style>
   <w:style w:type="character" w:styleId="Strong">
@@ -7695,8 +7778,8 @@
     <w:basedOn w:val="DefaultParagraphFont"/>
     <w:rPr>
       <w:rFonts w:ascii="Courier New" w:hAnsi="Courier New" w:cs="Courier New" w:hint="default"/>
-      <w:sz w:val="18"/>
-      <w:szCs w:val="18"/>
+      <w:sz w:val="17"/>
+      <w:szCs w:val="17"/>
       <w:shd w:val="clear" w:color="auto" w:fill="F5F5F5"/>
     </w:rPr>
   </w:style>
